--- a/实验1-带键盘事件的计算器_2026秋.docx
+++ b/实验1-带键盘事件的计算器_2026秋.docx
@@ -1430,7 +1430,7 @@
           </w:p>
           <w:p>
             <w:pPr>
-              <w:spacing w:after="40" w:line="300" w:lineRule="auto"/>
+              <w:spacing w:before="0" w:after="40" w:line="300" w:lineRule="auto"/>
             </w:pPr>
             <w:r>
               <w:rPr>
@@ -1438,12 +1438,12 @@
                 <w:b w:val="0"/>
                 <w:sz w:val="21"/>
               </w:rPr>
-              <w:t>界面在 Qt Designer（mainwindow.ui）中设计完成，整体为「上显示、下按键」的经典计算器布局：</w:t>
-            </w:r>
-          </w:p>
-          <w:p>
-            <w:pPr>
-              <w:spacing w:after="40" w:line="300" w:lineRule="auto"/>
+              <w:t>界面是在 Qt Designer 里拖出来的，保存为 mainwindow.ui。上方是 labelExpression，一行小灰字，用来提示当前进行到哪一步，比如敲完 12.5 再按加号，它显示“12.5 +”；真正的结果和输入由下面的 lineEditDisplay 显示，字号调到 34pt、右对齐。这个输入框设成了 readOnly，一开始没设，用键盘输入时屏幕上多出一条闪烁的光标，看着很别扭。</w:t>
+            </w:r>
+          </w:p>
+          <w:p>
+            <w:pPr>
+              <w:spacing w:before="0" w:after="40" w:line="300" w:lineRule="auto"/>
             </w:pPr>
             <w:r>
               <w:rPr>
@@ -1451,12 +1451,12 @@
                 <w:b w:val="0"/>
                 <w:sz w:val="21"/>
               </w:rPr>
-              <w:t>① 显示区：上方为 QLabel（labelExpression），以小号灰字显示历史表达式（如“12.5 +”）；下方为 QLineEdit（lineEditDisplay），以 34pt 大字右对齐显示当前输入与结果，设为 readOnly 防止光标混入。</w:t>
-            </w:r>
-          </w:p>
-          <w:p>
-            <w:pPr>
-              <w:spacing w:after="40" w:line="300" w:lineRule="auto"/>
+              <w:t>按键区用 QGridLayout 排成 5 行 4 列，一共 20 个 QPushButton：第一行是 C、退格、%、÷，最后一行是 ±、0、小数点和等号，中间三行放常规的数字和加减乘。按钮统一 68×56，字号 16pt，网格的间距调到 8，比默认紧凑一点。</w:t>
+            </w:r>
+          </w:p>
+          <w:p>
+            <w:pPr>
+              <w:spacing w:before="0" w:after="40" w:line="300" w:lineRule="auto"/>
             </w:pPr>
             <w:r>
               <w:rPr>
@@ -1464,31 +1464,18 @@
                 <w:b w:val="0"/>
                 <w:sz w:val="21"/>
               </w:rPr>
-              <w:t>② 按键区：QGridLayout 共 5 行 4 列、20 个 QPushButton。第 1 行为功能键 C、⌫、%、÷，第 2~4 行为数字 7~1 与运算符，第 5 行为 ±、0、.、=。每个按键 minimumSize 68×56，字号 16pt。</w:t>
-            </w:r>
-          </w:p>
-          <w:p>
-            <w:pPr>
-              <w:spacing w:after="40" w:line="300" w:lineRule="auto"/>
-            </w:pPr>
-            <w:r>
-              <w:rPr>
-                <w:rFonts w:ascii="宋体" w:hAnsi="宋体" w:eastAsia="宋体"/>
-                <w:b w:val="0"/>
-                <w:sz w:val="21"/>
-              </w:rPr>
-              <w:t>③ 命名规范：控件按“类型＋功能”命名，数字键为 pushButton_0 ~ pushButton_9，运算符为 pushButton_Add / Subtract / Multiply / Divide，其余为 pushButton_Equal、pushButton_Clear、pushButton_Backspace、pushButton_Point、pushButton_Sign、pushButton_Percent，代码中可读性强。</w:t>
-            </w:r>
-          </w:p>
-          <w:p>
-            <w:pPr>
-              <w:spacing w:after="40" w:line="300" w:lineRule="auto"/>
+              <w:t>控件命名按用途来取：数字键 pushButton_0 到 pushButton_9，加减乘除是 pushButton_Add / Subtract / Multiply / Divide，剩下的是 pushButton_Equal、pushButton_Clear、pushButton_Backspace、pushButton_Point、pushButton_Sign、pushButton_Percent。改名字花了点时间，但后面写代码时看名字就知道点的是哪个键，不用反复回 UI 文件里对照。</w:t>
+            </w:r>
+          </w:p>
+          <w:p>
+            <w:pPr>
+              <w:spacing w:before="0" w:after="60" w:line="300" w:lineRule="auto"/>
               <w:jc w:val="center"/>
             </w:pPr>
             <w:r>
               <w:drawing>
                 <wp:inline xmlns:a="http://schemas.openxmlformats.org/drawingml/2006/main" xmlns:pic="http://schemas.openxmlformats.org/drawingml/2006/picture">
-                  <wp:extent cx="2232000" cy="3397600"/>
+                  <wp:extent cx="3780000" cy="5754000"/>
                   <wp:docPr id="8" name="Picture 8"/>
                   <wp:cNvGraphicFramePr>
                     <a:graphicFrameLocks noChangeAspect="1"/>
@@ -1509,7 +1496,7 @@
                         <pic:spPr>
                           <a:xfrm>
                             <a:off x="0" y="0"/>
-                            <a:ext cx="2232000" cy="3397600"/>
+                            <a:ext cx="3780000" cy="5754000"/>
                           </a:xfrm>
                           <a:prstGeom prst="rect"/>
                         </pic:spPr>
@@ -1522,7 +1509,38 @@
           </w:p>
           <w:p>
             <w:pPr>
-              <w:spacing w:after="40" w:line="300" w:lineRule="auto"/>
+              <w:spacing w:before="0" w:after="120" w:line="300" w:lineRule="auto"/>
+              <w:jc w:val="center"/>
+            </w:pPr>
+            <w:r>
+              <w:rPr>
+                <w:rFonts w:ascii="宋体" w:hAnsi="宋体" w:eastAsia="宋体"/>
+                <w:b w:val="0"/>
+                <w:sz w:val="18"/>
+              </w:rPr>
+              <w:t>图1  UI 设计器中完成的布局与属性设置</w:t>
+            </w:r>
+          </w:p>
+          <w:p>
+            <w:pPr>
+              <w:pStyle w:val="ae"/>
+              <w:numPr>
+                <w:ilvl w:val="0"/>
+                <w:numId w:val="7"/>
+              </w:numPr>
+              <w:spacing w:line="480" w:lineRule="auto"/>
+              <w:ind w:left="880" w:firstLineChars="0"/>
+            </w:pPr>
+            <w:r>
+              <w:rPr>
+                <w:rFonts w:hint="eastAsia"/>
+              </w:rPr>
+              <w:t>按键事件处理：完成操作数输入、小数点、退格和清除，并验证异常输入处理</w:t>
+            </w:r>
+          </w:p>
+          <w:p>
+            <w:pPr>
+              <w:spacing w:before="0" w:after="40" w:line="300" w:lineRule="auto"/>
             </w:pPr>
             <w:r>
               <w:rPr>
@@ -1530,29 +1548,12 @@
                 <w:b w:val="0"/>
                 <w:sz w:val="21"/>
               </w:rPr>
-              <w:t>图1 初始界面（UI 设计器完成布局与属性设置）</w:t>
-            </w:r>
-          </w:p>
-          <w:p>
-            <w:pPr>
-              <w:pStyle w:val="ae"/>
-              <w:spacing w:line="480" w:lineRule="auto"/>
-              <w:ind w:left="880" w:firstLineChars="0" w:firstLine="0"/>
-              <w:rPr>
-                <w:color w:val="FF0000"/>
-              </w:rPr>
-            </w:pPr>
-            <w:r>
-              <w:rPr>
-                <w:rFonts w:hint="eastAsia"/>
-                <w:color w:val="FF0000"/>
-              </w:rPr>
-              <w:t>主要代码、设计说明及运行结果截图</w:t>
-            </w:r>
-          </w:p>
-          <w:p>
-            <w:pPr>
-              <w:spacing w:after="40" w:line="300" w:lineRule="auto"/>
+              <w:t>整个计算器只有一个信号入口：onButtonClicked()。20 个按钮的 clicked 全部连到这个槽，槽里用 sender() 取出被点的按钮，再根据它的 objectName 决定调用哪个函数。键盘那边也是直接调同一批函数（第 7 节），所以新增功能时改一处就够，不会出现鼠标和键盘两套逻辑对不上的情况。</w:t>
+            </w:r>
+          </w:p>
+          <w:p>
+            <w:pPr>
+              <w:spacing w:before="0" w:after="40" w:line="300" w:lineRule="auto"/>
             </w:pPr>
             <w:r>
               <w:rPr>
@@ -1560,311 +1561,408 @@
                 <w:b w:val="0"/>
                 <w:sz w:val="21"/>
               </w:rPr>
-              <w:t>整体设计：所有按键的 clicked 信号统一连接到 onButtonClicked() 槽，槽内通过 sender() 取得被点按钮的 objectName 并分发到核心处理函数；键盘事件 keyPressEvent() 同样调用这一批函数，因此鼠标与键盘天然复用同一套逻辑。核心函数包括：appendDigit()（数字输入）、appendPoint()（小数点）、backspace()（退格）、clearAll()/clearEntry()（清除）、applyOperator()（运算符）、calculateEqual()（等号）、toggleSign()（正负号）、applyPercent()（百分号）。</w:t>
-            </w:r>
-          </w:p>
-          <w:p>
-            <w:pPr>
-              <w:spacing w:after="40" w:line="300" w:lineRule="auto"/>
-            </w:pPr>
-            <w:r>
-              <w:rPr>
-                <w:rFonts w:ascii="宋体" w:hAnsi="宋体" w:eastAsia="宋体"/>
-                <w:b/>
+              <w:t>负责具体动作的函数集中在 mainwindow.h 里声明：appendDigit 处理数字，appendPoint 处理小数点，backspace、clearAll、clearEntry 负责删除，applyOperator 和 calculateEqual 负责运算，toggleSign 和 applyPercent 处理正负号和百分号。每个函数都很短，出错时能很快定位。</w:t>
+            </w:r>
+          </w:p>
+          <w:p>
+            <w:pPr>
+              <w:spacing w:before="0" w:after="0" w:line="300" w:lineRule="auto"/>
+              <w:ind w:left="255"/>
+            </w:pPr>
+            <w:r>
+              <w:rPr>
+                <w:rFonts w:ascii="Consolas" w:hAnsi="Consolas" w:eastAsia="宋体"/>
+                <w:b w:val="0"/>
+                <w:sz w:val="19"/>
+              </w:rPr>
+              <w:t>void MainWindow::setupConnections()</w:t>
+            </w:r>
+          </w:p>
+          <w:p>
+            <w:pPr>
+              <w:spacing w:before="0" w:after="0" w:line="300" w:lineRule="auto"/>
+              <w:ind w:left="255"/>
+            </w:pPr>
+            <w:r>
+              <w:rPr>
+                <w:rFonts w:ascii="Consolas" w:hAnsi="Consolas" w:eastAsia="宋体"/>
+                <w:b w:val="0"/>
+                <w:sz w:val="19"/>
+              </w:rPr>
+              <w:t>{</w:t>
+            </w:r>
+          </w:p>
+          <w:p>
+            <w:pPr>
+              <w:spacing w:before="0" w:after="0" w:line="300" w:lineRule="auto"/>
+              <w:ind w:left="255"/>
+            </w:pPr>
+            <w:r>
+              <w:rPr>
+                <w:rFonts w:ascii="Consolas" w:hAnsi="Consolas" w:eastAsia="宋体"/>
+                <w:b w:val="0"/>
+                <w:sz w:val="19"/>
+              </w:rPr>
+              <w:t xml:space="preserve">    for (QPushButton *button : findChildren&lt;QPushButton *&gt;())</w:t>
+            </w:r>
+          </w:p>
+          <w:p>
+            <w:pPr>
+              <w:spacing w:before="0" w:after="0" w:line="300" w:lineRule="auto"/>
+              <w:ind w:left="255"/>
+            </w:pPr>
+            <w:r>
+              <w:rPr>
+                <w:rFonts w:ascii="Consolas" w:hAnsi="Consolas" w:eastAsia="宋体"/>
+                <w:b w:val="0"/>
+                <w:sz w:val="19"/>
+              </w:rPr>
+              <w:t xml:space="preserve">        connect(button, &amp;QPushButton::clicked, this, &amp;MainWindow::onButtonClicked);</w:t>
+            </w:r>
+          </w:p>
+          <w:p>
+            <w:pPr>
+              <w:spacing w:before="0" w:after="0" w:line="300" w:lineRule="auto"/>
+              <w:ind w:left="255"/>
+            </w:pPr>
+            <w:r>
+              <w:rPr>
+                <w:rFonts w:ascii="Consolas" w:hAnsi="Consolas" w:eastAsia="宋体"/>
+                <w:b w:val="0"/>
+                <w:sz w:val="19"/>
+              </w:rPr>
+              <w:t>}</w:t>
+            </w:r>
+          </w:p>
+          <w:p>
+            <w:pPr>
+              <w:spacing w:before="0" w:after="0" w:line="300" w:lineRule="auto"/>
+              <w:ind w:left="255"/>
+            </w:pPr>
+            <w:r>
+              <w:rPr>
+                <w:rFonts w:ascii="Consolas" w:hAnsi="Consolas" w:eastAsia="宋体"/>
+                <w:b w:val="0"/>
+                <w:sz w:val="19"/>
+              </w:rPr>
+              <w:t xml:space="preserve"> </w:t>
+            </w:r>
+          </w:p>
+          <w:p>
+            <w:pPr>
+              <w:spacing w:before="0" w:after="0" w:line="300" w:lineRule="auto"/>
+              <w:ind w:left="255"/>
+            </w:pPr>
+            <w:r>
+              <w:rPr>
+                <w:rFonts w:ascii="Consolas" w:hAnsi="Consolas" w:eastAsia="宋体"/>
+                <w:b w:val="0"/>
+                <w:sz w:val="19"/>
+              </w:rPr>
+              <w:t>void MainWindow::onButtonClicked()</w:t>
+            </w:r>
+          </w:p>
+          <w:p>
+            <w:pPr>
+              <w:spacing w:before="0" w:after="0" w:line="300" w:lineRule="auto"/>
+              <w:ind w:left="255"/>
+            </w:pPr>
+            <w:r>
+              <w:rPr>
+                <w:rFonts w:ascii="Consolas" w:hAnsi="Consolas" w:eastAsia="宋体"/>
+                <w:b w:val="0"/>
+                <w:sz w:val="19"/>
+              </w:rPr>
+              <w:t>{</w:t>
+            </w:r>
+          </w:p>
+          <w:p>
+            <w:pPr>
+              <w:spacing w:before="0" w:after="0" w:line="300" w:lineRule="auto"/>
+              <w:ind w:left="255"/>
+            </w:pPr>
+            <w:r>
+              <w:rPr>
+                <w:rFonts w:ascii="Consolas" w:hAnsi="Consolas" w:eastAsia="宋体"/>
+                <w:b w:val="0"/>
+                <w:sz w:val="19"/>
+              </w:rPr>
+              <w:t xml:space="preserve">    const QPushButton *button = qobject_cast&lt;QPushButton *&gt;(sender());</w:t>
+            </w:r>
+          </w:p>
+          <w:p>
+            <w:pPr>
+              <w:spacing w:before="0" w:after="0" w:line="300" w:lineRule="auto"/>
+              <w:ind w:left="255"/>
+            </w:pPr>
+            <w:r>
+              <w:rPr>
+                <w:rFonts w:ascii="Consolas" w:hAnsi="Consolas" w:eastAsia="宋体"/>
+                <w:b w:val="0"/>
+                <w:sz w:val="19"/>
+              </w:rPr>
+              <w:t xml:space="preserve">    if (button == nullptr)</w:t>
+            </w:r>
+          </w:p>
+          <w:p>
+            <w:pPr>
+              <w:spacing w:before="0" w:after="0" w:line="300" w:lineRule="auto"/>
+              <w:ind w:left="255"/>
+            </w:pPr>
+            <w:r>
+              <w:rPr>
+                <w:rFonts w:ascii="Consolas" w:hAnsi="Consolas" w:eastAsia="宋体"/>
+                <w:b w:val="0"/>
+                <w:sz w:val="19"/>
+              </w:rPr>
+              <w:t xml:space="preserve">        return;</w:t>
+            </w:r>
+          </w:p>
+          <w:p>
+            <w:pPr>
+              <w:spacing w:before="0" w:after="0" w:line="300" w:lineRule="auto"/>
+              <w:ind w:left="255"/>
+            </w:pPr>
+            <w:r>
+              <w:rPr>
+                <w:rFonts w:ascii="Consolas" w:hAnsi="Consolas" w:eastAsia="宋体"/>
+                <w:b w:val="0"/>
+                <w:sz w:val="19"/>
+              </w:rPr>
+              <w:t xml:space="preserve"> </w:t>
+            </w:r>
+          </w:p>
+          <w:p>
+            <w:pPr>
+              <w:spacing w:before="0" w:after="0" w:line="300" w:lineRule="auto"/>
+              <w:ind w:left="255"/>
+            </w:pPr>
+            <w:r>
+              <w:rPr>
+                <w:rFonts w:ascii="Consolas" w:hAnsi="Consolas" w:eastAsia="宋体"/>
+                <w:b w:val="0"/>
+                <w:sz w:val="19"/>
+              </w:rPr>
+              <w:t xml:space="preserve">    const QString name = button-&gt;objectName();</w:t>
+            </w:r>
+          </w:p>
+          <w:p>
+            <w:pPr>
+              <w:spacing w:before="0" w:after="0" w:line="300" w:lineRule="auto"/>
+              <w:ind w:left="255"/>
+            </w:pPr>
+            <w:r>
+              <w:rPr>
+                <w:rFonts w:ascii="Consolas" w:hAnsi="Consolas" w:eastAsia="宋体"/>
+                <w:b w:val="0"/>
+                <w:sz w:val="19"/>
+              </w:rPr>
+              <w:t xml:space="preserve">    if (name.startsWith("pushButton_") &amp;&amp; name.back().isDigit())</w:t>
+            </w:r>
+          </w:p>
+          <w:p>
+            <w:pPr>
+              <w:spacing w:before="0" w:after="0" w:line="300" w:lineRule="auto"/>
+              <w:ind w:left="255"/>
+            </w:pPr>
+            <w:r>
+              <w:rPr>
+                <w:rFonts w:ascii="Consolas" w:hAnsi="Consolas" w:eastAsia="宋体"/>
+                <w:b w:val="0"/>
+                <w:sz w:val="19"/>
+              </w:rPr>
+              <w:t xml:space="preserve">        appendDigit(QString(name.back()));      // 数字键：取名字最后一位</w:t>
+            </w:r>
+          </w:p>
+          <w:p>
+            <w:pPr>
+              <w:spacing w:before="0" w:after="0" w:line="300" w:lineRule="auto"/>
+              <w:ind w:left="255"/>
+            </w:pPr>
+            <w:r>
+              <w:rPr>
+                <w:rFonts w:ascii="Consolas" w:hAnsi="Consolas" w:eastAsia="宋体"/>
+                <w:b w:val="0"/>
+                <w:sz w:val="19"/>
+              </w:rPr>
+              <w:t xml:space="preserve">    else if (name == "pushButton_Point")</w:t>
+            </w:r>
+          </w:p>
+          <w:p>
+            <w:pPr>
+              <w:spacing w:before="0" w:after="0" w:line="300" w:lineRule="auto"/>
+              <w:ind w:left="255"/>
+            </w:pPr>
+            <w:r>
+              <w:rPr>
+                <w:rFonts w:ascii="Consolas" w:hAnsi="Consolas" w:eastAsia="宋体"/>
+                <w:b w:val="0"/>
+                <w:sz w:val="19"/>
+              </w:rPr>
+              <w:t xml:space="preserve">        appendPoint();</w:t>
+            </w:r>
+          </w:p>
+          <w:p>
+            <w:pPr>
+              <w:spacing w:before="0" w:after="0" w:line="300" w:lineRule="auto"/>
+              <w:ind w:left="255"/>
+            </w:pPr>
+            <w:r>
+              <w:rPr>
+                <w:rFonts w:ascii="Consolas" w:hAnsi="Consolas" w:eastAsia="宋体"/>
+                <w:b w:val="0"/>
+                <w:sz w:val="19"/>
+              </w:rPr>
+              <w:t xml:space="preserve">    else if (name == "pushButton_Backspace")</w:t>
+            </w:r>
+          </w:p>
+          <w:p>
+            <w:pPr>
+              <w:spacing w:before="0" w:after="0" w:line="300" w:lineRule="auto"/>
+              <w:ind w:left="255"/>
+            </w:pPr>
+            <w:r>
+              <w:rPr>
+                <w:rFonts w:ascii="Consolas" w:hAnsi="Consolas" w:eastAsia="宋体"/>
+                <w:b w:val="0"/>
+                <w:sz w:val="19"/>
+              </w:rPr>
+              <w:t xml:space="preserve">        backspace();</w:t>
+            </w:r>
+          </w:p>
+          <w:p>
+            <w:pPr>
+              <w:spacing w:before="0" w:after="0" w:line="300" w:lineRule="auto"/>
+              <w:ind w:left="255"/>
+            </w:pPr>
+            <w:r>
+              <w:rPr>
+                <w:rFonts w:ascii="Consolas" w:hAnsi="Consolas" w:eastAsia="宋体"/>
+                <w:b w:val="0"/>
+                <w:sz w:val="19"/>
+              </w:rPr>
+              <w:t xml:space="preserve">    else if (name == "pushButton_Clear")</w:t>
+            </w:r>
+          </w:p>
+          <w:p>
+            <w:pPr>
+              <w:spacing w:before="0" w:after="0" w:line="300" w:lineRule="auto"/>
+              <w:ind w:left="255"/>
+            </w:pPr>
+            <w:r>
+              <w:rPr>
+                <w:rFonts w:ascii="Consolas" w:hAnsi="Consolas" w:eastAsia="宋体"/>
+                <w:b w:val="0"/>
+                <w:sz w:val="19"/>
+              </w:rPr>
+              <w:t xml:space="preserve">        clearAll();</w:t>
+            </w:r>
+          </w:p>
+          <w:p>
+            <w:pPr>
+              <w:spacing w:before="0" w:after="0" w:line="300" w:lineRule="auto"/>
+              <w:ind w:left="255"/>
+            </w:pPr>
+            <w:r>
+              <w:rPr>
+                <w:rFonts w:ascii="Consolas" w:hAnsi="Consolas" w:eastAsia="宋体"/>
+                <w:b w:val="0"/>
+                <w:sz w:val="19"/>
+              </w:rPr>
+              <w:t xml:space="preserve">    else if (name == "pushButton_Add")</w:t>
+            </w:r>
+          </w:p>
+          <w:p>
+            <w:pPr>
+              <w:spacing w:before="0" w:after="0" w:line="300" w:lineRule="auto"/>
+              <w:ind w:left="255"/>
+            </w:pPr>
+            <w:r>
+              <w:rPr>
+                <w:rFonts w:ascii="Consolas" w:hAnsi="Consolas" w:eastAsia="宋体"/>
+                <w:b w:val="0"/>
+                <w:sz w:val="19"/>
+              </w:rPr>
+              <w:t xml:space="preserve">        applyOperator("+");</w:t>
+            </w:r>
+          </w:p>
+          <w:p>
+            <w:pPr>
+              <w:spacing w:before="0" w:after="0" w:line="300" w:lineRule="auto"/>
+              <w:ind w:left="255"/>
+            </w:pPr>
+            <w:r>
+              <w:rPr>
+                <w:rFonts w:ascii="Consolas" w:hAnsi="Consolas" w:eastAsia="宋体"/>
+                <w:b w:val="0"/>
+                <w:sz w:val="19"/>
+              </w:rPr>
+              <w:t xml:space="preserve">    else if (name == "pushButton_Equal")</w:t>
+            </w:r>
+          </w:p>
+          <w:p>
+            <w:pPr>
+              <w:spacing w:before="0" w:after="0" w:line="300" w:lineRule="auto"/>
+              <w:ind w:left="255"/>
+            </w:pPr>
+            <w:r>
+              <w:rPr>
+                <w:rFonts w:ascii="Consolas" w:hAnsi="Consolas" w:eastAsia="宋体"/>
+                <w:b w:val="0"/>
+                <w:sz w:val="19"/>
+              </w:rPr>
+              <w:t xml:space="preserve">        calculateEqual();</w:t>
+            </w:r>
+          </w:p>
+          <w:p>
+            <w:pPr>
+              <w:spacing w:before="0" w:after="0" w:line="300" w:lineRule="auto"/>
+              <w:ind w:left="255"/>
+            </w:pPr>
+            <w:r>
+              <w:rPr>
+                <w:rFonts w:ascii="Consolas" w:hAnsi="Consolas" w:eastAsia="宋体"/>
+                <w:b w:val="0"/>
+                <w:sz w:val="19"/>
+              </w:rPr>
+              <w:t xml:space="preserve">    // 其余按键同理</w:t>
+            </w:r>
+          </w:p>
+          <w:p>
+            <w:pPr>
+              <w:spacing w:before="0" w:after="0" w:line="300" w:lineRule="auto"/>
+              <w:ind w:left="255"/>
+            </w:pPr>
+            <w:r>
+              <w:rPr>
+                <w:rFonts w:ascii="Consolas" w:hAnsi="Consolas" w:eastAsia="宋体"/>
+                <w:b w:val="0"/>
+                <w:sz w:val="19"/>
+              </w:rPr>
+              <w:t>}</w:t>
+            </w:r>
+          </w:p>
+          <w:p>
+            <w:pPr>
+              <w:spacing w:before="0" w:after="80" w:line="300" w:lineRule="auto"/>
+            </w:pPr>
+            <w:r>
+              <w:rPr>
+                <w:rFonts w:ascii="宋体" w:hAnsi="宋体" w:eastAsia="宋体"/>
+                <w:b w:val="0"/>
                 <w:sz w:val="21"/>
               </w:rPr>
-              <w:t>统一连接与分发（mainwindow.cpp）：</w:t>
-            </w:r>
-          </w:p>
-          <w:p>
-            <w:pPr>
-              <w:spacing w:after="40" w:line="300" w:lineRule="auto"/>
-              <w:ind w:left="227"/>
-            </w:pPr>
-            <w:r>
-              <w:rPr>
-                <w:rFonts w:ascii="Consolas" w:hAnsi="Consolas" w:eastAsia="宋体"/>
-                <w:b w:val="0"/>
-                <w:sz w:val="18"/>
-              </w:rPr>
-              <w:t>void MainWindow::setupConnections()</w:t>
-            </w:r>
-          </w:p>
-          <w:p>
-            <w:pPr>
-              <w:spacing w:after="40" w:line="300" w:lineRule="auto"/>
-              <w:ind w:left="227"/>
-            </w:pPr>
-            <w:r>
-              <w:rPr>
-                <w:rFonts w:ascii="Consolas" w:hAnsi="Consolas" w:eastAsia="宋体"/>
-                <w:b w:val="0"/>
-                <w:sz w:val="18"/>
-              </w:rPr>
-              <w:t>{</w:t>
-            </w:r>
-          </w:p>
-          <w:p>
-            <w:pPr>
-              <w:spacing w:after="40" w:line="300" w:lineRule="auto"/>
-              <w:ind w:left="227"/>
-            </w:pPr>
-            <w:r>
-              <w:rPr>
-                <w:rFonts w:ascii="Consolas" w:hAnsi="Consolas" w:eastAsia="宋体"/>
-                <w:b w:val="0"/>
-                <w:sz w:val="18"/>
-              </w:rPr>
-              <w:t xml:space="preserve">    const QList&lt;QPushButton *&gt; buttons = findChildren&lt;QPushButton *&gt;();</w:t>
-            </w:r>
-          </w:p>
-          <w:p>
-            <w:pPr>
-              <w:spacing w:after="40" w:line="300" w:lineRule="auto"/>
-              <w:ind w:left="227"/>
-            </w:pPr>
-            <w:r>
-              <w:rPr>
-                <w:rFonts w:ascii="Consolas" w:hAnsi="Consolas" w:eastAsia="宋体"/>
-                <w:b w:val="0"/>
-                <w:sz w:val="18"/>
-              </w:rPr>
-              <w:t xml:space="preserve">    for (QPushButton *button : buttons)</w:t>
-            </w:r>
-          </w:p>
-          <w:p>
-            <w:pPr>
-              <w:spacing w:after="40" w:line="300" w:lineRule="auto"/>
-              <w:ind w:left="227"/>
-            </w:pPr>
-            <w:r>
-              <w:rPr>
-                <w:rFonts w:ascii="Consolas" w:hAnsi="Consolas" w:eastAsia="宋体"/>
-                <w:b w:val="0"/>
-                <w:sz w:val="18"/>
-              </w:rPr>
-              <w:t xml:space="preserve">        connect(button, &amp;QPushButton::clicked, this, &amp;MainWindow::onButtonClicked);</w:t>
-            </w:r>
-          </w:p>
-          <w:p>
-            <w:pPr>
-              <w:spacing w:after="40" w:line="300" w:lineRule="auto"/>
-              <w:ind w:left="227"/>
-            </w:pPr>
-            <w:r>
-              <w:rPr>
-                <w:rFonts w:ascii="Consolas" w:hAnsi="Consolas" w:eastAsia="宋体"/>
-                <w:b w:val="0"/>
-                <w:sz w:val="18"/>
-              </w:rPr>
-              <w:t>}</w:t>
-            </w:r>
-          </w:p>
-          <w:p>
-            <w:pPr>
-              <w:spacing w:after="40" w:line="300" w:lineRule="auto"/>
-              <w:ind w:left="227"/>
-            </w:pPr>
-            <w:r>
-              <w:rPr>
-                <w:rFonts w:ascii="Consolas" w:hAnsi="Consolas" w:eastAsia="宋体"/>
-                <w:b w:val="0"/>
-                <w:sz w:val="18"/>
-              </w:rPr>
-              <w:t xml:space="preserve"> </w:t>
-            </w:r>
-          </w:p>
-          <w:p>
-            <w:pPr>
-              <w:spacing w:after="40" w:line="300" w:lineRule="auto"/>
-              <w:ind w:left="227"/>
-            </w:pPr>
-            <w:r>
-              <w:rPr>
-                <w:rFonts w:ascii="Consolas" w:hAnsi="Consolas" w:eastAsia="宋体"/>
-                <w:b w:val="0"/>
-                <w:sz w:val="18"/>
-              </w:rPr>
-              <w:t>void MainWindow::onButtonClicked()</w:t>
-            </w:r>
-          </w:p>
-          <w:p>
-            <w:pPr>
-              <w:spacing w:after="40" w:line="300" w:lineRule="auto"/>
-              <w:ind w:left="227"/>
-            </w:pPr>
-            <w:r>
-              <w:rPr>
-                <w:rFonts w:ascii="Consolas" w:hAnsi="Consolas" w:eastAsia="宋体"/>
-                <w:b w:val="0"/>
-                <w:sz w:val="18"/>
-              </w:rPr>
-              <w:t>{</w:t>
-            </w:r>
-          </w:p>
-          <w:p>
-            <w:pPr>
-              <w:spacing w:after="40" w:line="300" w:lineRule="auto"/>
-              <w:ind w:left="227"/>
-            </w:pPr>
-            <w:r>
-              <w:rPr>
-                <w:rFonts w:ascii="Consolas" w:hAnsi="Consolas" w:eastAsia="宋体"/>
-                <w:b w:val="0"/>
-                <w:sz w:val="18"/>
-              </w:rPr>
-              <w:t xml:space="preserve">    const QPushButton *button = qobject_cast&lt;QPushButton *&gt;(sender());</w:t>
-            </w:r>
-          </w:p>
-          <w:p>
-            <w:pPr>
-              <w:spacing w:after="40" w:line="300" w:lineRule="auto"/>
-              <w:ind w:left="227"/>
-            </w:pPr>
-            <w:r>
-              <w:rPr>
-                <w:rFonts w:ascii="Consolas" w:hAnsi="Consolas" w:eastAsia="宋体"/>
-                <w:b w:val="0"/>
-                <w:sz w:val="18"/>
-              </w:rPr>
-              <w:t xml:space="preserve">    if (button == nullptr) return;</w:t>
-            </w:r>
-          </w:p>
-          <w:p>
-            <w:pPr>
-              <w:spacing w:after="40" w:line="300" w:lineRule="auto"/>
-              <w:ind w:left="227"/>
-            </w:pPr>
-            <w:r>
-              <w:rPr>
-                <w:rFonts w:ascii="Consolas" w:hAnsi="Consolas" w:eastAsia="宋体"/>
-                <w:b w:val="0"/>
-                <w:sz w:val="18"/>
-              </w:rPr>
-              <w:t xml:space="preserve">    const QString name = button-&gt;objectName();</w:t>
-            </w:r>
-          </w:p>
-          <w:p>
-            <w:pPr>
-              <w:spacing w:after="40" w:line="300" w:lineRule="auto"/>
-              <w:ind w:left="227"/>
-            </w:pPr>
-            <w:r>
-              <w:rPr>
-                <w:rFonts w:ascii="Consolas" w:hAnsi="Consolas" w:eastAsia="宋体"/>
-                <w:b w:val="0"/>
-                <w:sz w:val="18"/>
-              </w:rPr>
-              <w:t xml:space="preserve">    if (name.startsWith("pushButton_") &amp;&amp; name.back().isDigit())</w:t>
-            </w:r>
-          </w:p>
-          <w:p>
-            <w:pPr>
-              <w:spacing w:after="40" w:line="300" w:lineRule="auto"/>
-              <w:ind w:left="227"/>
-            </w:pPr>
-            <w:r>
-              <w:rPr>
-                <w:rFonts w:ascii="Consolas" w:hAnsi="Consolas" w:eastAsia="宋体"/>
-                <w:b w:val="0"/>
-                <w:sz w:val="18"/>
-              </w:rPr>
-              <w:t xml:space="preserve">        appendDigit(QString(name.back()));       // 数字键</w:t>
-            </w:r>
-          </w:p>
-          <w:p>
-            <w:pPr>
-              <w:spacing w:after="40" w:line="300" w:lineRule="auto"/>
-              <w:ind w:left="227"/>
-            </w:pPr>
-            <w:r>
-              <w:rPr>
-                <w:rFonts w:ascii="Consolas" w:hAnsi="Consolas" w:eastAsia="宋体"/>
-                <w:b w:val="0"/>
-                <w:sz w:val="18"/>
-              </w:rPr>
-              <w:t xml:space="preserve">    else if (name == "pushButton_Point")     appendPoint();</w:t>
-            </w:r>
-          </w:p>
-          <w:p>
-            <w:pPr>
-              <w:spacing w:after="40" w:line="300" w:lineRule="auto"/>
-              <w:ind w:left="227"/>
-            </w:pPr>
-            <w:r>
-              <w:rPr>
-                <w:rFonts w:ascii="Consolas" w:hAnsi="Consolas" w:eastAsia="宋体"/>
-                <w:b w:val="0"/>
-                <w:sz w:val="18"/>
-              </w:rPr>
-              <w:t xml:space="preserve">    else if (name == "pushButton_Backspace") backspace();</w:t>
-            </w:r>
-          </w:p>
-          <w:p>
-            <w:pPr>
-              <w:spacing w:after="40" w:line="300" w:lineRule="auto"/>
-              <w:ind w:left="227"/>
-            </w:pPr>
-            <w:r>
-              <w:rPr>
-                <w:rFonts w:ascii="Consolas" w:hAnsi="Consolas" w:eastAsia="宋体"/>
-                <w:b w:val="0"/>
-                <w:sz w:val="18"/>
-              </w:rPr>
-              <w:t xml:space="preserve">    else if (name == "pushButton_Clear")     clearAll();</w:t>
-            </w:r>
-          </w:p>
-          <w:p>
-            <w:pPr>
-              <w:spacing w:after="40" w:line="300" w:lineRule="auto"/>
-              <w:ind w:left="227"/>
-            </w:pPr>
-            <w:r>
-              <w:rPr>
-                <w:rFonts w:ascii="Consolas" w:hAnsi="Consolas" w:eastAsia="宋体"/>
-                <w:b w:val="0"/>
-                <w:sz w:val="18"/>
-              </w:rPr>
-              <w:t xml:space="preserve">    else if (name == "pushButton_Add")       applyOperator("+");</w:t>
-            </w:r>
-          </w:p>
-          <w:p>
-            <w:pPr>
-              <w:spacing w:after="40" w:line="300" w:lineRule="auto"/>
-              <w:ind w:left="227"/>
-            </w:pPr>
-            <w:r>
-              <w:rPr>
-                <w:rFonts w:ascii="Consolas" w:hAnsi="Consolas" w:eastAsia="宋体"/>
-                <w:b w:val="0"/>
-                <w:sz w:val="18"/>
-              </w:rPr>
-              <w:t xml:space="preserve">    // ……其余按键同理</w:t>
-            </w:r>
-          </w:p>
-          <w:p>
-            <w:pPr>
-              <w:spacing w:after="40" w:line="300" w:lineRule="auto"/>
-              <w:ind w:left="227"/>
-            </w:pPr>
-            <w:r>
-              <w:rPr>
-                <w:rFonts w:ascii="Consolas" w:hAnsi="Consolas" w:eastAsia="宋体"/>
-                <w:b w:val="0"/>
-                <w:sz w:val="18"/>
-              </w:rPr>
-              <w:t>}</w:t>
-            </w:r>
-          </w:p>
-          <w:p>
-            <w:pPr>
-              <w:spacing w:after="40" w:line="300" w:lineRule="auto"/>
+            </w:r>
+          </w:p>
+          <w:p>
+            <w:pPr>
+              <w:spacing w:before="0" w:after="60" w:line="300" w:lineRule="auto"/>
               <w:jc w:val="center"/>
             </w:pPr>
             <w:r>
               <w:drawing>
                 <wp:inline xmlns:a="http://schemas.openxmlformats.org/drawingml/2006/main" xmlns:pic="http://schemas.openxmlformats.org/drawingml/2006/picture">
-                  <wp:extent cx="2232000" cy="3397600"/>
+                  <wp:extent cx="3780000" cy="5754000"/>
                   <wp:docPr id="9" name="Picture 9"/>
                   <wp:cNvGraphicFramePr>
                     <a:graphicFrameLocks noChangeAspect="1"/>
@@ -1885,7 +1983,7 @@
                         <pic:spPr>
                           <a:xfrm>
                             <a:off x="0" y="0"/>
-                            <a:ext cx="2232000" cy="3397600"/>
+                            <a:ext cx="3780000" cy="5754000"/>
                           </a:xfrm>
                           <a:prstGeom prst="rect"/>
                         </pic:spPr>
@@ -1898,26 +1996,27 @@
           </w:p>
           <w:p>
             <w:pPr>
-              <w:spacing w:after="40" w:line="300" w:lineRule="auto"/>
-            </w:pPr>
-            <w:r>
-              <w:rPr>
-                <w:rFonts w:ascii="宋体" w:hAnsi="宋体" w:eastAsia="宋体"/>
-                <w:b w:val="0"/>
-                <w:sz w:val="21"/>
-              </w:rPr>
-              <w:t>图2 鼠标输入 12.5 + 3（上方标签实时显示已保存的操作数与运算符）</w:t>
-            </w:r>
-          </w:p>
-          <w:p>
-            <w:pPr>
-              <w:spacing w:after="40" w:line="300" w:lineRule="auto"/>
+              <w:spacing w:before="0" w:after="120" w:line="300" w:lineRule="auto"/>
+              <w:jc w:val="center"/>
+            </w:pPr>
+            <w:r>
+              <w:rPr>
+                <w:rFonts w:ascii="宋体" w:hAnsi="宋体" w:eastAsia="宋体"/>
+                <w:b w:val="0"/>
+                <w:sz w:val="18"/>
+              </w:rPr>
+              <w:t>图2  鼠标输入（上方标签实时显示已保存的操作数与运算符）</w:t>
+            </w:r>
+          </w:p>
+          <w:p>
+            <w:pPr>
+              <w:spacing w:before="0" w:after="60" w:line="300" w:lineRule="auto"/>
               <w:jc w:val="center"/>
             </w:pPr>
             <w:r>
               <w:drawing>
                 <wp:inline xmlns:a="http://schemas.openxmlformats.org/drawingml/2006/main" xmlns:pic="http://schemas.openxmlformats.org/drawingml/2006/picture">
-                  <wp:extent cx="2232000" cy="3397600"/>
+                  <wp:extent cx="3780000" cy="5754000"/>
                   <wp:docPr id="10" name="Picture 10"/>
                   <wp:cNvGraphicFramePr>
                     <a:graphicFrameLocks noChangeAspect="1"/>
@@ -1938,7 +2037,7 @@
                         <pic:spPr>
                           <a:xfrm>
                             <a:off x="0" y="0"/>
-                            <a:ext cx="2232000" cy="3397600"/>
+                            <a:ext cx="3780000" cy="5754000"/>
                           </a:xfrm>
                           <a:prstGeom prst="rect"/>
                         </pic:spPr>
@@ -1951,15 +2050,16 @@
           </w:p>
           <w:p>
             <w:pPr>
-              <w:spacing w:after="40" w:line="300" w:lineRule="auto"/>
-            </w:pPr>
-            <w:r>
-              <w:rPr>
-                <w:rFonts w:ascii="宋体" w:hAnsi="宋体" w:eastAsia="宋体"/>
-                <w:b w:val="0"/>
-                <w:sz w:val="21"/>
-              </w:rPr>
-              <w:t>图3 按等号后得到 15.5</w:t>
+              <w:spacing w:before="0" w:after="120" w:line="300" w:lineRule="auto"/>
+              <w:jc w:val="center"/>
+            </w:pPr>
+            <w:r>
+              <w:rPr>
+                <w:rFonts w:ascii="宋体" w:hAnsi="宋体" w:eastAsia="宋体"/>
+                <w:b w:val="0"/>
+                <w:sz w:val="18"/>
+              </w:rPr>
+              <w:t>图3  按等号后的运行结果</w:t>
             </w:r>
           </w:p>
           <w:p>
@@ -1976,29 +2076,13 @@
               <w:rPr>
                 <w:rFonts w:hint="eastAsia"/>
               </w:rPr>
-              <w:t>按键事件处理：完成操作数输入、小数点、退格和清除，并验证异常输入处理</w:t>
-            </w:r>
-          </w:p>
-          <w:p>
-            <w:pPr>
-              <w:pStyle w:val="ae"/>
-              <w:spacing w:line="480" w:lineRule="auto"/>
-              <w:ind w:left="880" w:firstLineChars="0" w:firstLine="0"/>
-              <w:rPr>
-                <w:color w:val="FF0000"/>
-              </w:rPr>
-            </w:pPr>
-            <w:r>
-              <w:rPr>
-                <w:rFonts w:hint="eastAsia"/>
-                <w:color w:val="FF0000"/>
-              </w:rPr>
-              <w:t>说明如何避免同一操作数重复输入小数点，并给出关键代码及测试结果</w:t>
-            </w:r>
-          </w:p>
-          <w:p>
-            <w:pPr>
-              <w:spacing w:after="40" w:line="300" w:lineRule="auto"/>
+              <w:lastRenderedPageBreak/>
+              <w:t>双操作数处理：完成四则运算及计算状态管理</w:t>
+            </w:r>
+          </w:p>
+          <w:p>
+            <w:pPr>
+              <w:spacing w:before="0" w:after="40" w:line="300" w:lineRule="auto"/>
             </w:pPr>
             <w:r>
               <w:rPr>
@@ -2006,179 +2090,219 @@
                 <w:b w:val="0"/>
                 <w:sz w:val="21"/>
               </w:rPr>
-              <w:t>appendPoint() 中用 QString::contains('.') 判断当前操作数是否已含小数点，若已存在则直接忽略本次按键；等待新操作数时先自动补 0，保证“直接按小数点”得到 0. 而不是孤立的小数点。</w:t>
-            </w:r>
-          </w:p>
-          <w:p>
-            <w:pPr>
-              <w:spacing w:after="40" w:line="300" w:lineRule="auto"/>
-              <w:ind w:left="227"/>
-            </w:pPr>
-            <w:r>
-              <w:rPr>
-                <w:rFonts w:ascii="Consolas" w:hAnsi="Consolas" w:eastAsia="宋体"/>
-                <w:b w:val="0"/>
-                <w:sz w:val="18"/>
+              <w:t>防止重复小数点的办法很朴素：每次要拼点号之前，先用 contains('.') 看当前这段字符串里是不是已经有小数点了，有就直接 return，这一次按键不做任何事。</w:t>
+            </w:r>
+          </w:p>
+          <w:p>
+            <w:pPr>
+              <w:spacing w:before="0" w:after="40" w:line="300" w:lineRule="auto"/>
+            </w:pPr>
+            <w:r>
+              <w:rPr>
+                <w:rFonts w:ascii="宋体" w:hAnsi="宋体" w:eastAsia="宋体"/>
+                <w:b w:val="0"/>
+                <w:sz w:val="21"/>
+              </w:rPr>
+              <w:t>还有一个容易漏掉的情况——刚打开程序先按小数点。这时候屏幕上是“0”，直接拼接会变成“.5”，不像计算器的行为。所以处在等待新操作数的状态时，先把显示内容设成“0”再拼点号，得到 0.5。同理，退格删到最后一位时不能把屏删空，要落回显示 0。</w:t>
+            </w:r>
+          </w:p>
+          <w:p>
+            <w:pPr>
+              <w:spacing w:before="0" w:after="0" w:line="300" w:lineRule="auto"/>
+              <w:ind w:left="255"/>
+            </w:pPr>
+            <w:r>
+              <w:rPr>
+                <w:rFonts w:ascii="Consolas" w:hAnsi="Consolas" w:eastAsia="宋体"/>
+                <w:b w:val="0"/>
+                <w:sz w:val="19"/>
               </w:rPr>
               <w:t>void MainWindow::appendPoint()</w:t>
             </w:r>
           </w:p>
           <w:p>
             <w:pPr>
-              <w:spacing w:after="40" w:line="300" w:lineRule="auto"/>
-              <w:ind w:left="227"/>
-            </w:pPr>
-            <w:r>
-              <w:rPr>
-                <w:rFonts w:ascii="Consolas" w:hAnsi="Consolas" w:eastAsia="宋体"/>
-                <w:b w:val="0"/>
-                <w:sz w:val="18"/>
+              <w:spacing w:before="0" w:after="0" w:line="300" w:lineRule="auto"/>
+              <w:ind w:left="255"/>
+            </w:pPr>
+            <w:r>
+              <w:rPr>
+                <w:rFonts w:ascii="Consolas" w:hAnsi="Consolas" w:eastAsia="宋体"/>
+                <w:b w:val="0"/>
+                <w:sz w:val="19"/>
               </w:rPr>
               <w:t>{</w:t>
             </w:r>
           </w:p>
           <w:p>
             <w:pPr>
-              <w:spacing w:after="40" w:line="300" w:lineRule="auto"/>
-              <w:ind w:left="227"/>
-            </w:pPr>
-            <w:r>
-              <w:rPr>
-                <w:rFonts w:ascii="Consolas" w:hAnsi="Consolas" w:eastAsia="宋体"/>
-                <w:b w:val="0"/>
-                <w:sz w:val="18"/>
-              </w:rPr>
-              <w:t xml:space="preserve">    if (m_hasError) return;</w:t>
-            </w:r>
-          </w:p>
-          <w:p>
-            <w:pPr>
-              <w:spacing w:after="40" w:line="300" w:lineRule="auto"/>
-              <w:ind w:left="227"/>
-            </w:pPr>
-            <w:r>
-              <w:rPr>
-                <w:rFonts w:ascii="Consolas" w:hAnsi="Consolas" w:eastAsia="宋体"/>
-                <w:b w:val="0"/>
-                <w:sz w:val="18"/>
-              </w:rPr>
-              <w:t xml:space="preserve">    if (m_waitingForNewOperand) {          // 直接按小数点时自动补 0</w:t>
-            </w:r>
-          </w:p>
-          <w:p>
-            <w:pPr>
-              <w:spacing w:after="40" w:line="300" w:lineRule="auto"/>
-              <w:ind w:left="227"/>
-            </w:pPr>
-            <w:r>
-              <w:rPr>
-                <w:rFonts w:ascii="Consolas" w:hAnsi="Consolas" w:eastAsia="宋体"/>
-                <w:b w:val="0"/>
-                <w:sz w:val="18"/>
+              <w:spacing w:before="0" w:after="0" w:line="300" w:lineRule="auto"/>
+              <w:ind w:left="255"/>
+            </w:pPr>
+            <w:r>
+              <w:rPr>
+                <w:rFonts w:ascii="Consolas" w:hAnsi="Consolas" w:eastAsia="宋体"/>
+                <w:b w:val="0"/>
+                <w:sz w:val="19"/>
+              </w:rPr>
+              <w:t xml:space="preserve">    if (m_hasError)</w:t>
+            </w:r>
+          </w:p>
+          <w:p>
+            <w:pPr>
+              <w:spacing w:before="0" w:after="0" w:line="300" w:lineRule="auto"/>
+              <w:ind w:left="255"/>
+            </w:pPr>
+            <w:r>
+              <w:rPr>
+                <w:rFonts w:ascii="Consolas" w:hAnsi="Consolas" w:eastAsia="宋体"/>
+                <w:b w:val="0"/>
+                <w:sz w:val="19"/>
+              </w:rPr>
+              <w:t xml:space="preserve">        return;</w:t>
+            </w:r>
+          </w:p>
+          <w:p>
+            <w:pPr>
+              <w:spacing w:before="0" w:after="0" w:line="300" w:lineRule="auto"/>
+              <w:ind w:left="255"/>
+            </w:pPr>
+            <w:r>
+              <w:rPr>
+                <w:rFonts w:ascii="Consolas" w:hAnsi="Consolas" w:eastAsia="宋体"/>
+                <w:b w:val="0"/>
+                <w:sz w:val="19"/>
+              </w:rPr>
+              <w:t xml:space="preserve"> </w:t>
+            </w:r>
+          </w:p>
+          <w:p>
+            <w:pPr>
+              <w:spacing w:before="0" w:after="0" w:line="300" w:lineRule="auto"/>
+              <w:ind w:left="255"/>
+            </w:pPr>
+            <w:r>
+              <w:rPr>
+                <w:rFonts w:ascii="Consolas" w:hAnsi="Consolas" w:eastAsia="宋体"/>
+                <w:b w:val="0"/>
+                <w:sz w:val="19"/>
+              </w:rPr>
+              <w:t xml:space="preserve">    if (m_waitingForNewOperand) {        // 直接按小数点时自动补 0</w:t>
+            </w:r>
+          </w:p>
+          <w:p>
+            <w:pPr>
+              <w:spacing w:before="0" w:after="0" w:line="300" w:lineRule="auto"/>
+              <w:ind w:left="255"/>
+            </w:pPr>
+            <w:r>
+              <w:rPr>
+                <w:rFonts w:ascii="Consolas" w:hAnsi="Consolas" w:eastAsia="宋体"/>
+                <w:b w:val="0"/>
+                <w:sz w:val="19"/>
               </w:rPr>
               <w:t xml:space="preserve">        m_currentInput = "0";</w:t>
             </w:r>
           </w:p>
           <w:p>
             <w:pPr>
-              <w:spacing w:after="40" w:line="300" w:lineRule="auto"/>
-              <w:ind w:left="227"/>
-            </w:pPr>
-            <w:r>
-              <w:rPr>
-                <w:rFonts w:ascii="Consolas" w:hAnsi="Consolas" w:eastAsia="宋体"/>
-                <w:b w:val="0"/>
-                <w:sz w:val="18"/>
+              <w:spacing w:before="0" w:after="0" w:line="300" w:lineRule="auto"/>
+              <w:ind w:left="255"/>
+            </w:pPr>
+            <w:r>
+              <w:rPr>
+                <w:rFonts w:ascii="Consolas" w:hAnsi="Consolas" w:eastAsia="宋体"/>
+                <w:b w:val="0"/>
+                <w:sz w:val="19"/>
               </w:rPr>
               <w:t xml:space="preserve">        m_waitingForNewOperand = false;</w:t>
             </w:r>
           </w:p>
           <w:p>
             <w:pPr>
-              <w:spacing w:after="40" w:line="300" w:lineRule="auto"/>
-              <w:ind w:left="227"/>
-            </w:pPr>
-            <w:r>
-              <w:rPr>
-                <w:rFonts w:ascii="Consolas" w:hAnsi="Consolas" w:eastAsia="宋体"/>
-                <w:b w:val="0"/>
-                <w:sz w:val="18"/>
+              <w:spacing w:before="0" w:after="0" w:line="300" w:lineRule="auto"/>
+              <w:ind w:left="255"/>
+            </w:pPr>
+            <w:r>
+              <w:rPr>
+                <w:rFonts w:ascii="Consolas" w:hAnsi="Consolas" w:eastAsia="宋体"/>
+                <w:b w:val="0"/>
+                <w:sz w:val="19"/>
               </w:rPr>
               <w:t xml:space="preserve">    }</w:t>
             </w:r>
           </w:p>
           <w:p>
             <w:pPr>
-              <w:spacing w:after="40" w:line="300" w:lineRule="auto"/>
-              <w:ind w:left="227"/>
-            </w:pPr>
-            <w:r>
-              <w:rPr>
-                <w:rFonts w:ascii="Consolas" w:hAnsi="Consolas" w:eastAsia="宋体"/>
-                <w:b w:val="0"/>
-                <w:sz w:val="18"/>
-              </w:rPr>
-              <w:t xml:space="preserve">    if (!m_currentInput.contains('.'))     // 一个操作数只允许一个小数点</w:t>
-            </w:r>
-          </w:p>
-          <w:p>
-            <w:pPr>
-              <w:spacing w:after="40" w:line="300" w:lineRule="auto"/>
-              <w:ind w:left="227"/>
-            </w:pPr>
-            <w:r>
-              <w:rPr>
-                <w:rFonts w:ascii="Consolas" w:hAnsi="Consolas" w:eastAsia="宋体"/>
-                <w:b w:val="0"/>
-                <w:sz w:val="18"/>
+              <w:spacing w:before="0" w:after="0" w:line="300" w:lineRule="auto"/>
+              <w:ind w:left="255"/>
+            </w:pPr>
+            <w:r>
+              <w:rPr>
+                <w:rFonts w:ascii="Consolas" w:hAnsi="Consolas" w:eastAsia="宋体"/>
+                <w:b w:val="0"/>
+                <w:sz w:val="19"/>
+              </w:rPr>
+              <w:t xml:space="preserve">    if (!m_currentInput.contains('.'))   // 同一个操作数只允许一个小数点</w:t>
+            </w:r>
+          </w:p>
+          <w:p>
+            <w:pPr>
+              <w:spacing w:before="0" w:after="0" w:line="300" w:lineRule="auto"/>
+              <w:ind w:left="255"/>
+            </w:pPr>
+            <w:r>
+              <w:rPr>
+                <w:rFonts w:ascii="Consolas" w:hAnsi="Consolas" w:eastAsia="宋体"/>
+                <w:b w:val="0"/>
+                <w:sz w:val="19"/>
               </w:rPr>
               <w:t xml:space="preserve">        m_currentInput += '.';</w:t>
             </w:r>
           </w:p>
           <w:p>
             <w:pPr>
-              <w:spacing w:after="40" w:line="300" w:lineRule="auto"/>
-              <w:ind w:left="227"/>
-            </w:pPr>
-            <w:r>
-              <w:rPr>
-                <w:rFonts w:ascii="Consolas" w:hAnsi="Consolas" w:eastAsia="宋体"/>
-                <w:b w:val="0"/>
-                <w:sz w:val="18"/>
+              <w:spacing w:before="0" w:after="0" w:line="300" w:lineRule="auto"/>
+              <w:ind w:left="255"/>
+            </w:pPr>
+            <w:r>
+              <w:rPr>
+                <w:rFonts w:ascii="Consolas" w:hAnsi="Consolas" w:eastAsia="宋体"/>
+                <w:b w:val="0"/>
+                <w:sz w:val="19"/>
               </w:rPr>
               <w:t xml:space="preserve">    updateDisplay();</w:t>
             </w:r>
           </w:p>
           <w:p>
             <w:pPr>
-              <w:spacing w:after="40" w:line="300" w:lineRule="auto"/>
-              <w:ind w:left="227"/>
-            </w:pPr>
-            <w:r>
-              <w:rPr>
-                <w:rFonts w:ascii="Consolas" w:hAnsi="Consolas" w:eastAsia="宋体"/>
-                <w:b w:val="0"/>
-                <w:sz w:val="18"/>
+              <w:spacing w:before="0" w:after="0" w:line="300" w:lineRule="auto"/>
+              <w:ind w:left="255"/>
+            </w:pPr>
+            <w:r>
+              <w:rPr>
+                <w:rFonts w:ascii="Consolas" w:hAnsi="Consolas" w:eastAsia="宋体"/>
+                <w:b w:val="0"/>
+                <w:sz w:val="19"/>
               </w:rPr>
               <w:t>}</w:t>
             </w:r>
           </w:p>
           <w:p>
             <w:pPr>
-              <w:spacing w:after="40" w:line="300" w:lineRule="auto"/>
-            </w:pPr>
-            <w:r>
-              <w:rPr>
-                <w:rFonts w:ascii="宋体" w:hAnsi="宋体" w:eastAsia="宋体"/>
-                <w:b/>
+              <w:spacing w:before="0" w:after="80" w:line="300" w:lineRule="auto"/>
+            </w:pPr>
+            <w:r>
+              <w:rPr>
+                <w:rFonts w:ascii="宋体" w:hAnsi="宋体" w:eastAsia="宋体"/>
+                <w:b w:val="0"/>
                 <w:sz w:val="21"/>
               </w:rPr>
-              <w:t>问题：工程放在中文目录下时 CMake 构建失败。</w:t>
-            </w:r>
-          </w:p>
-          <w:p>
-            <w:pPr>
-              <w:spacing w:after="40" w:line="300" w:lineRule="auto"/>
+            </w:r>
+          </w:p>
+          <w:p>
+            <w:pPr>
+              <w:spacing w:before="0" w:after="40" w:line="300" w:lineRule="auto"/>
             </w:pPr>
             <w:r>
               <w:rPr>
@@ -2186,217 +2310,18 @@
                 <w:b w:val="0"/>
                 <w:sz w:val="21"/>
               </w:rPr>
-              <w:t>现象：把工程放在“桌面/QT实验1”下构建时，CMake 报错 moc: Cannot create build/Calculator_autogen/EWIEGA46WW/moc_mainwindow.cpp. Error: No such file or directory，随后 mocs_compilation.cpp 编译失败；同样的代码在纯英文路径下一切正常。</w:t>
-            </w:r>
-          </w:p>
-          <w:p>
-            <w:pPr>
-              <w:spacing w:after="40" w:line="300" w:lineRule="auto"/>
-            </w:pPr>
-            <w:r>
-              <w:rPr>
-                <w:rFonts w:ascii="宋体" w:hAnsi="宋体" w:eastAsia="宋体"/>
-                <w:b/>
-                <w:sz w:val="21"/>
-              </w:rPr>
-              <w:t>提示词：</w:t>
-            </w:r>
-          </w:p>
-          <w:p>
-            <w:pPr>
-              <w:spacing w:after="40" w:line="300" w:lineRule="auto"/>
-              <w:ind w:left="227"/>
-            </w:pPr>
-            <w:r>
-              <w:rPr>
-                <w:rFonts w:ascii="Consolas" w:hAnsi="Consolas" w:eastAsia="宋体"/>
-                <w:b w:val="0"/>
-                <w:sz w:val="18"/>
-              </w:rPr>
-              <w:t>Qt 6.11.2 + CMake + Ninja 工程，源码目录含中文（C:/Users/.../QT实验1）。</w:t>
-            </w:r>
-          </w:p>
-          <w:p>
-            <w:pPr>
-              <w:spacing w:after="40" w:line="300" w:lineRule="auto"/>
-              <w:ind w:left="227"/>
-            </w:pPr>
-            <w:r>
-              <w:rPr>
-                <w:rFonts w:ascii="Consolas" w:hAnsi="Consolas" w:eastAsia="宋体"/>
-                <w:b w:val="0"/>
-                <w:sz w:val="18"/>
-              </w:rPr>
-              <w:t>构建时 moc 报错：Cannot create build/Calculator_autogen/EWIEGA46WW/moc_mainwindow.cpp,</w:t>
-            </w:r>
-          </w:p>
-          <w:p>
-            <w:pPr>
-              <w:spacing w:after="40" w:line="300" w:lineRule="auto"/>
-              <w:ind w:left="227"/>
-            </w:pPr>
-            <w:r>
-              <w:rPr>
-                <w:rFonts w:ascii="Consolas" w:hAnsi="Consolas" w:eastAsia="宋体"/>
-                <w:b w:val="0"/>
-                <w:sz w:val="18"/>
-              </w:rPr>
-              <w:t>Error: No such file or directory。英文路径下正常。请分析原因并给出</w:t>
-            </w:r>
-          </w:p>
-          <w:p>
-            <w:pPr>
-              <w:spacing w:after="40" w:line="300" w:lineRule="auto"/>
-              <w:ind w:left="227"/>
-            </w:pPr>
-            <w:r>
-              <w:rPr>
-                <w:rFonts w:ascii="Consolas" w:hAnsi="Consolas" w:eastAsia="宋体"/>
-                <w:b w:val="0"/>
-                <w:sz w:val="18"/>
-              </w:rPr>
-              <w:t>不改变源码位置的解决方案。</w:t>
-            </w:r>
-          </w:p>
-          <w:p>
-            <w:pPr>
-              <w:spacing w:after="40" w:line="300" w:lineRule="auto"/>
-            </w:pPr>
-            <w:r>
-              <w:rPr>
-                <w:rFonts w:ascii="宋体" w:hAnsi="宋体" w:eastAsia="宋体"/>
-                <w:b/>
-                <w:sz w:val="21"/>
-              </w:rPr>
-              <w:t>AI 给出的方案：</w:t>
-            </w:r>
-          </w:p>
-          <w:p>
-            <w:pPr>
-              <w:spacing w:after="40" w:line="300" w:lineRule="auto"/>
-            </w:pPr>
-            <w:r>
-              <w:rPr>
-                <w:rFonts w:ascii="宋体" w:hAnsi="宋体" w:eastAsia="宋体"/>
-                <w:b w:val="0"/>
-                <w:sz w:val="21"/>
-              </w:rPr>
-              <w:t>AI 判断为 moc 在含中文的构建目录下创建子目录/文件失败，建议通过 CMake 的 AUTOGEN_BUILD_DIR 目标属性把 moc/uic 产物目录重定向到纯 ASCII 路径（如系统临时目录），并给出了检测路径含非 ASCII 字符后重定向的代码框架。</w:t>
-            </w:r>
-          </w:p>
-          <w:p>
-            <w:pPr>
-              <w:spacing w:after="40" w:line="300" w:lineRule="auto"/>
-            </w:pPr>
-            <w:r>
-              <w:rPr>
-                <w:rFonts w:ascii="宋体" w:hAnsi="宋体" w:eastAsia="宋体"/>
-                <w:b/>
-                <w:sz w:val="21"/>
-              </w:rPr>
-              <w:t>实际运行结果：</w:t>
-            </w:r>
-          </w:p>
-          <w:p>
-            <w:pPr>
-              <w:spacing w:after="40" w:line="300" w:lineRule="auto"/>
-            </w:pPr>
-            <w:r>
-              <w:rPr>
-                <w:rFonts w:ascii="宋体" w:hAnsi="宋体" w:eastAsia="宋体"/>
-                <w:b w:val="0"/>
-                <w:sz w:val="21"/>
-              </w:rPr>
-              <w:t>按 AI 方案重定向后，中文路径下编译通过，moc_mainwindow.cpp 正常生成，问题解决。</w:t>
-            </w:r>
-          </w:p>
-          <w:p>
-            <w:pPr>
-              <w:spacing w:after="40" w:line="300" w:lineRule="auto"/>
-            </w:pPr>
-            <w:r>
-              <w:rPr>
-                <w:rFonts w:ascii="宋体" w:hAnsi="宋体" w:eastAsia="宋体"/>
-                <w:b/>
-                <w:sz w:val="21"/>
-              </w:rPr>
-              <w:t>存在的问题：</w:t>
-            </w:r>
-          </w:p>
-          <w:p>
-            <w:pPr>
-              <w:spacing w:after="40" w:line="300" w:lineRule="auto"/>
-            </w:pPr>
-            <w:r>
-              <w:rPr>
-                <w:rFonts w:ascii="宋体" w:hAnsi="宋体" w:eastAsia="宋体"/>
-                <w:b w:val="0"/>
-                <w:sz w:val="21"/>
-              </w:rPr>
-              <w:t>① AI 给出的检测代码使用正则 [^\x00-\x7F]，但 CMake 的 string(REGEX) 不支持 \x 转义，直接运行报“Invalid character escape '\x'”，CMake 配置中断；② AI 未考虑系统 TEMP 目录本身也可能含中文（如中文用户名）的情况；③ 未提示 Qt 6.11 的许可服务会拦截命令行构建（需设置 QTFRAMEWORK_BYPASS_LICENSE_CHECK=1），干扰问题定位。</w:t>
-            </w:r>
-          </w:p>
-          <w:p>
-            <w:pPr>
-              <w:spacing w:after="40" w:line="300" w:lineRule="auto"/>
-            </w:pPr>
-            <w:r>
-              <w:rPr>
-                <w:rFonts w:ascii="宋体" w:hAnsi="宋体" w:eastAsia="宋体"/>
-                <w:b/>
-                <w:sz w:val="21"/>
-              </w:rPr>
-              <w:t>自己的修改：</w:t>
-            </w:r>
-          </w:p>
-          <w:p>
-            <w:pPr>
-              <w:spacing w:after="40" w:line="300" w:lineRule="auto"/>
-            </w:pPr>
-            <w:r>
-              <w:rPr>
-                <w:rFonts w:ascii="宋体" w:hAnsi="宋体" w:eastAsia="宋体"/>
-                <w:b w:val="0"/>
-                <w:sz w:val="21"/>
-              </w:rPr>
-              <w:t>① 把“非 ASCII 检测”改为 ASCII 字符白名单正则，凡白名单之外的字符一律视为需要重定向；② 增加回退逻辑：若 TEMP 目录本身含非 ASCII 字符则退回 C:/Windows/Temp，并用构建目录的 MD5 作目录后缀避免多配置冲突；③ 在构建说明中补充 QTFRAMEWORK_BYPASS_LICENSE_CHECK=1。最终中文路径、英文路径下均可一键编译通过，该兼容代码已随项目提交并写入 README。</w:t>
-            </w:r>
-          </w:p>
-          <w:p>
-            <w:pPr>
-              <w:spacing w:after="40" w:line="300" w:lineRule="auto"/>
-            </w:pPr>
-            <w:r>
-              <w:rPr>
-                <w:rFonts w:ascii="宋体" w:hAnsi="宋体" w:eastAsia="宋体"/>
-                <w:b w:val="0"/>
-                <w:sz w:val="21"/>
-              </w:rPr>
-              <w:t>此外，AI 在自测程序组织方式（用例表驱动 + sendEvent 模拟按键）、QSS 属性选择器方案上也提供了帮助。对 AI 生成的代码，我通过“先写成测试用例 → 运行观察实际行为 → 对照 Qt/CMake 文档确认”的方式验证，先后纠正了上述正则语法错误和一处 CMake 命令笔误，保证最终代码可用。</w:t>
-            </w:r>
-          </w:p>
-          <w:p>
-            <w:pPr>
-              <w:spacing w:after="40" w:line="300" w:lineRule="auto"/>
-            </w:pPr>
-            <w:r>
-              <w:rPr>
-                <w:rFonts w:ascii="宋体" w:hAnsi="宋体" w:eastAsia="宋体"/>
-                <w:b w:val="0"/>
-                <w:sz w:val="21"/>
-              </w:rPr>
-              <w:t>测试结果：输入 1 → . → . → 5，显示屏为 1.5（第二次按 . 被忽略）；只按 . 再按 5 得到 0.5；对 1.5 退格后输入 2 得到 1.2。上述场景均已写入自测程序 CalculatorSelfCheck 并全部通过。</w:t>
-            </w:r>
-          </w:p>
-          <w:p>
-            <w:pPr>
-              <w:spacing w:after="40" w:line="300" w:lineRule="auto"/>
+              <w:t>测下来：输入 1 . . 5 得到 1.5（第二次点号被忽略）；只按 . 再按 5 得到 0.5；输入 1.5 后退格再按 2 得到 1.2。这三组连同别的场景一起写进了自测程序 CalculatorSelfCheck，改完之后跑一遍就能知道有没有把别的功能碰坏。</w:t>
+            </w:r>
+          </w:p>
+          <w:p>
+            <w:pPr>
+              <w:spacing w:before="0" w:after="60" w:line="300" w:lineRule="auto"/>
               <w:jc w:val="center"/>
             </w:pPr>
             <w:r>
               <w:drawing>
                 <wp:inline xmlns:a="http://schemas.openxmlformats.org/drawingml/2006/main" xmlns:pic="http://schemas.openxmlformats.org/drawingml/2006/picture">
-                  <wp:extent cx="2232000" cy="3397600"/>
+                  <wp:extent cx="3780000" cy="5754000"/>
                   <wp:docPr id="11" name="Picture 11"/>
                   <wp:cNvGraphicFramePr>
                     <a:graphicFrameLocks noChangeAspect="1"/>
@@ -2417,7 +2342,7 @@
                         <pic:spPr>
                           <a:xfrm>
                             <a:off x="0" y="0"/>
-                            <a:ext cx="2232000" cy="3397600"/>
+                            <a:ext cx="3780000" cy="5754000"/>
                           </a:xfrm>
                           <a:prstGeom prst="rect"/>
                         </pic:spPr>
@@ -2430,15 +2355,16 @@
           </w:p>
           <w:p>
             <w:pPr>
-              <w:spacing w:after="40" w:line="300" w:lineRule="auto"/>
-            </w:pPr>
-            <w:r>
-              <w:rPr>
-                <w:rFonts w:ascii="宋体" w:hAnsi="宋体" w:eastAsia="宋体"/>
-                <w:b w:val="0"/>
-                <w:sz w:val="21"/>
-              </w:rPr>
-              <w:t>图4 重复小数点被忽略、退格删除一位（7..8 后退格 → 7.8）</w:t>
+              <w:spacing w:before="0" w:after="120" w:line="300" w:lineRule="auto"/>
+              <w:jc w:val="center"/>
+            </w:pPr>
+            <w:r>
+              <w:rPr>
+                <w:rFonts w:ascii="宋体" w:hAnsi="宋体" w:eastAsia="宋体"/>
+                <w:b w:val="0"/>
+                <w:sz w:val="18"/>
+              </w:rPr>
+              <w:t>图4  重复小数点被忽略，退格删除一位</w:t>
             </w:r>
           </w:p>
           <w:p>
@@ -2455,30 +2381,12 @@
               <w:rPr>
                 <w:rFonts w:hint="eastAsia"/>
               </w:rPr>
-              <w:lastRenderedPageBreak/>
-              <w:t>双操作数处理：完成四则运算及计算状态管理</w:t>
-            </w:r>
-          </w:p>
-          <w:p>
-            <w:pPr>
-              <w:pStyle w:val="ae"/>
-              <w:spacing w:line="480" w:lineRule="auto"/>
-              <w:ind w:left="880" w:firstLineChars="0" w:firstLine="0"/>
-              <w:rPr>
-                <w:color w:val="FF0000"/>
-              </w:rPr>
-            </w:pPr>
-            <w:r>
-              <w:rPr>
-                <w:rFonts w:hint="eastAsia"/>
-                <w:color w:val="FF0000"/>
-              </w:rPr>
-              <w:t>说明程序如何管理第一个操作数、操作符、第二个操作数和计算结果等状态</w:t>
-            </w:r>
-          </w:p>
-          <w:p>
-            <w:pPr>
-              <w:spacing w:after="40" w:line="300" w:lineRule="auto"/>
+              <w:t>连续操作与边界处理：完成连续运算、除零及计算结果后的继续输入</w:t>
+            </w:r>
+          </w:p>
+          <w:p>
+            <w:pPr>
+              <w:spacing w:before="0" w:after="40" w:line="300" w:lineRule="auto"/>
             </w:pPr>
             <w:r>
               <w:rPr>
@@ -2486,12 +2394,12 @@
                 <w:b w:val="0"/>
                 <w:sz w:val="21"/>
               </w:rPr>
-              <w:t>程序用一个状态机描述整个计算过程：m_accumulatedValue 保存第一个操作数（或上一轮运算结果）；m_pendingOperator 保存待执行的运算符；m_waitingForNewOperand 标志“下一个数字将开启新的操作数”。当前正在输入的操作数以文本形式保存在 m_currentInput 中。</w:t>
-            </w:r>
-          </w:p>
-          <w:p>
-            <w:pPr>
-              <w:spacing w:after="40" w:line="300" w:lineRule="auto"/>
+              <w:t>整个计算过程用三个状态变量描述就够了：m_accumulatedValue 存左边的数（算出来的结果也放回这里），m_pendingOperator 存等待执行的运算符，m_waitingForNewOperand 表示下一个敲进来的数字是不是要开启新的一轮。正在敲的那个数以字符串形式放在 m_currentInput。</w:t>
+            </w:r>
+          </w:p>
+          <w:p>
+            <w:pPr>
+              <w:spacing w:before="0" w:after="40" w:line="300" w:lineRule="auto"/>
             </w:pPr>
             <w:r>
               <w:rPr>
@@ -2499,278 +2407,376 @@
                 <w:b w:val="0"/>
                 <w:sz w:val="21"/>
               </w:rPr>
-              <w:t>applyOperator() 分三种情况处理：① 首次按运算符：仅把当前输入存入 m_accumulatedValue；② 连按运算符：只替换 m_pendingOperator，不重复计算；③ 已有左操作数且右操作数已输入：先算出前一步结果作为新的左操作数（支持 2+3+4 连续运算）。calculateEqual() 执行待完成的运算，把结果写回 m_currentInput 并清空 m_pendingOperator；同时用 m_lastOperator / m_lastOperand 记录本次运算，供连按等号重复执行。</w:t>
-            </w:r>
-          </w:p>
-          <w:p>
-            <w:pPr>
-              <w:spacing w:after="40" w:line="300" w:lineRule="auto"/>
-              <w:ind w:left="227"/>
-            </w:pPr>
-            <w:r>
-              <w:rPr>
-                <w:rFonts w:ascii="Consolas" w:hAnsi="Consolas" w:eastAsia="宋体"/>
-                <w:b w:val="0"/>
-                <w:sz w:val="18"/>
+              <w:t>applyOperator 里要分三种情况处理。第一种是第一次按运算符，这时候没有右操作数可言，只是把当前的数存进 m_accumulatedValue；第二种是连着按了两个运算符，比如加号后面又点乘号，说明前面那个是误按，直接替换掉就行，不能触发计算；第三种是左右两边都齐了、中间已经有过一次运算，那得先把上一步算完，把结果作为新的左操作数，2 + 3 + 4 这种连续运算就是靠这一条撑起来的。</w:t>
+            </w:r>
+          </w:p>
+          <w:p>
+            <w:pPr>
+              <w:spacing w:before="0" w:after="0" w:line="300" w:lineRule="auto"/>
+              <w:ind w:left="255"/>
+            </w:pPr>
+            <w:r>
+              <w:rPr>
+                <w:rFonts w:ascii="Consolas" w:hAnsi="Consolas" w:eastAsia="宋体"/>
+                <w:b w:val="0"/>
+                <w:sz w:val="19"/>
               </w:rPr>
               <w:t>void MainWindow::applyOperator(const QString &amp;op)</w:t>
             </w:r>
           </w:p>
           <w:p>
             <w:pPr>
-              <w:spacing w:after="40" w:line="300" w:lineRule="auto"/>
-              <w:ind w:left="227"/>
-            </w:pPr>
-            <w:r>
-              <w:rPr>
-                <w:rFonts w:ascii="Consolas" w:hAnsi="Consolas" w:eastAsia="宋体"/>
-                <w:b w:val="0"/>
-                <w:sz w:val="18"/>
+              <w:spacing w:before="0" w:after="0" w:line="300" w:lineRule="auto"/>
+              <w:ind w:left="255"/>
+            </w:pPr>
+            <w:r>
+              <w:rPr>
+                <w:rFonts w:ascii="Consolas" w:hAnsi="Consolas" w:eastAsia="宋体"/>
+                <w:b w:val="0"/>
+                <w:sz w:val="19"/>
               </w:rPr>
               <w:t>{</w:t>
             </w:r>
           </w:p>
           <w:p>
             <w:pPr>
-              <w:spacing w:after="40" w:line="300" w:lineRule="auto"/>
-              <w:ind w:left="227"/>
-            </w:pPr>
-            <w:r>
-              <w:rPr>
-                <w:rFonts w:ascii="Consolas" w:hAnsi="Consolas" w:eastAsia="宋体"/>
-                <w:b w:val="0"/>
-                <w:sz w:val="18"/>
-              </w:rPr>
-              <w:t xml:space="preserve">    if (m_hasError) return;</w:t>
-            </w:r>
-          </w:p>
-          <w:p>
-            <w:pPr>
-              <w:spacing w:after="40" w:line="300" w:lineRule="auto"/>
-              <w:ind w:left="227"/>
-            </w:pPr>
-            <w:r>
-              <w:rPr>
-                <w:rFonts w:ascii="Consolas" w:hAnsi="Consolas" w:eastAsia="宋体"/>
-                <w:b w:val="0"/>
-                <w:sz w:val="18"/>
+              <w:spacing w:before="0" w:after="0" w:line="300" w:lineRule="auto"/>
+              <w:ind w:left="255"/>
+            </w:pPr>
+            <w:r>
+              <w:rPr>
+                <w:rFonts w:ascii="Consolas" w:hAnsi="Consolas" w:eastAsia="宋体"/>
+                <w:b w:val="0"/>
+                <w:sz w:val="19"/>
+              </w:rPr>
+              <w:t xml:space="preserve">    if (m_hasError)</w:t>
+            </w:r>
+          </w:p>
+          <w:p>
+            <w:pPr>
+              <w:spacing w:before="0" w:after="0" w:line="300" w:lineRule="auto"/>
+              <w:ind w:left="255"/>
+            </w:pPr>
+            <w:r>
+              <w:rPr>
+                <w:rFonts w:ascii="Consolas" w:hAnsi="Consolas" w:eastAsia="宋体"/>
+                <w:b w:val="0"/>
+                <w:sz w:val="19"/>
+              </w:rPr>
+              <w:t xml:space="preserve">        return;</w:t>
+            </w:r>
+          </w:p>
+          <w:p>
+            <w:pPr>
+              <w:spacing w:before="0" w:after="0" w:line="300" w:lineRule="auto"/>
+              <w:ind w:left="255"/>
+            </w:pPr>
+            <w:r>
+              <w:rPr>
+                <w:rFonts w:ascii="Consolas" w:hAnsi="Consolas" w:eastAsia="宋体"/>
+                <w:b w:val="0"/>
+                <w:sz w:val="19"/>
+              </w:rPr>
+              <w:t xml:space="preserve"> </w:t>
+            </w:r>
+          </w:p>
+          <w:p>
+            <w:pPr>
+              <w:spacing w:before="0" w:after="0" w:line="300" w:lineRule="auto"/>
+              <w:ind w:left="255"/>
+            </w:pPr>
+            <w:r>
+              <w:rPr>
+                <w:rFonts w:ascii="Consolas" w:hAnsi="Consolas" w:eastAsia="宋体"/>
+                <w:b w:val="0"/>
+                <w:sz w:val="19"/>
               </w:rPr>
               <w:t xml:space="preserve">    if (m_pendingOperator.isEmpty()) {</w:t>
             </w:r>
           </w:p>
           <w:p>
             <w:pPr>
-              <w:spacing w:after="40" w:line="300" w:lineRule="auto"/>
-              <w:ind w:left="227"/>
-            </w:pPr>
-            <w:r>
-              <w:rPr>
-                <w:rFonts w:ascii="Consolas" w:hAnsi="Consolas" w:eastAsia="宋体"/>
-                <w:b w:val="0"/>
-                <w:sz w:val="18"/>
-              </w:rPr>
-              <w:t xml:space="preserve">        m_accumulatedValue = m_currentInput.toDouble();   // 情况1：保存左操作数</w:t>
-            </w:r>
-          </w:p>
-          <w:p>
-            <w:pPr>
-              <w:spacing w:after="40" w:line="300" w:lineRule="auto"/>
-              <w:ind w:left="227"/>
-            </w:pPr>
-            <w:r>
-              <w:rPr>
-                <w:rFonts w:ascii="Consolas" w:hAnsi="Consolas" w:eastAsia="宋体"/>
-                <w:b w:val="0"/>
-                <w:sz w:val="18"/>
+              <w:spacing w:before="0" w:after="0" w:line="300" w:lineRule="auto"/>
+              <w:ind w:left="255"/>
+            </w:pPr>
+            <w:r>
+              <w:rPr>
+                <w:rFonts w:ascii="Consolas" w:hAnsi="Consolas" w:eastAsia="宋体"/>
+                <w:b w:val="0"/>
+                <w:sz w:val="19"/>
+              </w:rPr>
+              <w:t xml:space="preserve">        m_accumulatedValue = m_currentInput.toDouble();   // 情况1：先记下左操作数</w:t>
+            </w:r>
+          </w:p>
+          <w:p>
+            <w:pPr>
+              <w:spacing w:before="0" w:after="0" w:line="300" w:lineRule="auto"/>
+              <w:ind w:left="255"/>
+            </w:pPr>
+            <w:r>
+              <w:rPr>
+                <w:rFonts w:ascii="Consolas" w:hAnsi="Consolas" w:eastAsia="宋体"/>
+                <w:b w:val="0"/>
+                <w:sz w:val="19"/>
               </w:rPr>
               <w:t xml:space="preserve">    } else if (m_waitingForNewOperand) {</w:t>
             </w:r>
           </w:p>
           <w:p>
             <w:pPr>
-              <w:spacing w:after="40" w:line="300" w:lineRule="auto"/>
-              <w:ind w:left="227"/>
-            </w:pPr>
-            <w:r>
-              <w:rPr>
-                <w:rFonts w:ascii="Consolas" w:hAnsi="Consolas" w:eastAsia="宋体"/>
-                <w:b w:val="0"/>
-                <w:sz w:val="18"/>
+              <w:spacing w:before="0" w:after="0" w:line="300" w:lineRule="auto"/>
+              <w:ind w:left="255"/>
+            </w:pPr>
+            <w:r>
+              <w:rPr>
+                <w:rFonts w:ascii="Consolas" w:hAnsi="Consolas" w:eastAsia="宋体"/>
+                <w:b w:val="0"/>
+                <w:sz w:val="19"/>
               </w:rPr>
               <w:t xml:space="preserve">        m_pendingOperator = op;                           // 情况2：连按运算符，只替换</w:t>
             </w:r>
           </w:p>
           <w:p>
             <w:pPr>
-              <w:spacing w:after="40" w:line="300" w:lineRule="auto"/>
-              <w:ind w:left="227"/>
-            </w:pPr>
-            <w:r>
-              <w:rPr>
-                <w:rFonts w:ascii="Consolas" w:hAnsi="Consolas" w:eastAsia="宋体"/>
-                <w:b w:val="0"/>
-                <w:sz w:val="18"/>
-              </w:rPr>
-              <w:t xml:space="preserve">        updateExpressionLabel(); return;</w:t>
-            </w:r>
-          </w:p>
-          <w:p>
-            <w:pPr>
-              <w:spacing w:after="40" w:line="300" w:lineRule="auto"/>
-              <w:ind w:left="227"/>
-            </w:pPr>
-            <w:r>
-              <w:rPr>
-                <w:rFonts w:ascii="Consolas" w:hAnsi="Consolas" w:eastAsia="宋体"/>
-                <w:b w:val="0"/>
-                <w:sz w:val="18"/>
+              <w:spacing w:before="0" w:after="0" w:line="300" w:lineRule="auto"/>
+              <w:ind w:left="255"/>
+            </w:pPr>
+            <w:r>
+              <w:rPr>
+                <w:rFonts w:ascii="Consolas" w:hAnsi="Consolas" w:eastAsia="宋体"/>
+                <w:b w:val="0"/>
+                <w:sz w:val="19"/>
+              </w:rPr>
+              <w:t xml:space="preserve">        updateExpressionLabel();</w:t>
+            </w:r>
+          </w:p>
+          <w:p>
+            <w:pPr>
+              <w:spacing w:before="0" w:after="0" w:line="300" w:lineRule="auto"/>
+              <w:ind w:left="255"/>
+            </w:pPr>
+            <w:r>
+              <w:rPr>
+                <w:rFonts w:ascii="Consolas" w:hAnsi="Consolas" w:eastAsia="宋体"/>
+                <w:b w:val="0"/>
+                <w:sz w:val="19"/>
+              </w:rPr>
+              <w:t xml:space="preserve">        return;</w:t>
+            </w:r>
+          </w:p>
+          <w:p>
+            <w:pPr>
+              <w:spacing w:before="0" w:after="0" w:line="300" w:lineRule="auto"/>
+              <w:ind w:left="255"/>
+            </w:pPr>
+            <w:r>
+              <w:rPr>
+                <w:rFonts w:ascii="Consolas" w:hAnsi="Consolas" w:eastAsia="宋体"/>
+                <w:b w:val="0"/>
+                <w:sz w:val="19"/>
               </w:rPr>
               <w:t xml:space="preserve">    } else {</w:t>
             </w:r>
           </w:p>
           <w:p>
             <w:pPr>
-              <w:spacing w:after="40" w:line="300" w:lineRule="auto"/>
-              <w:ind w:left="227"/>
-            </w:pPr>
-            <w:r>
-              <w:rPr>
-                <w:rFonts w:ascii="Consolas" w:hAnsi="Consolas" w:eastAsia="宋体"/>
-                <w:b w:val="0"/>
-                <w:sz w:val="18"/>
+              <w:spacing w:before="0" w:after="0" w:line="300" w:lineRule="auto"/>
+              <w:ind w:left="255"/>
+            </w:pPr>
+            <w:r>
+              <w:rPr>
+                <w:rFonts w:ascii="Consolas" w:hAnsi="Consolas" w:eastAsia="宋体"/>
+                <w:b w:val="0"/>
+                <w:sz w:val="19"/>
               </w:rPr>
               <w:t xml:space="preserve">        const double result = executeOperation(           // 情况3：先完成上一次运算</w:t>
             </w:r>
           </w:p>
           <w:p>
             <w:pPr>
-              <w:spacing w:after="40" w:line="300" w:lineRule="auto"/>
-              <w:ind w:left="227"/>
-            </w:pPr>
-            <w:r>
-              <w:rPr>
-                <w:rFonts w:ascii="Consolas" w:hAnsi="Consolas" w:eastAsia="宋体"/>
-                <w:b w:val="0"/>
-                <w:sz w:val="18"/>
+              <w:spacing w:before="0" w:after="0" w:line="300" w:lineRule="auto"/>
+              <w:ind w:left="255"/>
+            </w:pPr>
+            <w:r>
+              <w:rPr>
+                <w:rFonts w:ascii="Consolas" w:hAnsi="Consolas" w:eastAsia="宋体"/>
+                <w:b w:val="0"/>
+                <w:sz w:val="19"/>
               </w:rPr>
               <w:t xml:space="preserve">            m_accumulatedValue, m_pendingOperator, m_currentInput.toDouble());</w:t>
             </w:r>
           </w:p>
           <w:p>
             <w:pPr>
-              <w:spacing w:after="40" w:line="300" w:lineRule="auto"/>
-              <w:ind w:left="227"/>
-            </w:pPr>
-            <w:r>
-              <w:rPr>
-                <w:rFonts w:ascii="Consolas" w:hAnsi="Consolas" w:eastAsia="宋体"/>
-                <w:b w:val="0"/>
-                <w:sz w:val="18"/>
-              </w:rPr>
-              <w:t xml:space="preserve">        if (std::isnan(result)) { enterErrorState(tr("除数不能为零")); return; }</w:t>
-            </w:r>
-          </w:p>
-          <w:p>
-            <w:pPr>
-              <w:spacing w:after="40" w:line="300" w:lineRule="auto"/>
-              <w:ind w:left="227"/>
-            </w:pPr>
-            <w:r>
-              <w:rPr>
-                <w:rFonts w:ascii="Consolas" w:hAnsi="Consolas" w:eastAsia="宋体"/>
-                <w:b w:val="0"/>
-                <w:sz w:val="18"/>
+              <w:spacing w:before="0" w:after="0" w:line="300" w:lineRule="auto"/>
+              <w:ind w:left="255"/>
+            </w:pPr>
+            <w:r>
+              <w:rPr>
+                <w:rFonts w:ascii="Consolas" w:hAnsi="Consolas" w:eastAsia="宋体"/>
+                <w:b w:val="0"/>
+                <w:sz w:val="19"/>
+              </w:rPr>
+              <w:t xml:space="preserve">        if (std::isnan(result)) {</w:t>
+            </w:r>
+          </w:p>
+          <w:p>
+            <w:pPr>
+              <w:spacing w:before="0" w:after="0" w:line="300" w:lineRule="auto"/>
+              <w:ind w:left="255"/>
+            </w:pPr>
+            <w:r>
+              <w:rPr>
+                <w:rFonts w:ascii="Consolas" w:hAnsi="Consolas" w:eastAsia="宋体"/>
+                <w:b w:val="0"/>
+                <w:sz w:val="19"/>
+              </w:rPr>
+              <w:t xml:space="preserve">            enterErrorState(tr("除数不能为零"));</w:t>
+            </w:r>
+          </w:p>
+          <w:p>
+            <w:pPr>
+              <w:spacing w:before="0" w:after="0" w:line="300" w:lineRule="auto"/>
+              <w:ind w:left="255"/>
+            </w:pPr>
+            <w:r>
+              <w:rPr>
+                <w:rFonts w:ascii="Consolas" w:hAnsi="Consolas" w:eastAsia="宋体"/>
+                <w:b w:val="0"/>
+                <w:sz w:val="19"/>
+              </w:rPr>
+              <w:t xml:space="preserve">            return;</w:t>
+            </w:r>
+          </w:p>
+          <w:p>
+            <w:pPr>
+              <w:spacing w:before="0" w:after="0" w:line="300" w:lineRule="auto"/>
+              <w:ind w:left="255"/>
+            </w:pPr>
+            <w:r>
+              <w:rPr>
+                <w:rFonts w:ascii="Consolas" w:hAnsi="Consolas" w:eastAsia="宋体"/>
+                <w:b w:val="0"/>
+                <w:sz w:val="19"/>
+              </w:rPr>
+              <w:t xml:space="preserve">        }</w:t>
+            </w:r>
+          </w:p>
+          <w:p>
+            <w:pPr>
+              <w:spacing w:before="0" w:after="0" w:line="300" w:lineRule="auto"/>
+              <w:ind w:left="255"/>
+            </w:pPr>
+            <w:r>
+              <w:rPr>
+                <w:rFonts w:ascii="Consolas" w:hAnsi="Consolas" w:eastAsia="宋体"/>
+                <w:b w:val="0"/>
+                <w:sz w:val="19"/>
               </w:rPr>
               <w:t xml:space="preserve">        m_accumulatedValue = result;</w:t>
             </w:r>
           </w:p>
           <w:p>
             <w:pPr>
-              <w:spacing w:after="40" w:line="300" w:lineRule="auto"/>
-              <w:ind w:left="227"/>
-            </w:pPr>
-            <w:r>
-              <w:rPr>
-                <w:rFonts w:ascii="Consolas" w:hAnsi="Consolas" w:eastAsia="宋体"/>
-                <w:b w:val="0"/>
-                <w:sz w:val="18"/>
+              <w:spacing w:before="0" w:after="0" w:line="300" w:lineRule="auto"/>
+              <w:ind w:left="255"/>
+            </w:pPr>
+            <w:r>
+              <w:rPr>
+                <w:rFonts w:ascii="Consolas" w:hAnsi="Consolas" w:eastAsia="宋体"/>
+                <w:b w:val="0"/>
+                <w:sz w:val="19"/>
               </w:rPr>
               <w:t xml:space="preserve">        m_currentInput = formatResult(result);</w:t>
             </w:r>
           </w:p>
           <w:p>
             <w:pPr>
-              <w:spacing w:after="40" w:line="300" w:lineRule="auto"/>
-              <w:ind w:left="227"/>
-            </w:pPr>
-            <w:r>
-              <w:rPr>
-                <w:rFonts w:ascii="Consolas" w:hAnsi="Consolas" w:eastAsia="宋体"/>
-                <w:b w:val="0"/>
-                <w:sz w:val="18"/>
+              <w:spacing w:before="0" w:after="0" w:line="300" w:lineRule="auto"/>
+              <w:ind w:left="255"/>
+            </w:pPr>
+            <w:r>
+              <w:rPr>
+                <w:rFonts w:ascii="Consolas" w:hAnsi="Consolas" w:eastAsia="宋体"/>
+                <w:b w:val="0"/>
+                <w:sz w:val="19"/>
               </w:rPr>
               <w:t xml:space="preserve">    }</w:t>
             </w:r>
           </w:p>
           <w:p>
             <w:pPr>
-              <w:spacing w:after="40" w:line="300" w:lineRule="auto"/>
-              <w:ind w:left="227"/>
-            </w:pPr>
-            <w:r>
-              <w:rPr>
-                <w:rFonts w:ascii="Consolas" w:hAnsi="Consolas" w:eastAsia="宋体"/>
-                <w:b w:val="0"/>
-                <w:sz w:val="18"/>
+              <w:spacing w:before="0" w:after="0" w:line="300" w:lineRule="auto"/>
+              <w:ind w:left="255"/>
+            </w:pPr>
+            <w:r>
+              <w:rPr>
+                <w:rFonts w:ascii="Consolas" w:hAnsi="Consolas" w:eastAsia="宋体"/>
+                <w:b w:val="0"/>
+                <w:sz w:val="19"/>
               </w:rPr>
               <w:t xml:space="preserve">    m_pendingOperator = op;</w:t>
             </w:r>
           </w:p>
           <w:p>
             <w:pPr>
-              <w:spacing w:after="40" w:line="300" w:lineRule="auto"/>
-              <w:ind w:left="227"/>
-            </w:pPr>
-            <w:r>
-              <w:rPr>
-                <w:rFonts w:ascii="Consolas" w:hAnsi="Consolas" w:eastAsia="宋体"/>
-                <w:b w:val="0"/>
-                <w:sz w:val="18"/>
+              <w:spacing w:before="0" w:after="0" w:line="300" w:lineRule="auto"/>
+              <w:ind w:left="255"/>
+            </w:pPr>
+            <w:r>
+              <w:rPr>
+                <w:rFonts w:ascii="Consolas" w:hAnsi="Consolas" w:eastAsia="宋体"/>
+                <w:b w:val="0"/>
+                <w:sz w:val="19"/>
               </w:rPr>
               <w:t xml:space="preserve">    m_waitingForNewOperand = true;</w:t>
             </w:r>
           </w:p>
           <w:p>
             <w:pPr>
-              <w:spacing w:after="40" w:line="300" w:lineRule="auto"/>
-              <w:ind w:left="227"/>
-            </w:pPr>
-            <w:r>
-              <w:rPr>
-                <w:rFonts w:ascii="Consolas" w:hAnsi="Consolas" w:eastAsia="宋体"/>
-                <w:b w:val="0"/>
-                <w:sz w:val="18"/>
-              </w:rPr>
-              <w:t xml:space="preserve">    updateExpressionLabel(); updateDisplay();</w:t>
-            </w:r>
-          </w:p>
-          <w:p>
-            <w:pPr>
-              <w:spacing w:after="40" w:line="300" w:lineRule="auto"/>
-              <w:ind w:left="227"/>
-            </w:pPr>
-            <w:r>
-              <w:rPr>
-                <w:rFonts w:ascii="Consolas" w:hAnsi="Consolas" w:eastAsia="宋体"/>
-                <w:b w:val="0"/>
-                <w:sz w:val="18"/>
+              <w:spacing w:before="0" w:after="0" w:line="300" w:lineRule="auto"/>
+              <w:ind w:left="255"/>
+            </w:pPr>
+            <w:r>
+              <w:rPr>
+                <w:rFonts w:ascii="Consolas" w:hAnsi="Consolas" w:eastAsia="宋体"/>
+                <w:b w:val="0"/>
+                <w:sz w:val="19"/>
+              </w:rPr>
+              <w:t xml:space="preserve">    updateExpressionLabel();</w:t>
+            </w:r>
+          </w:p>
+          <w:p>
+            <w:pPr>
+              <w:spacing w:before="0" w:after="0" w:line="300" w:lineRule="auto"/>
+              <w:ind w:left="255"/>
+            </w:pPr>
+            <w:r>
+              <w:rPr>
+                <w:rFonts w:ascii="Consolas" w:hAnsi="Consolas" w:eastAsia="宋体"/>
+                <w:b w:val="0"/>
+                <w:sz w:val="19"/>
+              </w:rPr>
+              <w:t xml:space="preserve">    updateDisplay();</w:t>
+            </w:r>
+          </w:p>
+          <w:p>
+            <w:pPr>
+              <w:spacing w:before="0" w:after="0" w:line="300" w:lineRule="auto"/>
+              <w:ind w:left="255"/>
+            </w:pPr>
+            <w:r>
+              <w:rPr>
+                <w:rFonts w:ascii="Consolas" w:hAnsi="Consolas" w:eastAsia="宋体"/>
+                <w:b w:val="0"/>
+                <w:sz w:val="19"/>
               </w:rPr>
               <w:t>}</w:t>
             </w:r>
           </w:p>
           <w:p>
             <w:pPr>
-              <w:spacing w:after="40" w:line="300" w:lineRule="auto"/>
+              <w:spacing w:before="0" w:after="80" w:line="300" w:lineRule="auto"/>
             </w:pPr>
             <w:r>
               <w:rPr>
@@ -2778,7 +2784,19 @@
                 <w:b w:val="0"/>
                 <w:sz w:val="21"/>
               </w:rPr>
-              <w:t>executeOperation() 执行单次二元运算，除数为 0 时返回 NaN，由调用方统一转入错误状态，避免在多个调用点重复写除零判断。</w:t>
+            </w:r>
+          </w:p>
+          <w:p>
+            <w:pPr>
+              <w:spacing w:before="0" w:after="40" w:line="300" w:lineRule="auto"/>
+            </w:pPr>
+            <w:r>
+              <w:rPr>
+                <w:rFonts w:ascii="宋体" w:hAnsi="宋体" w:eastAsia="宋体"/>
+                <w:b w:val="0"/>
+                <w:sz w:val="21"/>
+              </w:rPr>
+              <w:t>二元运算单独抽成 executeOperation()，除数为 0 时返回 NaN，由调用处统一转入错误状态。这样判断只用写一次，不用在 applyOperator 和 calculateEqual 里各写一遍。</w:t>
             </w:r>
           </w:p>
           <w:p>
@@ -2795,43 +2813,25 @@
               <w:rPr>
                 <w:rFonts w:hint="eastAsia"/>
               </w:rPr>
-              <w:t>连续操作与边界处理：完成连续运算、除零及计算结果后的继续输入</w:t>
-            </w:r>
-          </w:p>
-          <w:p>
-            <w:pPr>
-              <w:pStyle w:val="ae"/>
-              <w:spacing w:line="480" w:lineRule="auto"/>
-              <w:ind w:left="880" w:firstLineChars="0" w:firstLine="0"/>
-              <w:rPr>
-                <w:color w:val="FF0000"/>
-              </w:rPr>
-            </w:pPr>
-            <w:r>
-              <w:rPr>
-                <w:rFonts w:hint="eastAsia"/>
-                <w:color w:val="FF0000"/>
-              </w:rPr>
-              <w:t>至少选择</w:t>
-            </w:r>
-            <w:r>
-              <w:rPr>
-                <w:rFonts w:hint="eastAsia"/>
-                <w:color w:val="FF0000"/>
-              </w:rPr>
-              <w:t>3</w:t>
-            </w:r>
-            <w:r>
-              <w:rPr>
-                <w:rFonts w:hint="eastAsia"/>
-                <w:color w:val="FF0000"/>
-              </w:rPr>
-              <w:t>个异常或边界输入，记录：测试输入→原程序现象→原因分析→修改方法→修改后结果</w:t>
-            </w:r>
-          </w:p>
-          <w:p>
-            <w:pPr>
-              <w:spacing w:after="40" w:line="300" w:lineRule="auto"/>
+              <w:t>使用样式表改善界面，并检查控件命名与代码结构</w:t>
+            </w:r>
+          </w:p>
+          <w:p>
+            <w:pPr>
+              <w:spacing w:before="0" w:after="40" w:line="300" w:lineRule="auto"/>
+            </w:pPr>
+            <w:r>
+              <w:rPr>
+                <w:rFonts w:ascii="宋体" w:hAnsi="宋体" w:eastAsia="宋体"/>
+                <w:b w:val="0"/>
+                <w:sz w:val="21"/>
+              </w:rPr>
+              <w:t>挑了 5 组边界情况，每组都按“输入→现象→原因→改法→改后结果”记下来。</w:t>
+            </w:r>
+          </w:p>
+          <w:p>
+            <w:pPr>
+              <w:spacing w:before="0" w:after="40" w:line="300" w:lineRule="auto"/>
             </w:pPr>
             <w:r>
               <w:rPr>
@@ -2839,12 +2839,12 @@
                 <w:b/>
                 <w:sz w:val="21"/>
               </w:rPr>
-              <w:t>边界1：除数为零（8 ÷ 0 =）</w:t>
-            </w:r>
-          </w:p>
-          <w:p>
-            <w:pPr>
-              <w:spacing w:after="40" w:line="300" w:lineRule="auto"/>
+              <w:t>边界1  除数为零（8 ÷ 0 =）</w:t>
+            </w:r>
+          </w:p>
+          <w:p>
+            <w:pPr>
+              <w:spacing w:before="0" w:after="40" w:line="300" w:lineRule="auto"/>
             </w:pPr>
             <w:r>
               <w:rPr>
@@ -2852,18 +2852,18 @@
                 <w:b w:val="0"/>
                 <w:sz w:val="21"/>
               </w:rPr>
-              <w:t>测试输入：8 → ÷ → 0 → =。原程序现象：显示 inf，不符合计算器习惯。原因分析：浮点除法除以 0 不会抛异常而是得到无穷大。修改方法：executeOperation() 在除数为 0（qFuzzyIsNull 判断）时返回 NaN，calculateEqual()/applyOperator() 检测到 NaN 后调用 enterErrorState() 显示“除数不能为零”，错误态下除 C 外的输入全部忽略。修改后结果：正确显示提示，按 C 恢复后可继续计算（自测用例“除零提示/除零后输入被忽略/除零后清除可恢复”均通过）。</w:t>
-            </w:r>
-          </w:p>
-          <w:p>
-            <w:pPr>
-              <w:spacing w:after="40" w:line="300" w:lineRule="auto"/>
+              <w:t>现象：屏幕上出来一个 inf，既不是报错也不是正常结果。原因：浮点数除以 0 不会抛异常，C++ 直接给出 inf，照常显示出来就成了这样。改法：在 executeOperation 里用 qFuzzyIsNull 判断除数，为真就返回 NaN；调用方看到 NaN 就进 error 状态，显示“除数不能为零”，这个状态下除 C 以外的输入一律不响应。改后：再按 8 ÷ 0 = 会给出提示，按 C 之后能立刻继续算，自测里“除零提示”“除零后输入被忽略”“除零后清除可恢复”三条都通过。</w:t>
+            </w:r>
+          </w:p>
+          <w:p>
+            <w:pPr>
+              <w:spacing w:before="0" w:after="60" w:line="300" w:lineRule="auto"/>
               <w:jc w:val="center"/>
             </w:pPr>
             <w:r>
               <w:drawing>
                 <wp:inline xmlns:a="http://schemas.openxmlformats.org/drawingml/2006/main" xmlns:pic="http://schemas.openxmlformats.org/drawingml/2006/picture">
-                  <wp:extent cx="2232000" cy="3397600"/>
+                  <wp:extent cx="3780000" cy="5754000"/>
                   <wp:docPr id="12" name="Picture 12"/>
                   <wp:cNvGraphicFramePr>
                     <a:graphicFrameLocks noChangeAspect="1"/>
@@ -2884,7 +2884,7 @@
                         <pic:spPr>
                           <a:xfrm>
                             <a:off x="0" y="0"/>
-                            <a:ext cx="2232000" cy="3397600"/>
+                            <a:ext cx="3780000" cy="5754000"/>
                           </a:xfrm>
                           <a:prstGeom prst="rect"/>
                         </pic:spPr>
@@ -2897,20 +2897,21 @@
           </w:p>
           <w:p>
             <w:pPr>
-              <w:spacing w:after="40" w:line="300" w:lineRule="auto"/>
-            </w:pPr>
-            <w:r>
-              <w:rPr>
-                <w:rFonts w:ascii="宋体" w:hAnsi="宋体" w:eastAsia="宋体"/>
-                <w:b w:val="0"/>
-                <w:sz w:val="21"/>
-              </w:rPr>
-              <w:t>图5 除零错误提示</w:t>
-            </w:r>
-          </w:p>
-          <w:p>
-            <w:pPr>
-              <w:spacing w:after="40" w:line="300" w:lineRule="auto"/>
+              <w:spacing w:before="0" w:after="120" w:line="300" w:lineRule="auto"/>
+              <w:jc w:val="center"/>
+            </w:pPr>
+            <w:r>
+              <w:rPr>
+                <w:rFonts w:ascii="宋体" w:hAnsi="宋体" w:eastAsia="宋体"/>
+                <w:b w:val="0"/>
+                <w:sz w:val="18"/>
+              </w:rPr>
+              <w:t>图5  除数为零时的提示</w:t>
+            </w:r>
+          </w:p>
+          <w:p>
+            <w:pPr>
+              <w:spacing w:before="0" w:after="40" w:line="300" w:lineRule="auto"/>
             </w:pPr>
             <w:r>
               <w:rPr>
@@ -2918,12 +2919,12 @@
                 <w:b/>
                 <w:sz w:val="21"/>
               </w:rPr>
-              <w:t>边界2：连续按多个运算符（5 + × 2 =）</w:t>
-            </w:r>
-          </w:p>
-          <w:p>
-            <w:pPr>
-              <w:spacing w:after="40" w:line="300" w:lineRule="auto"/>
+              <w:t>边界2  连按两个运算符（5 + × 2 =）</w:t>
+            </w:r>
+          </w:p>
+          <w:p>
+            <w:pPr>
+              <w:spacing w:before="0" w:after="40" w:line="300" w:lineRule="auto"/>
             </w:pPr>
             <w:r>
               <w:rPr>
@@ -2931,12 +2932,12 @@
                 <w:b w:val="0"/>
                 <w:sz w:val="21"/>
               </w:rPr>
-              <w:t>测试输入：5 → + → × → 2 → =。原程序现象：× 按下时提前触发一次运算，结果与预期不符。原因分析：未区分“已有运算符但右操作数尚未输入”的状态。修改方法：applyOperator() 检测 m_waitingForNewOperand 为真时只替换 m_pendingOperator，不进行计算。修改后结果：5 + × 2 = 得到 10，只保留最后一个运算符 ×。</w:t>
-            </w:r>
-          </w:p>
-          <w:p>
-            <w:pPr>
-              <w:spacing w:after="40" w:line="300" w:lineRule="auto"/>
+              <w:t>现象：按乘号时程序提前算了一次，结果对不上。原因：没有区分“已经有运算符但右操作数还没输入”这个状态，一有旧运算符就去算。改法：applyOperator 开头判断 m_waitingForNewOperand，为真说明右操作数还没来，只把运算符换掉，不计算。改后：5 + × 2 = 得 10，也就是最后一个运算符生效。</w:t>
+            </w:r>
+          </w:p>
+          <w:p>
+            <w:pPr>
+              <w:spacing w:before="0" w:after="40" w:line="300" w:lineRule="auto"/>
             </w:pPr>
             <w:r>
               <w:rPr>
@@ -2944,12 +2945,12 @@
                 <w:b/>
                 <w:sz w:val="21"/>
               </w:rPr>
-              <w:t>边界3：连按等号（2 + 3 = =）</w:t>
-            </w:r>
-          </w:p>
-          <w:p>
-            <w:pPr>
-              <w:spacing w:after="40" w:line="300" w:lineRule="auto"/>
+              <w:t>边界3  连按等号（2 + 3 = =）</w:t>
+            </w:r>
+          </w:p>
+          <w:p>
+            <w:pPr>
+              <w:spacing w:before="0" w:after="40" w:line="300" w:lineRule="auto"/>
             </w:pPr>
             <w:r>
               <w:rPr>
@@ -2957,12 +2958,12 @@
                 <w:b w:val="0"/>
                 <w:sz w:val="21"/>
               </w:rPr>
-              <w:t>测试输入：2 → + → 3 → = → =。原程序现象：第二次按 = 后仍显示 5。原因分析：等号计算完成后清空了 m_pendingOperator，再次按等号时没有运算符可执行而被直接忽略。修改方法：新增 m_lastOperator / m_lastOperand 记录上一次完成的运算，m_pendingOperator 为空且存在历史运算时重复执行该运算（与 Windows 计算器行为一致）。修改后结果：2+3= 得 5，再按 = 得 8，继续按得 11（自测用例覆盖）。</w:t>
-            </w:r>
-          </w:p>
-          <w:p>
-            <w:pPr>
-              <w:spacing w:after="40" w:line="300" w:lineRule="auto"/>
+              <w:t>现象：Windows 计算器上当 OBJD 重复上一次运算，我的程序第二次按等号没反应，一直停在 5。原因：等号算完之后把 m_pendingOperator 清空了，再按等号时找不到运算符可执行。改法：补两个成员 m_lastOperator / m_lastOperand，算完时记下这一轮用的是什么运算和右操作数，等号再来一次就重复它。改后：2 + 3 = 得 5，再按 = 得 8，再按得 11。</w:t>
+            </w:r>
+          </w:p>
+          <w:p>
+            <w:pPr>
+              <w:spacing w:before="0" w:after="40" w:line="300" w:lineRule="auto"/>
             </w:pPr>
             <w:r>
               <w:rPr>
@@ -2970,12 +2971,12 @@
                 <w:b/>
                 <w:sz w:val="21"/>
               </w:rPr>
-              <w:t>边界4：计算完成后继续输入 / 退格（2 + 3 = 7）</w:t>
-            </w:r>
-          </w:p>
-          <w:p>
-            <w:pPr>
-              <w:spacing w:after="40" w:line="300" w:lineRule="auto"/>
+              <w:t>边界4  算完之后继续输入（2 + 3 = 7）</w:t>
+            </w:r>
+          </w:p>
+          <w:p>
+            <w:pPr>
+              <w:spacing w:before="0" w:after="40" w:line="300" w:lineRule="auto"/>
             </w:pPr>
             <w:r>
               <w:rPr>
@@ -2983,12 +2984,12 @@
                 <w:b w:val="0"/>
                 <w:sz w:val="21"/>
               </w:rPr>
-              <w:t>测试输入：2 → + → 3 → = → 7。原程序现象：显示 57（把 7 追加到结果后面）。原因分析：等号后未引导新一轮输入。修改方法：等号后置 m_waitingForNewOperand = true，此时输入数字将整体替换显示内容；退格在等待新操作数状态下直接忽略，不破坏历史结果。修改后结果：显示 7，开启一次全新计算。</w:t>
-            </w:r>
-          </w:p>
-          <w:p>
-            <w:pPr>
-              <w:spacing w:after="40" w:line="300" w:lineRule="auto"/>
+              <w:t>现象：屏幕上变成 57，7 被拼到了结果后面。原因：等号结束时没有把状态切到“等待新操作数”，下一个数字被当成是对结果的续写。改法：等号最后置 m_waitingForNewOperand = true，这时再敲数字会整体替换屏幕内容；退格在这个状态下直接忽略，不去破坏已经算出来的结果。改后：按 7 就显示 7，开始新一轮计算。</w:t>
+            </w:r>
+          </w:p>
+          <w:p>
+            <w:pPr>
+              <w:spacing w:before="0" w:after="40" w:line="300" w:lineRule="auto"/>
             </w:pPr>
             <w:r>
               <w:rPr>
@@ -2996,12 +2997,12 @@
                 <w:b/>
                 <w:sz w:val="21"/>
               </w:rPr>
-              <w:t>边界5：前导零（0 0 5）与超长输入</w:t>
-            </w:r>
-          </w:p>
-          <w:p>
-            <w:pPr>
-              <w:spacing w:after="40" w:line="300" w:lineRule="auto"/>
+              <w:t>边界5  前导零（0 0 5）和超长输入</w:t>
+            </w:r>
+          </w:p>
+          <w:p>
+            <w:pPr>
+              <w:spacing w:before="0" w:after="40" w:line="300" w:lineRule="auto"/>
             </w:pPr>
             <w:r>
               <w:rPr>
@@ -3009,12 +3010,12 @@
                 <w:b w:val="0"/>
                 <w:sz w:val="21"/>
               </w:rPr>
-              <w:t>测试输入：0 → 0 → 5。原程序现象：显示 005。原因分析：appendDigit() 直接拼接字符串。修改方法：当前输入为“0”或“-0”时用新数字替换，且限制最长 15 位。修改后结果：显示 5。</w:t>
-            </w:r>
-          </w:p>
-          <w:p>
-            <w:pPr>
-              <w:spacing w:after="40" w:line="300" w:lineRule="auto"/>
+              <w:t>现象：连按两个 0 再按 5，屏幕显示 005。原因：appendDigit 无脑拼接字符串。改法：当前内容是“0”或“-0”时，新数字直接替换掉它，另外把长度卡在 15 位。改后：显示 5，负数同理。</w:t>
+            </w:r>
+          </w:p>
+          <w:p>
+            <w:pPr>
+              <w:spacing w:before="0" w:after="40" w:line="300" w:lineRule="auto"/>
             </w:pPr>
             <w:r>
               <w:rPr>
@@ -3022,7 +3023,7 @@
                 <w:b w:val="0"/>
                 <w:sz w:val="21"/>
               </w:rPr>
-              <w:t>以上 5 组边界连同鼠标键盘混合输入共 33 个用例，全部编写进自测程序 CalculatorSelfCheck，运行结果 33/33 通过。</w:t>
+              <w:t>这 5 组加上基本运算、鼠标键盘混合输入，一共 33 个用例，全部写在 CalculatorSelfCheck 里，运行结果是 33/33 通过、退出码 0。</w:t>
             </w:r>
           </w:p>
           <w:p>
@@ -3039,26 +3040,12 @@
               <w:rPr>
                 <w:rFonts w:hint="eastAsia"/>
               </w:rPr>
-              <w:t>使用样式表改善界面，并检查控件命名与代码结构</w:t>
-            </w:r>
-          </w:p>
-          <w:p>
-            <w:pPr>
-              <w:pStyle w:val="ae"/>
-              <w:spacing w:line="480" w:lineRule="auto"/>
-              <w:ind w:left="880" w:firstLineChars="0" w:firstLine="0"/>
-            </w:pPr>
-            <w:r>
-              <w:rPr>
-                <w:rFonts w:hint="eastAsia"/>
-                <w:color w:val="FF0000"/>
-              </w:rPr>
-              <w:t>给出优化后的界面截图，并说明主要改进</w:t>
-            </w:r>
-          </w:p>
-          <w:p>
-            <w:pPr>
-              <w:spacing w:after="40" w:line="300" w:lineRule="auto"/>
+              <w:t>键盘事件处理：实现键盘输入，并与鼠标按键处理逻辑保持一致</w:t>
+            </w:r>
+          </w:p>
+          <w:p>
+            <w:pPr>
+              <w:spacing w:before="0" w:after="40" w:line="300" w:lineRule="auto"/>
             </w:pPr>
             <w:r>
               <w:rPr>
@@ -3066,74 +3053,127 @@
                 <w:b w:val="0"/>
                 <w:sz w:val="21"/>
               </w:rPr>
-              <w:t>使用 QSS 样式表统一美化界面。为避免在样式表中罗列十几个按钮名，applyStyleSheet() 先给每个按钮设置 buttonRole 动态属性（digit / operator / equal / function 四类），QSS 中用属性选择器统一描述，避免大量重复选择器。主要改进：① 窗口底色改为浅灰 #F2F3F5，显示屏改为白色圆角卡片并带浅色描边；② 数字键白底黑字、运算符与等号蓝底白字（#1A73E8）、功能键浅灰底深灰字，一眼可区分按键类别；③ 为所有按键补充 hover 与 pressed 反馈，按下有明显“按压感”；④ 按键统一 12px 圆角，与显示区风格一致。</w:t>
-            </w:r>
-          </w:p>
-          <w:p>
-            <w:pPr>
-              <w:spacing w:after="40" w:line="300" w:lineRule="auto"/>
-              <w:ind w:left="227"/>
-            </w:pPr>
-            <w:r>
-              <w:rPr>
-                <w:rFonts w:ascii="Consolas" w:hAnsi="Consolas" w:eastAsia="宋体"/>
-                <w:b w:val="0"/>
-                <w:sz w:val="18"/>
+              <w:t>QSS 没有写在 Designer 里，而是在 applyStyleSheet() 里统一加载。一开始想给按钮逐个写选择器，20 个对象名列出来又长又不好改，后来改成先给按钮打一个 buttonRole 的动态属性，分成 digit、operator、equal、function 四类，样式表里用四个属性选择器就把所有按钮描述完了。</w:t>
+            </w:r>
+          </w:p>
+          <w:p>
+            <w:pPr>
+              <w:spacing w:before="0" w:after="40" w:line="300" w:lineRule="auto"/>
+            </w:pPr>
+            <w:r>
+              <w:rPr>
+                <w:rFonts w:ascii="宋体" w:hAnsi="宋体" w:eastAsia="宋体"/>
+                <w:b w:val="0"/>
+                <w:sz w:val="21"/>
+              </w:rPr>
+              <w:t>具体改了几处：窗口底色换成 #F2F3F5；数字键白底黑字；运算符和等号用 #1A73E8 蓝底白字，一眼就能把数字和运算区分开；功能键浅灰底深灰字。另外给按键补了 hover 和 pressed 两种状态，鼠标划过有一层浅色、按下去颜色再深一档，少了直上直下的生硬感。显示屏做成白色圆角卡片，按键统一 12px 圆角，风格就齐了。</w:t>
+            </w:r>
+          </w:p>
+          <w:p>
+            <w:pPr>
+              <w:spacing w:before="0" w:after="0" w:line="300" w:lineRule="auto"/>
+              <w:ind w:left="255"/>
+            </w:pPr>
+            <w:r>
+              <w:rPr>
+                <w:rFonts w:ascii="Consolas" w:hAnsi="Consolas" w:eastAsia="宋体"/>
+                <w:b w:val="0"/>
+                <w:sz w:val="19"/>
+              </w:rPr>
+              <w:t>QPushButton[buttonRole="digit"]    { background-color: #FFFFFF; color: #202124; }</w:t>
+            </w:r>
+          </w:p>
+          <w:p>
+            <w:pPr>
+              <w:spacing w:before="0" w:after="0" w:line="300" w:lineRule="auto"/>
+              <w:ind w:left="255"/>
+            </w:pPr>
+            <w:r>
+              <w:rPr>
+                <w:rFonts w:ascii="Consolas" w:hAnsi="Consolas" w:eastAsia="宋体"/>
+                <w:b w:val="0"/>
+                <w:sz w:val="19"/>
               </w:rPr>
               <w:t>QPushButton[buttonRole="operator"],</w:t>
             </w:r>
           </w:p>
           <w:p>
             <w:pPr>
-              <w:spacing w:after="40" w:line="300" w:lineRule="auto"/>
-              <w:ind w:left="227"/>
-            </w:pPr>
-            <w:r>
-              <w:rPr>
-                <w:rFonts w:ascii="Consolas" w:hAnsi="Consolas" w:eastAsia="宋体"/>
-                <w:b w:val="0"/>
-                <w:sz w:val="18"/>
-              </w:rPr>
-              <w:t>QPushButton[buttonRole="equal"] { background-color: #1A73E8; color: #FFFFFF; }</w:t>
-            </w:r>
-          </w:p>
-          <w:p>
-            <w:pPr>
-              <w:spacing w:after="40" w:line="300" w:lineRule="auto"/>
-              <w:ind w:left="227"/>
-            </w:pPr>
-            <w:r>
-              <w:rPr>
-                <w:rFonts w:ascii="Consolas" w:hAnsi="Consolas" w:eastAsia="宋体"/>
-                <w:b w:val="0"/>
-                <w:sz w:val="18"/>
+              <w:spacing w:before="0" w:after="0" w:line="300" w:lineRule="auto"/>
+              <w:ind w:left="255"/>
+            </w:pPr>
+            <w:r>
+              <w:rPr>
+                <w:rFonts w:ascii="Consolas" w:hAnsi="Consolas" w:eastAsia="宋体"/>
+                <w:b w:val="0"/>
+                <w:sz w:val="19"/>
+              </w:rPr>
+              <w:t>QPushButton[buttonRole="equal"]    { background-color: #1A73E8; color: #FFFFFF; }</w:t>
+            </w:r>
+          </w:p>
+          <w:p>
+            <w:pPr>
+              <w:spacing w:before="0" w:after="0" w:line="300" w:lineRule="auto"/>
+              <w:ind w:left="255"/>
+            </w:pPr>
+            <w:r>
+              <w:rPr>
+                <w:rFonts w:ascii="Consolas" w:hAnsi="Consolas" w:eastAsia="宋体"/>
+                <w:b w:val="0"/>
+                <w:sz w:val="19"/>
               </w:rPr>
               <w:t>QPushButton[buttonRole="operator"]:hover   { background-color: #1765CC; }</w:t>
             </w:r>
           </w:p>
           <w:p>
             <w:pPr>
-              <w:spacing w:after="40" w:line="300" w:lineRule="auto"/>
-              <w:ind w:left="227"/>
-            </w:pPr>
-            <w:r>
-              <w:rPr>
-                <w:rFonts w:ascii="Consolas" w:hAnsi="Consolas" w:eastAsia="宋体"/>
-                <w:b w:val="0"/>
-                <w:sz w:val="18"/>
+              <w:spacing w:before="0" w:after="0" w:line="300" w:lineRule="auto"/>
+              <w:ind w:left="255"/>
+            </w:pPr>
+            <w:r>
+              <w:rPr>
+                <w:rFonts w:ascii="Consolas" w:hAnsi="Consolas" w:eastAsia="宋体"/>
+                <w:b w:val="0"/>
+                <w:sz w:val="19"/>
               </w:rPr>
               <w:t>QPushButton[buttonRole="operator"]:pressed { background-color: #1257B0; }</w:t>
             </w:r>
           </w:p>
           <w:p>
             <w:pPr>
-              <w:spacing w:after="40" w:line="300" w:lineRule="auto"/>
+              <w:spacing w:before="0" w:after="0" w:line="300" w:lineRule="auto"/>
+              <w:ind w:left="255"/>
+            </w:pPr>
+            <w:r>
+              <w:rPr>
+                <w:rFonts w:ascii="Consolas" w:hAnsi="Consolas" w:eastAsia="宋体"/>
+                <w:b w:val="0"/>
+                <w:sz w:val="19"/>
+              </w:rPr>
+              <w:t>QPushButton[buttonRole="function"] { background-color: #E8EAED; color: #3C4043; }</w:t>
+            </w:r>
+          </w:p>
+          <w:p>
+            <w:pPr>
+              <w:spacing w:before="0" w:after="80" w:line="300" w:lineRule="auto"/>
+            </w:pPr>
+            <w:r>
+              <w:rPr>
+                <w:rFonts w:ascii="宋体" w:hAnsi="宋体" w:eastAsia="宋体"/>
+                <w:b w:val="0"/>
+                <w:sz w:val="21"/>
+              </w:rPr>
+            </w:r>
+          </w:p>
+          <w:p>
+            <w:pPr>
+              <w:spacing w:before="0" w:after="60" w:line="300" w:lineRule="auto"/>
               <w:jc w:val="center"/>
             </w:pPr>
             <w:r>
               <w:drawing>
                 <wp:inline xmlns:a="http://schemas.openxmlformats.org/drawingml/2006/main" xmlns:pic="http://schemas.openxmlformats.org/drawingml/2006/picture">
-                  <wp:extent cx="2232000" cy="3397600"/>
+                  <wp:extent cx="3780000" cy="5754000"/>
                   <wp:docPr id="13" name="Picture 13"/>
                   <wp:cNvGraphicFramePr>
                     <a:graphicFrameLocks noChangeAspect="1"/>
@@ -3142,11 +3182,11 @@
                     <a:graphicData uri="http://schemas.openxmlformats.org/drawingml/2006/picture">
                       <pic:pic>
                         <pic:nvPicPr>
-                          <pic:cNvPr id="0" name="01_initial.png"/>
+                          <pic:cNvPr id="0" name="07_continuous_result.png"/>
                           <pic:cNvPicPr/>
                         </pic:nvPicPr>
                         <pic:blipFill>
-                          <a:blip r:embed="rId15"/>
+                          <a:blip r:embed="rId20"/>
                           <a:stretch>
                             <a:fillRect/>
                           </a:stretch>
@@ -3154,7 +3194,7 @@
                         <pic:spPr>
                           <a:xfrm>
                             <a:off x="0" y="0"/>
-                            <a:ext cx="2232000" cy="3397600"/>
+                            <a:ext cx="3780000" cy="5754000"/>
                           </a:xfrm>
                           <a:prstGeom prst="rect"/>
                         </pic:spPr>
@@ -3167,51 +3207,47 @@
           </w:p>
           <w:p>
             <w:pPr>
-              <w:spacing w:after="40" w:line="300" w:lineRule="auto"/>
-            </w:pPr>
-            <w:r>
-              <w:rPr>
-                <w:rFonts w:ascii="宋体" w:hAnsi="宋体" w:eastAsia="宋体"/>
-                <w:b w:val="0"/>
-                <w:sz w:val="21"/>
-              </w:rPr>
-              <w:t>图6 样式表优化后的界面</w:t>
-            </w:r>
-          </w:p>
-          <w:p>
-            <w:pPr>
-              <w:pStyle w:val="ae"/>
+              <w:spacing w:before="0" w:after="120" w:line="300" w:lineRule="auto"/>
+              <w:jc w:val="center"/>
+            </w:pPr>
+            <w:r>
+              <w:rPr>
+                <w:rFonts w:ascii="宋体" w:hAnsi="宋体" w:eastAsia="宋体"/>
+                <w:b w:val="0"/>
+                <w:sz w:val="18"/>
+              </w:rPr>
+              <w:t>图6  样式表优化后的运行界面</w:t>
+            </w:r>
+          </w:p>
+          <w:p>
+            <w:pPr>
               <w:numPr>
                 <w:ilvl w:val="0"/>
-                <w:numId w:val="7"/>
+                <w:numId w:val="2"/>
               </w:numPr>
               <w:spacing w:line="480" w:lineRule="auto"/>
-              <w:ind w:left="880" w:firstLineChars="0"/>
+              <w:rPr>
+                <w:sz w:val="24"/>
+              </w:rPr>
             </w:pPr>
             <w:r>
               <w:rPr>
                 <w:rFonts w:hint="eastAsia"/>
-              </w:rPr>
-              <w:t>键盘事件处理：实现键盘输入，并与鼠标按键处理逻辑保持一致</w:t>
-            </w:r>
-          </w:p>
-          <w:p>
-            <w:pPr>
-              <w:pStyle w:val="ae"/>
-              <w:spacing w:line="480" w:lineRule="auto"/>
-              <w:ind w:left="880" w:firstLineChars="0" w:firstLine="0"/>
-            </w:pPr>
+                <w:sz w:val="24"/>
+              </w:rPr>
+              <w:t>Github</w:t>
+            </w:r>
             <w:r>
               <w:rPr>
                 <w:rFonts w:hint="eastAsia"/>
-                <w:color w:val="FF0000"/>
-              </w:rPr>
-              <w:t>说明鼠标与键盘输入是否复用同一套处理逻辑，并给出关键代码及测试结果</w:t>
-            </w:r>
-          </w:p>
-          <w:p>
-            <w:pPr>
-              <w:spacing w:after="40" w:line="300" w:lineRule="auto"/>
+                <w:sz w:val="24"/>
+              </w:rPr>
+              <w:t>日志：</w:t>
+            </w:r>
+          </w:p>
+          <w:p>
+            <w:pPr>
+              <w:spacing w:before="0" w:after="40" w:line="300" w:lineRule="auto"/>
             </w:pPr>
             <w:r>
               <w:rPr>
@@ -3219,348 +3255,389 @@
                 <w:b w:val="0"/>
                 <w:sz w:val="21"/>
               </w:rPr>
-              <w:t>完全复用同一套逻辑。keyPressEvent() 不单独实现任何计算代码，只负责把物理按键“翻译”成与鼠标点击相同的函数调用，唯一附加效果是通过 flashButton() 让对应按钮短暂高亮 120ms 作为视觉反馈。按键映射：数字 0~9（含小键盘）、+ - * /、Enter/Return/= 等号、. 小数点、Backspace 退格、Esc 全部清除（C）、Delete 清除当前输入（CE）、% 百分号。</w:t>
-            </w:r>
-          </w:p>
-          <w:p>
-            <w:pPr>
-              <w:spacing w:after="40" w:line="300" w:lineRule="auto"/>
-              <w:ind w:left="227"/>
-            </w:pPr>
-            <w:r>
-              <w:rPr>
-                <w:rFonts w:ascii="Consolas" w:hAnsi="Consolas" w:eastAsia="宋体"/>
-                <w:b w:val="0"/>
-                <w:sz w:val="18"/>
+              <w:t>鼠标和键盘确实是同一套逻辑。keyPressEvent 里找不出任何一句计算代码，它干的活只有一件：把按键翻译成对应的函数调用。翻译完顺手调一下 flashButton()，让屏幕上对应的那个按钮高亮 120 毫秒，这样用键盘算的时候也能看清刚按下去的是什么。</w:t>
+            </w:r>
+          </w:p>
+          <w:p>
+            <w:pPr>
+              <w:spacing w:before="0" w:after="40" w:line="300" w:lineRule="auto"/>
+            </w:pPr>
+            <w:r>
+              <w:rPr>
+                <w:rFonts w:ascii="宋体" w:hAnsi="宋体" w:eastAsia="宋体"/>
+                <w:b w:val="0"/>
+                <w:sz w:val="21"/>
+              </w:rPr>
+              <w:t>映射关系是这么定的：数字 0~9 和小键盘都收；+ − * / 对应四则运算；Enter、Return、= 三种都当等号用；小数点除了句号还接受逗号；Backspace 退格，Esc 全部清除（等同 C），Delete 只清当前这一项（等同 CE），另外把 % 也接上了。</w:t>
+            </w:r>
+          </w:p>
+          <w:p>
+            <w:pPr>
+              <w:spacing w:before="0" w:after="0" w:line="300" w:lineRule="auto"/>
+              <w:ind w:left="255"/>
+            </w:pPr>
+            <w:r>
+              <w:rPr>
+                <w:rFonts w:ascii="Consolas" w:hAnsi="Consolas" w:eastAsia="宋体"/>
+                <w:b w:val="0"/>
+                <w:sz w:val="19"/>
               </w:rPr>
               <w:t>void MainWindow::keyPressEvent(QKeyEvent *event)</w:t>
             </w:r>
           </w:p>
           <w:p>
             <w:pPr>
-              <w:spacing w:after="40" w:line="300" w:lineRule="auto"/>
-              <w:ind w:left="227"/>
-            </w:pPr>
-            <w:r>
-              <w:rPr>
-                <w:rFonts w:ascii="Consolas" w:hAnsi="Consolas" w:eastAsia="宋体"/>
-                <w:b w:val="0"/>
-                <w:sz w:val="18"/>
+              <w:spacing w:before="0" w:after="0" w:line="300" w:lineRule="auto"/>
+              <w:ind w:left="255"/>
+            </w:pPr>
+            <w:r>
+              <w:rPr>
+                <w:rFonts w:ascii="Consolas" w:hAnsi="Consolas" w:eastAsia="宋体"/>
+                <w:b w:val="0"/>
+                <w:sz w:val="19"/>
               </w:rPr>
               <w:t>{</w:t>
             </w:r>
           </w:p>
           <w:p>
             <w:pPr>
-              <w:spacing w:after="40" w:line="300" w:lineRule="auto"/>
-              <w:ind w:left="227"/>
-            </w:pPr>
-            <w:r>
-              <w:rPr>
-                <w:rFonts w:ascii="Consolas" w:hAnsi="Consolas" w:eastAsia="宋体"/>
-                <w:b w:val="0"/>
-                <w:sz w:val="18"/>
+              <w:spacing w:before="0" w:after="0" w:line="300" w:lineRule="auto"/>
+              <w:ind w:left="255"/>
+            </w:pPr>
+            <w:r>
+              <w:rPr>
+                <w:rFonts w:ascii="Consolas" w:hAnsi="Consolas" w:eastAsia="宋体"/>
+                <w:b w:val="0"/>
+                <w:sz w:val="19"/>
               </w:rPr>
               <w:t xml:space="preserve">    const int key = event-&gt;key();</w:t>
             </w:r>
           </w:p>
           <w:p>
             <w:pPr>
-              <w:spacing w:after="40" w:line="300" w:lineRule="auto"/>
-              <w:ind w:left="227"/>
-            </w:pPr>
-            <w:r>
-              <w:rPr>
-                <w:rFonts w:ascii="Consolas" w:hAnsi="Consolas" w:eastAsia="宋体"/>
-                <w:b w:val="0"/>
-                <w:sz w:val="18"/>
-              </w:rPr>
-              <w:t xml:space="preserve">    if (key &gt;= Qt::Key_0 &amp;&amp; key &lt;= Qt::Key_9) {          // 数字键（主键盘/小键盘）</w:t>
-            </w:r>
-          </w:p>
-          <w:p>
-            <w:pPr>
-              <w:spacing w:after="40" w:line="300" w:lineRule="auto"/>
-              <w:ind w:left="227"/>
-            </w:pPr>
-            <w:r>
-              <w:rPr>
-                <w:rFonts w:ascii="Consolas" w:hAnsi="Consolas" w:eastAsia="宋体"/>
-                <w:b w:val="0"/>
-                <w:sz w:val="18"/>
-              </w:rPr>
-              <w:t xml:space="preserve">        const int number = key - Qt::Key_0;</w:t>
-            </w:r>
-          </w:p>
-          <w:p>
-            <w:pPr>
-              <w:spacing w:after="40" w:line="300" w:lineRule="auto"/>
-              <w:ind w:left="227"/>
-            </w:pPr>
-            <w:r>
-              <w:rPr>
-                <w:rFonts w:ascii="Consolas" w:hAnsi="Consolas" w:eastAsia="宋体"/>
-                <w:b w:val="0"/>
-                <w:sz w:val="18"/>
-              </w:rPr>
-              <w:t xml:space="preserve">        appendDigit(QString::number(number));</w:t>
-            </w:r>
-          </w:p>
-          <w:p>
-            <w:pPr>
-              <w:spacing w:after="40" w:line="300" w:lineRule="auto"/>
-              <w:ind w:left="227"/>
-            </w:pPr>
-            <w:r>
-              <w:rPr>
-                <w:rFonts w:ascii="Consolas" w:hAnsi="Consolas" w:eastAsia="宋体"/>
-                <w:b w:val="0"/>
-                <w:sz w:val="18"/>
-              </w:rPr>
-              <w:t xml:space="preserve">        flashButton(findChild&lt;QPushButton *&gt;(QString("pushButton_%1").arg(number)));</w:t>
-            </w:r>
-          </w:p>
-          <w:p>
-            <w:pPr>
-              <w:spacing w:after="40" w:line="300" w:lineRule="auto"/>
-              <w:ind w:left="227"/>
-            </w:pPr>
-            <w:r>
-              <w:rPr>
-                <w:rFonts w:ascii="Consolas" w:hAnsi="Consolas" w:eastAsia="宋体"/>
-                <w:b w:val="0"/>
-                <w:sz w:val="18"/>
+              <w:spacing w:before="0" w:after="0" w:line="300" w:lineRule="auto"/>
+              <w:ind w:left="255"/>
+            </w:pPr>
+            <w:r>
+              <w:rPr>
+                <w:rFonts w:ascii="Consolas" w:hAnsi="Consolas" w:eastAsia="宋体"/>
+                <w:b w:val="0"/>
+                <w:sz w:val="19"/>
+              </w:rPr>
+              <w:t xml:space="preserve"> </w:t>
+            </w:r>
+          </w:p>
+          <w:p>
+            <w:pPr>
+              <w:spacing w:before="0" w:after="0" w:line="300" w:lineRule="auto"/>
+              <w:ind w:left="255"/>
+            </w:pPr>
+            <w:r>
+              <w:rPr>
+                <w:rFonts w:ascii="Consolas" w:hAnsi="Consolas" w:eastAsia="宋体"/>
+                <w:b w:val="0"/>
+                <w:sz w:val="19"/>
+              </w:rPr>
+              <w:t xml:space="preserve">    if (key &gt;= Qt::Key_0 &amp;&amp; key &lt;= Qt::Key_9) {        // 数字键（含小键盘）</w:t>
+            </w:r>
+          </w:p>
+          <w:p>
+            <w:pPr>
+              <w:spacing w:before="0" w:after="0" w:line="300" w:lineRule="auto"/>
+              <w:ind w:left="255"/>
+            </w:pPr>
+            <w:r>
+              <w:rPr>
+                <w:rFonts w:ascii="Consolas" w:hAnsi="Consolas" w:eastAsia="宋体"/>
+                <w:b w:val="0"/>
+                <w:sz w:val="19"/>
+              </w:rPr>
+              <w:t xml:space="preserve">        appendDigit(QString::number(key - Qt::Key_0));</w:t>
+            </w:r>
+          </w:p>
+          <w:p>
+            <w:pPr>
+              <w:spacing w:before="0" w:after="0" w:line="300" w:lineRule="auto"/>
+              <w:ind w:left="255"/>
+            </w:pPr>
+            <w:r>
+              <w:rPr>
+                <w:rFonts w:ascii="Consolas" w:hAnsi="Consolas" w:eastAsia="宋体"/>
+                <w:b w:val="0"/>
+                <w:sz w:val="19"/>
+              </w:rPr>
+              <w:t xml:space="preserve">        flashButton(findChild&lt;QPushButton *&gt;(QString("pushButton_%1").arg(key - Qt::Key_0)));</w:t>
+            </w:r>
+          </w:p>
+          <w:p>
+            <w:pPr>
+              <w:spacing w:before="0" w:after="0" w:line="300" w:lineRule="auto"/>
+              <w:ind w:left="255"/>
+            </w:pPr>
+            <w:r>
+              <w:rPr>
+                <w:rFonts w:ascii="Consolas" w:hAnsi="Consolas" w:eastAsia="宋体"/>
+                <w:b w:val="0"/>
+                <w:sz w:val="19"/>
               </w:rPr>
               <w:t xml:space="preserve">        return;</w:t>
             </w:r>
           </w:p>
           <w:p>
             <w:pPr>
-              <w:spacing w:after="40" w:line="300" w:lineRule="auto"/>
-              <w:ind w:left="227"/>
-            </w:pPr>
-            <w:r>
-              <w:rPr>
-                <w:rFonts w:ascii="Consolas" w:hAnsi="Consolas" w:eastAsia="宋体"/>
-                <w:b w:val="0"/>
-                <w:sz w:val="18"/>
+              <w:spacing w:before="0" w:after="0" w:line="300" w:lineRule="auto"/>
+              <w:ind w:left="255"/>
+            </w:pPr>
+            <w:r>
+              <w:rPr>
+                <w:rFonts w:ascii="Consolas" w:hAnsi="Consolas" w:eastAsia="宋体"/>
+                <w:b w:val="0"/>
+                <w:sz w:val="19"/>
               </w:rPr>
               <w:t xml:space="preserve">    }</w:t>
             </w:r>
           </w:p>
           <w:p>
             <w:pPr>
-              <w:spacing w:after="40" w:line="300" w:lineRule="auto"/>
-              <w:ind w:left="227"/>
-            </w:pPr>
-            <w:r>
-              <w:rPr>
-                <w:rFonts w:ascii="Consolas" w:hAnsi="Consolas" w:eastAsia="宋体"/>
-                <w:b w:val="0"/>
-                <w:sz w:val="18"/>
+              <w:spacing w:before="0" w:after="0" w:line="300" w:lineRule="auto"/>
+              <w:ind w:left="255"/>
+            </w:pPr>
+            <w:r>
+              <w:rPr>
+                <w:rFonts w:ascii="Consolas" w:hAnsi="Consolas" w:eastAsia="宋体"/>
+                <w:b w:val="0"/>
+                <w:sz w:val="19"/>
+              </w:rPr>
+              <w:t xml:space="preserve"> </w:t>
+            </w:r>
+          </w:p>
+          <w:p>
+            <w:pPr>
+              <w:spacing w:before="0" w:after="0" w:line="300" w:lineRule="auto"/>
+              <w:ind w:left="255"/>
+            </w:pPr>
+            <w:r>
+              <w:rPr>
+                <w:rFonts w:ascii="Consolas" w:hAnsi="Consolas" w:eastAsia="宋体"/>
+                <w:b w:val="0"/>
+                <w:sz w:val="19"/>
               </w:rPr>
               <w:t xml:space="preserve">    switch (key) {</w:t>
             </w:r>
           </w:p>
           <w:p>
             <w:pPr>
-              <w:spacing w:after="40" w:line="300" w:lineRule="auto"/>
-              <w:ind w:left="227"/>
-            </w:pPr>
-            <w:r>
-              <w:rPr>
-                <w:rFonts w:ascii="Consolas" w:hAnsi="Consolas" w:eastAsia="宋体"/>
-                <w:b w:val="0"/>
-                <w:sz w:val="18"/>
+              <w:spacing w:before="0" w:after="0" w:line="300" w:lineRule="auto"/>
+              <w:ind w:left="255"/>
+            </w:pPr>
+            <w:r>
+              <w:rPr>
+                <w:rFonts w:ascii="Consolas" w:hAnsi="Consolas" w:eastAsia="宋体"/>
+                <w:b w:val="0"/>
+                <w:sz w:val="19"/>
               </w:rPr>
               <w:t xml:space="preserve">    case Qt::Key_Plus:     applyOperator("+");  flashButton(ui-&gt;pushButton_Add); break;</w:t>
             </w:r>
           </w:p>
           <w:p>
             <w:pPr>
-              <w:spacing w:after="40" w:line="300" w:lineRule="auto"/>
-              <w:ind w:left="227"/>
-            </w:pPr>
-            <w:r>
-              <w:rPr>
-                <w:rFonts w:ascii="Consolas" w:hAnsi="Consolas" w:eastAsia="宋体"/>
-                <w:b w:val="0"/>
-                <w:sz w:val="18"/>
-              </w:rPr>
-              <w:t xml:space="preserve">    case Qt::Key_Minus:    applyOperator("−"); flashButton(ui-&gt;pushButton_Subtract); break;</w:t>
-            </w:r>
-          </w:p>
-          <w:p>
-            <w:pPr>
-              <w:spacing w:after="40" w:line="300" w:lineRule="auto"/>
-              <w:ind w:left="227"/>
-            </w:pPr>
-            <w:r>
-              <w:rPr>
-                <w:rFonts w:ascii="Consolas" w:hAnsi="Consolas" w:eastAsia="宋体"/>
-                <w:b w:val="0"/>
-                <w:sz w:val="18"/>
-              </w:rPr>
-              <w:t xml:space="preserve">    case Qt::Key_Asterisk: applyOperator("×"); flashButton(ui-&gt;pushButton_Multiply); break;</w:t>
-            </w:r>
-          </w:p>
-          <w:p>
-            <w:pPr>
-              <w:spacing w:after="40" w:line="300" w:lineRule="auto"/>
-              <w:ind w:left="227"/>
-            </w:pPr>
-            <w:r>
-              <w:rPr>
-                <w:rFonts w:ascii="Consolas" w:hAnsi="Consolas" w:eastAsia="宋体"/>
-                <w:b w:val="0"/>
-                <w:sz w:val="18"/>
-              </w:rPr>
-              <w:t xml:space="preserve">    case Qt::Key_Slash:    applyOperator("÷"); flashButton(ui-&gt;pushButton_Divide); break;</w:t>
-            </w:r>
-          </w:p>
-          <w:p>
-            <w:pPr>
-              <w:spacing w:after="40" w:line="300" w:lineRule="auto"/>
-              <w:ind w:left="227"/>
-            </w:pPr>
-            <w:r>
-              <w:rPr>
-                <w:rFonts w:ascii="Consolas" w:hAnsi="Consolas" w:eastAsia="宋体"/>
-                <w:b w:val="0"/>
-                <w:sz w:val="18"/>
-              </w:rPr>
-              <w:t xml:space="preserve">    case Qt::Key_Equal: case Qt::Key_Enter: case Qt::Key_Return:</w:t>
-            </w:r>
-          </w:p>
-          <w:p>
-            <w:pPr>
-              <w:spacing w:after="40" w:line="300" w:lineRule="auto"/>
-              <w:ind w:left="227"/>
-            </w:pPr>
-            <w:r>
-              <w:rPr>
-                <w:rFonts w:ascii="Consolas" w:hAnsi="Consolas" w:eastAsia="宋体"/>
-                <w:b w:val="0"/>
-                <w:sz w:val="18"/>
-              </w:rPr>
-              <w:t xml:space="preserve">        calculateEqual(); flashButton(ui-&gt;pushButton_Equal); break;</w:t>
-            </w:r>
-          </w:p>
-          <w:p>
-            <w:pPr>
-              <w:spacing w:after="40" w:line="300" w:lineRule="auto"/>
-              <w:ind w:left="227"/>
-            </w:pPr>
-            <w:r>
-              <w:rPr>
-                <w:rFonts w:ascii="Consolas" w:hAnsi="Consolas" w:eastAsia="宋体"/>
-                <w:b w:val="0"/>
-                <w:sz w:val="18"/>
-              </w:rPr>
-              <w:t xml:space="preserve">    case Qt::Key_Period: case Qt::Key_Comma:</w:t>
-            </w:r>
-          </w:p>
-          <w:p>
-            <w:pPr>
-              <w:spacing w:after="40" w:line="300" w:lineRule="auto"/>
-              <w:ind w:left="227"/>
-            </w:pPr>
-            <w:r>
-              <w:rPr>
-                <w:rFonts w:ascii="Consolas" w:hAnsi="Consolas" w:eastAsia="宋体"/>
-                <w:b w:val="0"/>
-                <w:sz w:val="18"/>
-              </w:rPr>
-              <w:t xml:space="preserve">        appendPoint(); flashButton(ui-&gt;pushButton_Point); break;</w:t>
-            </w:r>
-          </w:p>
-          <w:p>
-            <w:pPr>
-              <w:spacing w:after="40" w:line="300" w:lineRule="auto"/>
-              <w:ind w:left="227"/>
-            </w:pPr>
-            <w:r>
-              <w:rPr>
-                <w:rFonts w:ascii="Consolas" w:hAnsi="Consolas" w:eastAsia="宋体"/>
-                <w:b w:val="0"/>
-                <w:sz w:val="18"/>
-              </w:rPr>
-              <w:t xml:space="preserve">    case Qt::Key_Backspace: backspace();  break;</w:t>
-            </w:r>
-          </w:p>
-          <w:p>
-            <w:pPr>
-              <w:spacing w:after="40" w:line="300" w:lineRule="auto"/>
-              <w:ind w:left="227"/>
-            </w:pPr>
-            <w:r>
-              <w:rPr>
-                <w:rFonts w:ascii="Consolas" w:hAnsi="Consolas" w:eastAsia="宋体"/>
-                <w:b w:val="0"/>
-                <w:sz w:val="18"/>
-              </w:rPr>
-              <w:t xml:space="preserve">    case Qt::Key_Escape:    clearAll();   break;</w:t>
-            </w:r>
-          </w:p>
-          <w:p>
-            <w:pPr>
-              <w:spacing w:after="40" w:line="300" w:lineRule="auto"/>
-              <w:ind w:left="227"/>
-            </w:pPr>
-            <w:r>
-              <w:rPr>
-                <w:rFonts w:ascii="Consolas" w:hAnsi="Consolas" w:eastAsia="宋体"/>
-                <w:b w:val="0"/>
-                <w:sz w:val="18"/>
+              <w:spacing w:before="0" w:after="0" w:line="300" w:lineRule="auto"/>
+              <w:ind w:left="255"/>
+            </w:pPr>
+            <w:r>
+              <w:rPr>
+                <w:rFonts w:ascii="Consolas" w:hAnsi="Consolas" w:eastAsia="宋体"/>
+                <w:b w:val="0"/>
+                <w:sz w:val="19"/>
+              </w:rPr>
+              <w:t xml:space="preserve">    case Qt::Key_Minus:    applyOperator("-"); flashButton(ui-&gt;pushButton_Subtract); break;</w:t>
+            </w:r>
+          </w:p>
+          <w:p>
+            <w:pPr>
+              <w:spacing w:before="0" w:after="0" w:line="300" w:lineRule="auto"/>
+              <w:ind w:left="255"/>
+            </w:pPr>
+            <w:r>
+              <w:rPr>
+                <w:rFonts w:ascii="Consolas" w:hAnsi="Consolas" w:eastAsia="宋体"/>
+                <w:b w:val="0"/>
+                <w:sz w:val="19"/>
+              </w:rPr>
+              <w:t xml:space="preserve">    case Qt::Key_Asterisk: applyOperator("x"); flashButton(ui-&gt;pushButton_Multiply); break;</w:t>
+            </w:r>
+          </w:p>
+          <w:p>
+            <w:pPr>
+              <w:spacing w:before="0" w:after="0" w:line="300" w:lineRule="auto"/>
+              <w:ind w:left="255"/>
+            </w:pPr>
+            <w:r>
+              <w:rPr>
+                <w:rFonts w:ascii="Consolas" w:hAnsi="Consolas" w:eastAsia="宋体"/>
+                <w:b w:val="0"/>
+                <w:sz w:val="19"/>
+              </w:rPr>
+              <w:t xml:space="preserve">    case Qt::Key_Slash:    applyOperator("/"); flashButton(ui-&gt;pushButton_Divide); break;</w:t>
+            </w:r>
+          </w:p>
+          <w:p>
+            <w:pPr>
+              <w:spacing w:before="0" w:after="0" w:line="300" w:lineRule="auto"/>
+              <w:ind w:left="255"/>
+            </w:pPr>
+            <w:r>
+              <w:rPr>
+                <w:rFonts w:ascii="Consolas" w:hAnsi="Consolas" w:eastAsia="宋体"/>
+                <w:b w:val="0"/>
+                <w:sz w:val="19"/>
+              </w:rPr>
+              <w:t xml:space="preserve">    case Qt::Key_Equal:</w:t>
+            </w:r>
+          </w:p>
+          <w:p>
+            <w:pPr>
+              <w:spacing w:before="0" w:after="0" w:line="300" w:lineRule="auto"/>
+              <w:ind w:left="255"/>
+            </w:pPr>
+            <w:r>
+              <w:rPr>
+                <w:rFonts w:ascii="Consolas" w:hAnsi="Consolas" w:eastAsia="宋体"/>
+                <w:b w:val="0"/>
+                <w:sz w:val="19"/>
+              </w:rPr>
+              <w:t xml:space="preserve">    case Qt::Key_Enter:</w:t>
+            </w:r>
+          </w:p>
+          <w:p>
+            <w:pPr>
+              <w:spacing w:before="0" w:after="0" w:line="300" w:lineRule="auto"/>
+              <w:ind w:left="255"/>
+            </w:pPr>
+            <w:r>
+              <w:rPr>
+                <w:rFonts w:ascii="Consolas" w:hAnsi="Consolas" w:eastAsia="宋体"/>
+                <w:b w:val="0"/>
+                <w:sz w:val="19"/>
+              </w:rPr>
+              <w:t xml:space="preserve">    case Qt::Key_Return:   calculateEqual(); flashButton(ui-&gt;pushButton_Equal); break;</w:t>
+            </w:r>
+          </w:p>
+          <w:p>
+            <w:pPr>
+              <w:spacing w:before="0" w:after="0" w:line="300" w:lineRule="auto"/>
+              <w:ind w:left="255"/>
+            </w:pPr>
+            <w:r>
+              <w:rPr>
+                <w:rFonts w:ascii="Consolas" w:hAnsi="Consolas" w:eastAsia="宋体"/>
+                <w:b w:val="0"/>
+                <w:sz w:val="19"/>
+              </w:rPr>
+              <w:t xml:space="preserve">    case Qt::Key_Period:</w:t>
+            </w:r>
+          </w:p>
+          <w:p>
+            <w:pPr>
+              <w:spacing w:before="0" w:after="0" w:line="300" w:lineRule="auto"/>
+              <w:ind w:left="255"/>
+            </w:pPr>
+            <w:r>
+              <w:rPr>
+                <w:rFonts w:ascii="Consolas" w:hAnsi="Consolas" w:eastAsia="宋体"/>
+                <w:b w:val="0"/>
+                <w:sz w:val="19"/>
+              </w:rPr>
+              <w:t xml:space="preserve">    case Qt::Key_Comma:    appendPoint(); flashButton(ui-&gt;pushButton_Point); break;</w:t>
+            </w:r>
+          </w:p>
+          <w:p>
+            <w:pPr>
+              <w:spacing w:before="0" w:after="0" w:line="300" w:lineRule="auto"/>
+              <w:ind w:left="255"/>
+            </w:pPr>
+            <w:r>
+              <w:rPr>
+                <w:rFonts w:ascii="Consolas" w:hAnsi="Consolas" w:eastAsia="宋体"/>
+                <w:b w:val="0"/>
+                <w:sz w:val="19"/>
+              </w:rPr>
+              <w:t xml:space="preserve">    case Qt::Key_Backspace: backspace(); break;</w:t>
+            </w:r>
+          </w:p>
+          <w:p>
+            <w:pPr>
+              <w:spacing w:before="0" w:after="0" w:line="300" w:lineRule="auto"/>
+              <w:ind w:left="255"/>
+            </w:pPr>
+            <w:r>
+              <w:rPr>
+                <w:rFonts w:ascii="Consolas" w:hAnsi="Consolas" w:eastAsia="宋体"/>
+                <w:b w:val="0"/>
+                <w:sz w:val="19"/>
+              </w:rPr>
+              <w:t xml:space="preserve">    case Qt::Key_Escape:    clearAll(); break;</w:t>
+            </w:r>
+          </w:p>
+          <w:p>
+            <w:pPr>
+              <w:spacing w:before="0" w:after="0" w:line="300" w:lineRule="auto"/>
+              <w:ind w:left="255"/>
+            </w:pPr>
+            <w:r>
+              <w:rPr>
+                <w:rFonts w:ascii="Consolas" w:hAnsi="Consolas" w:eastAsia="宋体"/>
+                <w:b w:val="0"/>
+                <w:sz w:val="19"/>
               </w:rPr>
               <w:t xml:space="preserve">    case Qt::Key_Delete:    clearEntry(); break;</w:t>
             </w:r>
           </w:p>
           <w:p>
             <w:pPr>
-              <w:spacing w:after="40" w:line="300" w:lineRule="auto"/>
-              <w:ind w:left="227"/>
-            </w:pPr>
-            <w:r>
-              <w:rPr>
-                <w:rFonts w:ascii="Consolas" w:hAnsi="Consolas" w:eastAsia="宋体"/>
-                <w:b w:val="0"/>
-                <w:sz w:val="18"/>
+              <w:spacing w:before="0" w:after="0" w:line="300" w:lineRule="auto"/>
+              <w:ind w:left="255"/>
+            </w:pPr>
+            <w:r>
+              <w:rPr>
+                <w:rFonts w:ascii="Consolas" w:hAnsi="Consolas" w:eastAsia="宋体"/>
+                <w:b w:val="0"/>
+                <w:sz w:val="19"/>
               </w:rPr>
               <w:t xml:space="preserve">    default: QMainWindow::keyPressEvent(event); return;</w:t>
             </w:r>
           </w:p>
           <w:p>
             <w:pPr>
-              <w:spacing w:after="40" w:line="300" w:lineRule="auto"/>
-              <w:ind w:left="227"/>
-            </w:pPr>
-            <w:r>
-              <w:rPr>
-                <w:rFonts w:ascii="Consolas" w:hAnsi="Consolas" w:eastAsia="宋体"/>
-                <w:b w:val="0"/>
-                <w:sz w:val="18"/>
+              <w:spacing w:before="0" w:after="0" w:line="300" w:lineRule="auto"/>
+              <w:ind w:left="255"/>
+            </w:pPr>
+            <w:r>
+              <w:rPr>
+                <w:rFonts w:ascii="Consolas" w:hAnsi="Consolas" w:eastAsia="宋体"/>
+                <w:b w:val="0"/>
+                <w:sz w:val="19"/>
               </w:rPr>
               <w:t xml:space="preserve">    }</w:t>
             </w:r>
           </w:p>
           <w:p>
             <w:pPr>
-              <w:spacing w:after="40" w:line="300" w:lineRule="auto"/>
-              <w:ind w:left="227"/>
-            </w:pPr>
-            <w:r>
-              <w:rPr>
-                <w:rFonts w:ascii="Consolas" w:hAnsi="Consolas" w:eastAsia="宋体"/>
-                <w:b w:val="0"/>
-                <w:sz w:val="18"/>
+              <w:spacing w:before="0" w:after="0" w:line="300" w:lineRule="auto"/>
+              <w:ind w:left="255"/>
+            </w:pPr>
+            <w:r>
+              <w:rPr>
+                <w:rFonts w:ascii="Consolas" w:hAnsi="Consolas" w:eastAsia="宋体"/>
+                <w:b w:val="0"/>
+                <w:sz w:val="19"/>
               </w:rPr>
               <w:t>}</w:t>
             </w:r>
           </w:p>
           <w:p>
             <w:pPr>
-              <w:spacing w:after="40" w:line="300" w:lineRule="auto"/>
+              <w:spacing w:before="0" w:after="80" w:line="300" w:lineRule="auto"/>
             </w:pPr>
             <w:r>
               <w:rPr>
@@ -3568,18 +3645,30 @@
                 <w:b w:val="0"/>
                 <w:sz w:val="21"/>
               </w:rPr>
-              <w:t>测试结果：自测程序通过 QApplication::sendEvent() 构造 QKeyEvent 模拟真实按键，验证了键盘加法（1 2 + 3 Enter → 15）、小键盘运算（7 8 / 2 Return → 39）、键盘退格与 Esc 清除、键盘乘法，以及鼠标键盘混合输入（鼠标输入 1 0，键盘 − 4 = → 6）等场景，结果全部与鼠标操作一致。</w:t>
-            </w:r>
-          </w:p>
-          <w:p>
-            <w:pPr>
-              <w:spacing w:after="40" w:line="300" w:lineRule="auto"/>
+            </w:r>
+          </w:p>
+          <w:p>
+            <w:pPr>
+              <w:spacing w:before="0" w:after="40" w:line="300" w:lineRule="auto"/>
+            </w:pPr>
+            <w:r>
+              <w:rPr>
+                <w:rFonts w:ascii="宋体" w:hAnsi="宋体" w:eastAsia="宋体"/>
+                <w:b w:val="0"/>
+                <w:sz w:val="21"/>
+              </w:rPr>
+              <w:t>验证是在自测程序里做的：用 QApplication::sendEvent 构造真正的 QKeyEvent 发过去，比直接调函数更接近真实按键。测到键盘加法 12 + 3 = 15、小键盘除法 78 / 2 = 39、键盘退格、Esc 清除，以及鼠标点 10 再敲 − 4 = 得 6 这种混着来的情况，结果和全程用鼠标操作完全一致。</w:t>
+            </w:r>
+          </w:p>
+          <w:p>
+            <w:pPr>
+              <w:spacing w:before="0" w:after="60" w:line="300" w:lineRule="auto"/>
               <w:jc w:val="center"/>
             </w:pPr>
             <w:r>
               <w:drawing>
                 <wp:inline xmlns:a="http://schemas.openxmlformats.org/drawingml/2006/main" xmlns:pic="http://schemas.openxmlformats.org/drawingml/2006/picture">
-                  <wp:extent cx="2232000" cy="3397600"/>
+                  <wp:extent cx="3780000" cy="5754000"/>
                   <wp:docPr id="14" name="Picture 14"/>
                   <wp:cNvGraphicFramePr>
                     <a:graphicFrameLocks noChangeAspect="1"/>
@@ -3592,7 +3681,7 @@
                           <pic:cNvPicPr/>
                         </pic:nvPicPr>
                         <pic:blipFill>
-                          <a:blip r:embed="rId20"/>
+                          <a:blip r:embed="rId21"/>
                           <a:stretch>
                             <a:fillRect/>
                           </a:stretch>
@@ -3600,7 +3689,7 @@
                         <pic:spPr>
                           <a:xfrm>
                             <a:off x="0" y="0"/>
-                            <a:ext cx="2232000" cy="3397600"/>
+                            <a:ext cx="3780000" cy="5754000"/>
                           </a:xfrm>
                           <a:prstGeom prst="rect"/>
                         </pic:spPr>
@@ -3613,15 +3702,16 @@
           </w:p>
           <w:p>
             <w:pPr>
-              <w:spacing w:after="40" w:line="300" w:lineRule="auto"/>
-            </w:pPr>
-            <w:r>
-              <w:rPr>
-                <w:rFonts w:ascii="宋体" w:hAnsi="宋体" w:eastAsia="宋体"/>
-                <w:b w:val="0"/>
-                <w:sz w:val="21"/>
-              </w:rPr>
-              <w:t>图7 键盘输入 9 × 6 回车得到 54（按键短暂高亮反馈）</w:t>
+              <w:spacing w:before="0" w:after="120" w:line="300" w:lineRule="auto"/>
+              <w:jc w:val="center"/>
+            </w:pPr>
+            <w:r>
+              <w:rPr>
+                <w:rFonts w:ascii="宋体" w:hAnsi="宋体" w:eastAsia="宋体"/>
+                <w:b w:val="0"/>
+                <w:sz w:val="18"/>
+              </w:rPr>
+              <w:t>图7  键盘输入（按键短暂高亮作为反馈）</w:t>
             </w:r>
           </w:p>
           <w:p>
@@ -3640,85 +3730,19 @@
                 <w:rFonts w:hint="eastAsia"/>
                 <w:sz w:val="24"/>
               </w:rPr>
-              <w:t>Github</w:t>
+              <w:t>AI</w:t>
             </w:r>
             <w:r>
               <w:rPr>
                 <w:rFonts w:hint="eastAsia"/>
                 <w:sz w:val="24"/>
               </w:rPr>
-              <w:t>日志：</w:t>
-            </w:r>
-          </w:p>
-          <w:p>
-            <w:pPr>
-              <w:spacing w:line="480" w:lineRule="auto"/>
-              <w:ind w:left="480"/>
-              <w:rPr>
-                <w:color w:val="FF0000"/>
-                <w:sz w:val="24"/>
-              </w:rPr>
-            </w:pPr>
-            <w:r>
-              <w:rPr>
-                <w:rFonts w:hint="eastAsia"/>
-                <w:color w:val="FF0000"/>
-                <w:sz w:val="24"/>
-              </w:rPr>
-              <w:t>提交</w:t>
-            </w:r>
-            <w:r>
-              <w:rPr>
-                <w:rFonts w:hint="eastAsia"/>
-                <w:color w:val="FF0000"/>
-                <w:sz w:val="24"/>
-              </w:rPr>
-              <w:t>GitHub</w:t>
-            </w:r>
-            <w:r>
-              <w:rPr>
-                <w:rFonts w:hint="eastAsia"/>
-                <w:color w:val="FF0000"/>
-                <w:sz w:val="24"/>
-              </w:rPr>
-              <w:t>上与实验</w:t>
-            </w:r>
-            <w:r>
-              <w:rPr>
-                <w:rFonts w:hint="eastAsia"/>
-                <w:color w:val="FF0000"/>
-                <w:sz w:val="24"/>
-              </w:rPr>
-              <w:t>1</w:t>
-            </w:r>
-            <w:r>
-              <w:rPr>
-                <w:rFonts w:hint="eastAsia"/>
-                <w:color w:val="FF0000"/>
-                <w:sz w:val="24"/>
-              </w:rPr>
-              <w:t>相关日志，原则上不少于</w:t>
-            </w:r>
-            <w:r>
-              <w:rPr>
-                <w:rFonts w:hint="eastAsia"/>
-                <w:color w:val="FF0000"/>
-                <w:sz w:val="24"/>
-              </w:rPr>
-              <w:t>5</w:t>
-            </w:r>
-            <w:r>
-              <w:rPr>
-                <w:rFonts w:hint="eastAsia"/>
-                <w:color w:val="FF0000"/>
-                <w:sz w:val="24"/>
-              </w:rPr>
-              <w:t>次有效提交，应能体现功能实现、调试、问题修复和完善过程</w:t>
-            </w:r>
-          </w:p>
-          <w:p>
-            <w:pPr>
-              <w:spacing w:after="40" w:line="300" w:lineRule="auto"/>
+              <w:t>辅助开发记录：</w:t>
+            </w:r>
+          </w:p>
+          <w:p>
+            <w:pPr>
+              <w:spacing w:before="0" w:after="40" w:line="300" w:lineRule="auto"/>
             </w:pPr>
             <w:r>
               <w:rPr>
@@ -3726,152 +3750,152 @@
                 <w:b w:val="0"/>
                 <w:sz w:val="21"/>
               </w:rPr>
-              <w:t>仓库地址：https://github.com/TOR1SE/QT-lab1（分支 main）。实验全过程共 10 次有效提交，按“功能实现→测试→问题修复→完善”的顺序推进：</w:t>
-            </w:r>
-          </w:p>
-          <w:p>
-            <w:pPr>
-              <w:spacing w:after="40" w:line="300" w:lineRule="auto"/>
-              <w:ind w:left="227"/>
-            </w:pPr>
-            <w:r>
-              <w:rPr>
-                <w:rFonts w:ascii="Consolas" w:hAnsi="Consolas" w:eastAsia="宋体"/>
-                <w:b w:val="0"/>
-                <w:sz w:val="18"/>
+              <w:t>仓库地址：https://github.com/TOR1SE/QT-lab1，分支 main，一共 11 次提交，最后两次是视频和报告。前十次基本沿着“功能→测试→修复→完善”这条路走下来的：</w:t>
+            </w:r>
+          </w:p>
+          <w:p>
+            <w:pPr>
+              <w:spacing w:before="0" w:after="0" w:line="300" w:lineRule="auto"/>
+              <w:ind w:left="255"/>
+            </w:pPr>
+            <w:r>
+              <w:rPr>
+                <w:rFonts w:ascii="Consolas" w:hAnsi="Consolas" w:eastAsia="宋体"/>
+                <w:b w:val="0"/>
+                <w:sz w:val="19"/>
               </w:rPr>
               <w:t>cfe6b75 feat: 搭建计算器项目骨架并完成 UI 设计器布局</w:t>
             </w:r>
           </w:p>
           <w:p>
             <w:pPr>
-              <w:spacing w:after="40" w:line="300" w:lineRule="auto"/>
-              <w:ind w:left="227"/>
-            </w:pPr>
-            <w:r>
-              <w:rPr>
-                <w:rFonts w:ascii="Consolas" w:hAnsi="Consolas" w:eastAsia="宋体"/>
-                <w:b w:val="0"/>
-                <w:sz w:val="18"/>
+              <w:spacing w:before="0" w:after="0" w:line="300" w:lineRule="auto"/>
+              <w:ind w:left="255"/>
+            </w:pPr>
+            <w:r>
+              <w:rPr>
+                <w:rFonts w:ascii="Consolas" w:hAnsi="Consolas" w:eastAsia="宋体"/>
+                <w:b w:val="0"/>
+                <w:sz w:val="19"/>
               </w:rPr>
               <w:t>d113649 feat: 统一按钮入口并完成操作数输入、小数点、退格与清除</w:t>
             </w:r>
           </w:p>
           <w:p>
             <w:pPr>
-              <w:spacing w:after="40" w:line="300" w:lineRule="auto"/>
-              <w:ind w:left="227"/>
-            </w:pPr>
-            <w:r>
-              <w:rPr>
-                <w:rFonts w:ascii="Consolas" w:hAnsi="Consolas" w:eastAsia="宋体"/>
-                <w:b w:val="0"/>
-                <w:sz w:val="18"/>
+              <w:spacing w:before="0" w:after="0" w:line="300" w:lineRule="auto"/>
+              <w:ind w:left="255"/>
+            </w:pPr>
+            <w:r>
+              <w:rPr>
+                <w:rFonts w:ascii="Consolas" w:hAnsi="Consolas" w:eastAsia="宋体"/>
+                <w:b w:val="0"/>
+                <w:sz w:val="19"/>
               </w:rPr>
               <w:t>9855bbe feat: 实现四则运算与计算状态管理</w:t>
             </w:r>
           </w:p>
           <w:p>
             <w:pPr>
-              <w:spacing w:after="40" w:line="300" w:lineRule="auto"/>
-              <w:ind w:left="227"/>
-            </w:pPr>
-            <w:r>
-              <w:rPr>
-                <w:rFonts w:ascii="Consolas" w:hAnsi="Consolas" w:eastAsia="宋体"/>
-                <w:b w:val="0"/>
-                <w:sz w:val="18"/>
+              <w:spacing w:before="0" w:after="0" w:line="300" w:lineRule="auto"/>
+              <w:ind w:left="255"/>
+            </w:pPr>
+            <w:r>
+              <w:rPr>
+                <w:rFonts w:ascii="Consolas" w:hAnsi="Consolas" w:eastAsia="宋体"/>
+                <w:b w:val="0"/>
+                <w:sz w:val="19"/>
               </w:rPr>
               <w:t>4b07f6a test: 新增自测程序覆盖 32 个边界场景</w:t>
             </w:r>
           </w:p>
           <w:p>
             <w:pPr>
-              <w:spacing w:after="40" w:line="300" w:lineRule="auto"/>
-              <w:ind w:left="227"/>
-            </w:pPr>
-            <w:r>
-              <w:rPr>
-                <w:rFonts w:ascii="Consolas" w:hAnsi="Consolas" w:eastAsia="宋体"/>
-                <w:b w:val="0"/>
-                <w:sz w:val="18"/>
+              <w:spacing w:before="0" w:after="0" w:line="300" w:lineRule="auto"/>
+              <w:ind w:left="255"/>
+            </w:pPr>
+            <w:r>
+              <w:rPr>
+                <w:rFonts w:ascii="Consolas" w:hAnsi="Consolas" w:eastAsia="宋体"/>
+                <w:b w:val="0"/>
+                <w:sz w:val="19"/>
               </w:rPr>
               <w:t>1c5a227 feat: 实现键盘事件并与鼠标复用同一套处理逻辑</w:t>
             </w:r>
           </w:p>
           <w:p>
             <w:pPr>
-              <w:spacing w:after="40" w:line="300" w:lineRule="auto"/>
-              <w:ind w:left="227"/>
-            </w:pPr>
-            <w:r>
-              <w:rPr>
-                <w:rFonts w:ascii="Consolas" w:hAnsi="Consolas" w:eastAsia="宋体"/>
-                <w:b w:val="0"/>
-                <w:sz w:val="18"/>
+              <w:spacing w:before="0" w:after="0" w:line="300" w:lineRule="auto"/>
+              <w:ind w:left="255"/>
+            </w:pPr>
+            <w:r>
+              <w:rPr>
+                <w:rFonts w:ascii="Consolas" w:hAnsi="Consolas" w:eastAsia="宋体"/>
+                <w:b w:val="0"/>
+                <w:sz w:val="19"/>
               </w:rPr>
               <w:t>226753e style: 使用样式表美化界面并统一按键外观</w:t>
             </w:r>
           </w:p>
           <w:p>
             <w:pPr>
-              <w:spacing w:after="40" w:line="300" w:lineRule="auto"/>
-              <w:ind w:left="227"/>
-            </w:pPr>
-            <w:r>
-              <w:rPr>
-                <w:rFonts w:ascii="Consolas" w:hAnsi="Consolas" w:eastAsia="宋体"/>
-                <w:b w:val="0"/>
-                <w:sz w:val="18"/>
+              <w:spacing w:before="0" w:after="0" w:line="300" w:lineRule="auto"/>
+              <w:ind w:left="255"/>
+            </w:pPr>
+            <w:r>
+              <w:rPr>
+                <w:rFonts w:ascii="Consolas" w:hAnsi="Consolas" w:eastAsia="宋体"/>
+                <w:b w:val="0"/>
+                <w:sz w:val="19"/>
               </w:rPr>
               <w:t>910aab1 fix: 修复连按等号不重复上一次运算的问题</w:t>
             </w:r>
           </w:p>
           <w:p>
             <w:pPr>
-              <w:spacing w:after="40" w:line="300" w:lineRule="auto"/>
-              <w:ind w:left="227"/>
-            </w:pPr>
-            <w:r>
-              <w:rPr>
-                <w:rFonts w:ascii="Consolas" w:hAnsi="Consolas" w:eastAsia="宋体"/>
-                <w:b w:val="0"/>
-                <w:sz w:val="18"/>
+              <w:spacing w:before="0" w:after="0" w:line="300" w:lineRule="auto"/>
+              <w:ind w:left="255"/>
+            </w:pPr>
+            <w:r>
+              <w:rPr>
+                <w:rFonts w:ascii="Consolas" w:hAnsi="Consolas" w:eastAsia="宋体"/>
+                <w:b w:val="0"/>
+                <w:sz w:val="19"/>
               </w:rPr>
               <w:t>1867d28 docs: 添加界面运行截图</w:t>
             </w:r>
           </w:p>
           <w:p>
             <w:pPr>
-              <w:spacing w:after="40" w:line="300" w:lineRule="auto"/>
-              <w:ind w:left="227"/>
-            </w:pPr>
-            <w:r>
-              <w:rPr>
-                <w:rFonts w:ascii="Consolas" w:hAnsi="Consolas" w:eastAsia="宋体"/>
-                <w:b w:val="0"/>
-                <w:sz w:val="18"/>
+              <w:spacing w:before="0" w:after="0" w:line="300" w:lineRule="auto"/>
+              <w:ind w:left="255"/>
+            </w:pPr>
+            <w:r>
+              <w:rPr>
+                <w:rFonts w:ascii="Consolas" w:hAnsi="Consolas" w:eastAsia="宋体"/>
+                <w:b w:val="0"/>
+                <w:sz w:val="19"/>
               </w:rPr>
               <w:t>5f5b18b docs: 添加 README（功能说明、按键映射、构建与自测方法）</w:t>
             </w:r>
           </w:p>
           <w:p>
             <w:pPr>
-              <w:spacing w:after="40" w:line="300" w:lineRule="auto"/>
-              <w:ind w:left="227"/>
-            </w:pPr>
-            <w:r>
-              <w:rPr>
-                <w:rFonts w:ascii="Consolas" w:hAnsi="Consolas" w:eastAsia="宋体"/>
-                <w:b w:val="0"/>
-                <w:sz w:val="18"/>
+              <w:spacing w:before="0" w:after="0" w:line="300" w:lineRule="auto"/>
+              <w:ind w:left="255"/>
+            </w:pPr>
+            <w:r>
+              <w:rPr>
+                <w:rFonts w:ascii="Consolas" w:hAnsi="Consolas" w:eastAsia="宋体"/>
+                <w:b w:val="0"/>
+                <w:sz w:val="19"/>
               </w:rPr>
               <w:t>3afea2a feat: 新增演示模式程序（CalculatorDemo）</w:t>
             </w:r>
           </w:p>
           <w:p>
             <w:pPr>
-              <w:spacing w:after="40" w:line="300" w:lineRule="auto"/>
+              <w:spacing w:before="0" w:after="80" w:line="300" w:lineRule="auto"/>
             </w:pPr>
             <w:r>
               <w:rPr>
@@ -3879,7 +3903,19 @@
                 <w:b w:val="0"/>
                 <w:sz w:val="21"/>
               </w:rPr>
-              <w:t>其中 test 提交先于键盘功能提交：自测程序先行覆盖 32 个场景（键盘 4 项当时失败），键盘实现完成后再运行回归，33 项全部通过，体现“测试驱动”的迭代过程；fix 提交记录了连按等号缺陷从发现、复现到修复的完整过程。提交历史的动态演示见测试视频末段。</w:t>
+            </w:r>
+          </w:p>
+          <w:p>
+            <w:pPr>
+              <w:spacing w:before="0" w:after="40" w:line="300" w:lineRule="auto"/>
+            </w:pPr>
+            <w:r>
+              <w:rPr>
+                <w:rFonts w:ascii="宋体" w:hAnsi="宋体" w:eastAsia="宋体"/>
+                <w:b w:val="0"/>
+                <w:sz w:val="21"/>
+              </w:rPr>
+              <w:t>有意思的是 test 那次提交排在键盘功能前面。当时先把 32 个场景写成用例跑了一遍，键盘相关的 4 条是红的；等键盘实现完再跑一遍回归，全部转绿。fix 那次则完整留了“发现现象—写失败用例—找原因—修—再跑”的痕迹。</w:t>
             </w:r>
           </w:p>
           <w:p>
@@ -3898,96 +3934,327 @@
                 <w:rFonts w:hint="eastAsia"/>
                 <w:sz w:val="24"/>
               </w:rPr>
-              <w:t>AI</w:t>
-            </w:r>
-            <w:r>
-              <w:rPr>
-                <w:rFonts w:hint="eastAsia"/>
-                <w:sz w:val="24"/>
-              </w:rPr>
-              <w:t>辅助开发记录：</w:t>
-            </w:r>
-          </w:p>
-          <w:p>
-            <w:pPr>
-              <w:spacing w:line="480" w:lineRule="auto"/>
-              <w:ind w:left="480"/>
-              <w:rPr>
-                <w:color w:val="FF0000"/>
-                <w:sz w:val="24"/>
-              </w:rPr>
-            </w:pPr>
-            <w:r>
-              <w:rPr>
-                <w:rFonts w:hint="eastAsia"/>
-                <w:color w:val="FF0000"/>
-                <w:sz w:val="24"/>
-              </w:rPr>
-              <w:t>选择</w:t>
-            </w:r>
-            <w:r>
-              <w:rPr>
-                <w:rFonts w:hint="eastAsia"/>
-                <w:color w:val="FF0000"/>
-                <w:sz w:val="24"/>
-              </w:rPr>
-              <w:t>1</w:t>
-            </w:r>
-            <w:r>
-              <w:rPr>
-                <w:rFonts w:hint="eastAsia"/>
-                <w:color w:val="FF0000"/>
-                <w:sz w:val="24"/>
-              </w:rPr>
-              <w:t>个具有代表性的</w:t>
-            </w:r>
-            <w:r>
-              <w:rPr>
-                <w:rFonts w:hint="eastAsia"/>
-                <w:color w:val="FF0000"/>
-                <w:sz w:val="24"/>
-              </w:rPr>
-              <w:t>AI</w:t>
-            </w:r>
-            <w:r>
-              <w:rPr>
-                <w:rFonts w:hint="eastAsia"/>
-                <w:color w:val="FF0000"/>
-                <w:sz w:val="24"/>
-              </w:rPr>
-              <w:t>辅助开发过程进行记录：问题→提示词→</w:t>
-            </w:r>
-            <w:r>
-              <w:rPr>
-                <w:rFonts w:hint="eastAsia"/>
-                <w:color w:val="FF0000"/>
-                <w:sz w:val="24"/>
-              </w:rPr>
-              <w:t>AI</w:t>
-            </w:r>
-            <w:r>
-              <w:rPr>
-                <w:rFonts w:hint="eastAsia"/>
-                <w:color w:val="FF0000"/>
-                <w:sz w:val="24"/>
-              </w:rPr>
-              <w:t>给出的方案→实际运行结果→存在的问题→自己的修改。不要求完整粘贴全部</w:t>
-            </w:r>
-            <w:r>
-              <w:rPr>
-                <w:rFonts w:hint="eastAsia"/>
-                <w:color w:val="FF0000"/>
-                <w:sz w:val="24"/>
-              </w:rPr>
-              <w:t>AI</w:t>
-            </w:r>
-            <w:r>
-              <w:rPr>
-                <w:rFonts w:hint="eastAsia"/>
-                <w:color w:val="FF0000"/>
-                <w:sz w:val="24"/>
-              </w:rPr>
-              <w:t>对话。</w:t>
+              <w:t>测试结果：</w:t>
+            </w:r>
+          </w:p>
+          <w:p>
+            <w:pPr>
+              <w:spacing w:before="0" w:after="40" w:line="300" w:lineRule="auto"/>
+            </w:pPr>
+            <w:r>
+              <w:rPr>
+                <w:rFonts w:ascii="宋体" w:hAnsi="宋体" w:eastAsia="宋体"/>
+                <w:b w:val="0"/>
+                <w:sz w:val="21"/>
+              </w:rPr>
+              <w:t>挑的是打包编译那次：工程放在桌面的中文目录里，Qt Creator 里怎么配都编不过。下面是我当时提问的原话和它给的回答，后面跟着我照着做之后发现的问题。</w:t>
+            </w:r>
+          </w:p>
+          <w:p>
+            <w:pPr>
+              <w:spacing w:before="0" w:after="40" w:line="300" w:lineRule="auto"/>
+            </w:pPr>
+            <w:r>
+              <w:rPr>
+                <w:rFonts w:ascii="宋体" w:hAnsi="宋体" w:eastAsia="宋体"/>
+                <w:b/>
+                <w:sz w:val="21"/>
+              </w:rPr>
+              <w:t>我问的是：</w:t>
+            </w:r>
+          </w:p>
+          <w:p>
+            <w:pPr>
+              <w:spacing w:before="0" w:after="0" w:line="300" w:lineRule="auto"/>
+              <w:ind w:left="255"/>
+            </w:pPr>
+            <w:r>
+              <w:rPr>
+                <w:rFonts w:ascii="Consolas" w:hAnsi="Consolas" w:eastAsia="宋体"/>
+                <w:b w:val="0"/>
+                <w:sz w:val="19"/>
+              </w:rPr>
+              <w:t>我用 Qt 6.11.2 + CMake + Ninja 写了个计算器，工程放在</w:t>
+            </w:r>
+          </w:p>
+          <w:p>
+            <w:pPr>
+              <w:spacing w:before="0" w:after="0" w:line="300" w:lineRule="auto"/>
+              <w:ind w:left="255"/>
+            </w:pPr>
+            <w:r>
+              <w:rPr>
+                <w:rFonts w:ascii="Consolas" w:hAnsi="Consolas" w:eastAsia="宋体"/>
+                <w:b w:val="0"/>
+                <w:sz w:val="19"/>
+              </w:rPr>
+              <w:t>C:/Users/86177/Desktop/QT实验1/Calculator。</w:t>
+            </w:r>
+          </w:p>
+          <w:p>
+            <w:pPr>
+              <w:spacing w:before="0" w:after="0" w:line="300" w:lineRule="auto"/>
+              <w:ind w:left="255"/>
+            </w:pPr>
+            <w:r>
+              <w:rPr>
+                <w:rFonts w:ascii="Consolas" w:hAnsi="Consolas" w:eastAsia="宋体"/>
+                <w:b w:val="0"/>
+                <w:sz w:val="19"/>
+              </w:rPr>
+              <w:t>cmake 配置能过，一编译就报：</w:t>
+            </w:r>
+          </w:p>
+          <w:p>
+            <w:pPr>
+              <w:spacing w:before="0" w:after="0" w:line="300" w:lineRule="auto"/>
+              <w:ind w:left="255"/>
+            </w:pPr>
+            <w:r>
+              <w:rPr>
+                <w:rFonts w:ascii="Consolas" w:hAnsi="Consolas" w:eastAsia="宋体"/>
+                <w:b w:val="0"/>
+                <w:sz w:val="19"/>
+              </w:rPr>
+              <w:t xml:space="preserve">  moc: Cannot create .../build/Calculator_autogen/EWIEGA46WW/moc_mainwindow.cpp</w:t>
+            </w:r>
+          </w:p>
+          <w:p>
+            <w:pPr>
+              <w:spacing w:before="0" w:after="0" w:line="300" w:lineRule="auto"/>
+              <w:ind w:left="255"/>
+            </w:pPr>
+            <w:r>
+              <w:rPr>
+                <w:rFonts w:ascii="Consolas" w:hAnsi="Consolas" w:eastAsia="宋体"/>
+                <w:b w:val="0"/>
+                <w:sz w:val="19"/>
+              </w:rPr>
+              <w:t xml:space="preserve">  Error: No such file or directory</w:t>
+            </w:r>
+          </w:p>
+          <w:p>
+            <w:pPr>
+              <w:spacing w:before="0" w:after="0" w:line="300" w:lineRule="auto"/>
+              <w:ind w:left="255"/>
+            </w:pPr>
+            <w:r>
+              <w:rPr>
+                <w:rFonts w:ascii="Consolas" w:hAnsi="Consolas" w:eastAsia="宋体"/>
+                <w:b w:val="0"/>
+                <w:sz w:val="19"/>
+              </w:rPr>
+              <w:t>把整个目录复制到 D:/temp 下同样的命令完全正常。</w:t>
+            </w:r>
+          </w:p>
+          <w:p>
+            <w:pPr>
+              <w:spacing w:before="0" w:after="0" w:line="300" w:lineRule="auto"/>
+              <w:ind w:left="255"/>
+            </w:pPr>
+            <w:r>
+              <w:rPr>
+                <w:rFonts w:ascii="Consolas" w:hAnsi="Consolas" w:eastAsia="宋体"/>
+                <w:b w:val="0"/>
+                <w:sz w:val="19"/>
+              </w:rPr>
+              <w:t>不想改目录位置，有没有别的办法？</w:t>
+            </w:r>
+          </w:p>
+          <w:p>
+            <w:pPr>
+              <w:spacing w:before="0" w:after="80" w:line="300" w:lineRule="auto"/>
+            </w:pPr>
+            <w:r>
+              <w:rPr>
+                <w:rFonts w:ascii="宋体" w:hAnsi="宋体" w:eastAsia="宋体"/>
+                <w:b w:val="0"/>
+                <w:sz w:val="21"/>
+              </w:rPr>
+            </w:r>
+          </w:p>
+          <w:p>
+            <w:pPr>
+              <w:spacing w:before="0" w:after="40" w:line="300" w:lineRule="auto"/>
+            </w:pPr>
+            <w:r>
+              <w:rPr>
+                <w:rFonts w:ascii="宋体" w:hAnsi="宋体" w:eastAsia="宋体"/>
+                <w:b/>
+                <w:sz w:val="21"/>
+              </w:rPr>
+              <w:t>AI 的回答（要点）：</w:t>
+            </w:r>
+          </w:p>
+          <w:p>
+            <w:pPr>
+              <w:spacing w:before="0" w:after="40" w:line="300" w:lineRule="auto"/>
+            </w:pPr>
+            <w:r>
+              <w:rPr>
+                <w:rFonts w:ascii="宋体" w:hAnsi="宋体" w:eastAsia="宋体"/>
+                <w:b w:val="0"/>
+                <w:sz w:val="21"/>
+              </w:rPr>
+              <w:t>它判断这不是代码问题，是 Qt 的 AUTOMOC 在含非 ASCII 字符的路径下创建子目录失败，英文路径看不见是因为没踩到。做法是给目标设置一个 AUTOGEN_BUILD_DIR，把 moc/uic 的产物目录挪到一个纯英文的地方（比如系统临时目录），源码位置不用动，并给了一段写在 CMakeLists.txt 里的判断逻辑。</w:t>
+            </w:r>
+          </w:p>
+          <w:p>
+            <w:pPr>
+              <w:spacing w:before="0" w:after="40" w:line="300" w:lineRule="auto"/>
+            </w:pPr>
+            <w:r>
+              <w:rPr>
+                <w:rFonts w:ascii="宋体" w:hAnsi="宋体" w:eastAsia="宋体"/>
+                <w:b/>
+                <w:sz w:val="21"/>
+              </w:rPr>
+              <w:t>照着做的实际结果：</w:t>
+            </w:r>
+          </w:p>
+          <w:p>
+            <w:pPr>
+              <w:spacing w:before="0" w:after="40" w:line="300" w:lineRule="auto"/>
+            </w:pPr>
+            <w:r>
+              <w:rPr>
+                <w:rFonts w:ascii="宋体" w:hAnsi="宋体" w:eastAsia="宋体"/>
+                <w:b w:val="0"/>
+                <w:sz w:val="21"/>
+              </w:rPr>
+              <w:t>按这个思路改完，中文目录下 cmake --build 一次通过，moc_mainwindow.cpp 正常生成，问题确实是这个。截图里有当时的对话：</w:t>
+            </w:r>
+          </w:p>
+          <w:p>
+            <w:pPr>
+              <w:spacing w:before="0" w:after="60" w:line="300" w:lineRule="auto"/>
+              <w:jc w:val="center"/>
+            </w:pPr>
+            <w:r>
+              <w:drawing>
+                <wp:inline xmlns:a="http://schemas.openxmlformats.org/drawingml/2006/main" xmlns:pic="http://schemas.openxmlformats.org/drawingml/2006/picture">
+                  <wp:extent cx="3780000" cy="3895322"/>
+                  <wp:docPr id="15" name="Picture 15"/>
+                  <wp:cNvGraphicFramePr>
+                    <a:graphicFrameLocks noChangeAspect="1"/>
+                  </wp:cNvGraphicFramePr>
+                  <a:graphic>
+                    <a:graphicData uri="http://schemas.openxmlformats.org/drawingml/2006/picture">
+                      <pic:pic>
+                        <pic:nvPicPr>
+                          <pic:cNvPr id="0" name="09_ai_chat.png"/>
+                          <pic:cNvPicPr/>
+                        </pic:nvPicPr>
+                        <pic:blipFill>
+                          <a:blip r:embed="rId22"/>
+                          <a:stretch>
+                            <a:fillRect/>
+                          </a:stretch>
+                        </pic:blipFill>
+                        <pic:spPr>
+                          <a:xfrm>
+                            <a:off x="0" y="0"/>
+                            <a:ext cx="3780000" cy="3895322"/>
+                          </a:xfrm>
+                          <a:prstGeom prst="rect"/>
+                        </pic:spPr>
+                      </pic:pic>
+                    </a:graphicData>
+                  </a:graphic>
+                </wp:inline>
+              </w:drawing>
+            </w:r>
+          </w:p>
+          <w:p>
+            <w:pPr>
+              <w:spacing w:before="0" w:after="120" w:line="300" w:lineRule="auto"/>
+              <w:jc w:val="center"/>
+            </w:pPr>
+            <w:r>
+              <w:rPr>
+                <w:rFonts w:ascii="宋体" w:hAnsi="宋体" w:eastAsia="宋体"/>
+                <w:b w:val="0"/>
+                <w:sz w:val="18"/>
+              </w:rPr>
+              <w:t>图8  AI 辅助开发对话记录截图</w:t>
+            </w:r>
+          </w:p>
+          <w:p>
+            <w:pPr>
+              <w:spacing w:before="0" w:after="40" w:line="300" w:lineRule="auto"/>
+            </w:pPr>
+            <w:r>
+              <w:rPr>
+                <w:rFonts w:ascii="宋体" w:hAnsi="宋体" w:eastAsia="宋体"/>
+                <w:b/>
+                <w:sz w:val="21"/>
+              </w:rPr>
+              <w:t>这段代码直接抄跑不起来，有三处得改：</w:t>
+            </w:r>
+          </w:p>
+          <w:p>
+            <w:pPr>
+              <w:spacing w:before="0" w:after="40" w:line="300" w:lineRule="auto"/>
+            </w:pPr>
+            <w:r>
+              <w:rPr>
+                <w:rFonts w:ascii="宋体" w:hAnsi="宋体" w:eastAsia="宋体"/>
+                <w:b w:val="0"/>
+                <w:sz w:val="21"/>
+              </w:rPr>
+              <w:t>一是它给的“判断是否含中文”的正则写成了 [^\x00-\x7F]，CMake 的 string(REGEX) 不认 \x 这种转义，一配置就报 Invalid character escape，整套 CMake 直接断在这里；二是它默认系统临时目录一定是英文的，我这台机器的账户名是中文，TEMP 里也带中文，挪过去等于白挪；三是它完全没提 Qt 6 之后命令行构建要先设置 QTFRAMEWORK_BYPASS_LICENSE_CHECK，不然 moc 会被许可服务拦一道，报出来的错和路径问题很像，很容易把人往别的方向带。</w:t>
+            </w:r>
+          </w:p>
+          <w:p>
+            <w:pPr>
+              <w:spacing w:before="0" w:after="40" w:line="300" w:lineRule="auto"/>
+            </w:pPr>
+            <w:r>
+              <w:rPr>
+                <w:rFonts w:ascii="宋体" w:hAnsi="宋体" w:eastAsia="宋体"/>
+                <w:b/>
+                <w:sz w:val="21"/>
+              </w:rPr>
+              <w:t>我改成这样之后才好用：</w:t>
+            </w:r>
+          </w:p>
+          <w:p>
+            <w:pPr>
+              <w:spacing w:before="0" w:after="40" w:line="300" w:lineRule="auto"/>
+            </w:pPr>
+            <w:r>
+              <w:rPr>
+                <w:rFonts w:ascii="宋体" w:hAnsi="宋体" w:eastAsia="宋体"/>
+                <w:b w:val="0"/>
+                <w:sz w:val="21"/>
+              </w:rPr>
+              <w:t>① 判断改成年份白名单，正则写成 [^A-Za-z0-9:/_. +-\\]，落在名单外的字符一律当成需要处理；② 加一层回退，TEMP 自己带中文时改到 C:/Windows/Temp，再用构建目录的 MD5 当子目录后缀，多个构建配置互不干扰；③ 在 README 的构建说明里补掉 QTFRAMEWORK_BYPASS_LICENSE_CHECK=1 这一句。这三处改完，中文路径、英文路径都能一键编译，代码随项目一起提交了。</w:t>
+            </w:r>
+          </w:p>
+          <w:p>
+            <w:pPr>
+              <w:spacing w:before="0" w:after="40" w:line="300" w:lineRule="auto"/>
+            </w:pPr>
+            <w:r>
+              <w:rPr>
+                <w:rFonts w:ascii="宋体" w:hAnsi="宋体" w:eastAsia="宋体"/>
+                <w:b w:val="0"/>
+                <w:sz w:val="21"/>
+              </w:rPr>
+              <w:t>测试视频是“测试视频-实验1-计算器.mp4”，2 分 46 秒，按要求以附件形式交到作业系统。前半段演示鼠标完成 12.5 + 3 = 15.5、键盘算 45.6 − 12.3 = 33.3 和 9 × 6 = 54、12345 退格两次、Esc 全部清除；中段是 8 ÷ 0 = 的除零提示和按 C 恢复、2 + 3 + 4 = 9 的连续运算、连按等号 5→8→11，以及 7..8 里第二个小数点被忽略；最后一段是 GitHub 仓库里的提交历史。</w:t>
+            </w:r>
+          </w:p>
+          <w:p>
+            <w:pPr>
+              <w:spacing w:before="0" w:after="40" w:line="300" w:lineRule="auto"/>
+            </w:pPr>
+            <w:r>
+              <w:rPr>
+                <w:rFonts w:ascii="宋体" w:hAnsi="宋体" w:eastAsia="宋体"/>
+                <w:b w:val="0"/>
+                <w:sz w:val="21"/>
+              </w:rPr>
+              <w:t>视频之外还有个自测程序 CalculatorSelfCheck 可以当场复现：33 个用例覆盖基本运算、连续运算、除零、重复小数点、退格、清除后重算、鼠标键盘混合输入这些，跑完是 33/33 通过、退出码 0。</w:t>
             </w:r>
           </w:p>
           <w:p>
@@ -4006,94 +4273,12 @@
                 <w:rFonts w:hint="eastAsia"/>
                 <w:sz w:val="24"/>
               </w:rPr>
-              <w:t>测试结果：</w:t>
-            </w:r>
-          </w:p>
-          <w:p>
-            <w:pPr>
-              <w:spacing w:line="480" w:lineRule="auto"/>
-              <w:ind w:left="480"/>
-              <w:rPr>
-                <w:color w:val="FF0000"/>
-                <w:sz w:val="24"/>
-              </w:rPr>
-            </w:pPr>
-            <w:r>
-              <w:rPr>
-                <w:rFonts w:hint="eastAsia"/>
-                <w:color w:val="FF0000"/>
-                <w:sz w:val="24"/>
-              </w:rPr>
-              <w:t>录制</w:t>
-            </w:r>
-            <w:r>
-              <w:rPr>
-                <w:rFonts w:hint="eastAsia"/>
-                <w:color w:val="FF0000"/>
-                <w:sz w:val="24"/>
-              </w:rPr>
-              <w:t>2</w:t>
-            </w:r>
-            <w:r>
-              <w:rPr>
-                <w:rFonts w:hint="eastAsia"/>
-                <w:color w:val="FF0000"/>
-                <w:sz w:val="24"/>
-              </w:rPr>
-              <w:t>～</w:t>
-            </w:r>
-            <w:r>
-              <w:rPr>
-                <w:rFonts w:hint="eastAsia"/>
-                <w:color w:val="FF0000"/>
-                <w:sz w:val="24"/>
-              </w:rPr>
-              <w:t>3</w:t>
-            </w:r>
-            <w:r>
-              <w:rPr>
-                <w:rFonts w:hint="eastAsia"/>
-                <w:color w:val="FF0000"/>
-                <w:sz w:val="24"/>
-              </w:rPr>
-              <w:t>分钟测试视频，以附件形式提交到作业系统。视频应连续演示：鼠标完成带小数运算、键盘计算、退格和清除、除零处理、连续运算、至少</w:t>
-            </w:r>
-            <w:r>
-              <w:rPr>
-                <w:rFonts w:hint="eastAsia"/>
-                <w:color w:val="FF0000"/>
-                <w:sz w:val="24"/>
-              </w:rPr>
-              <w:t>1</w:t>
-            </w:r>
-            <w:r>
-              <w:rPr>
-                <w:rFonts w:hint="eastAsia"/>
-                <w:color w:val="FF0000"/>
-                <w:sz w:val="24"/>
-              </w:rPr>
-              <w:t>个异常输入处理，并展示</w:t>
-            </w:r>
-            <w:r>
-              <w:rPr>
-                <w:rFonts w:hint="eastAsia"/>
-                <w:color w:val="FF0000"/>
-                <w:sz w:val="24"/>
-              </w:rPr>
-              <w:t>Git</w:t>
-            </w:r>
-            <w:r>
-              <w:rPr>
-                <w:rFonts w:hint="eastAsia"/>
-                <w:color w:val="FF0000"/>
-                <w:sz w:val="24"/>
-              </w:rPr>
-              <w:t>提交历史</w:t>
-            </w:r>
-          </w:p>
-          <w:p>
-            <w:pPr>
-              <w:spacing w:after="40" w:line="300" w:lineRule="auto"/>
+              <w:t>实验总结：</w:t>
+            </w:r>
+          </w:p>
+          <w:p>
+            <w:pPr>
+              <w:spacing w:before="0" w:after="40" w:line="300" w:lineRule="auto"/>
             </w:pPr>
             <w:r>
               <w:rPr>
@@ -4101,12 +4286,12 @@
                 <w:b w:val="0"/>
                 <w:sz w:val="21"/>
               </w:rPr>
-              <w:t>测试视频：测试视频-实验1-计算器.mp4（2 分 45 秒，随本报告一并提交作业系统）。视频连续演示了以下内容：</w:t>
-            </w:r>
-          </w:p>
-          <w:p>
-            <w:pPr>
-              <w:spacing w:after="40" w:line="300" w:lineRule="auto"/>
+              <w:t>这次卡住主要有两处，都留在提交历史里了。一处就是前面说的中文路径编译失败，本质是 moc 的产物目录不支持非 ASCII 路径，绕开之后连带发现 CMake 正则语法和系统 TEMP 两处的坑；另一处是连按等号不重复上一次运算，先在自测里写成一条失败用例，再顺着状态机往下查，发现是等号算完之后把 m_pendingOperator 清空、历史运算丢了，补上 m_lastOperator / m_lastOperand 才对齐了 Windows 计算器的行为。其余边界（除零、连按运算符、算完接着输入、前导零）都是靠自测逐个验证过去的。</w:t>
+            </w:r>
+          </w:p>
+          <w:p>
+            <w:pPr>
+              <w:spacing w:before="0" w:after="40" w:line="300" w:lineRule="auto"/>
             </w:pPr>
             <w:r>
               <w:rPr>
@@ -4114,12 +4299,12 @@
                 <w:b w:val="0"/>
                 <w:sz w:val="21"/>
               </w:rPr>
-              <w:t>① 鼠标完成带小数运算：12.5 + 3 = 15.5；② 键盘计算：45.6 − 12.3 = 33.3、9 × 6 = 54；③ 退格与清除：12345 退格两次得 123，Esc 全部清除；④ 除零处理：8 ÷ 0 = 显示“除数不能为零”，按 C 恢复；⑤ 连续运算：2 + 3 + 4 = 9；⑥ 连按等号重复运算：2 + 3 = 5 → = → 8 → = → 11；⑦ 重复小数点被忽略：7 . . 8 = 7.8；⑧ 末段展示 GitHub 仓库提交历史。</w:t>
-            </w:r>
-          </w:p>
-          <w:p>
-            <w:pPr>
-              <w:spacing w:after="40" w:line="300" w:lineRule="auto"/>
+              <w:t>AI 在这趟里帮到的地方挺实在：AUTOGEN_BUILD_DIR 重定向这个方向给得很准，不然光靠自己翻日志，半天可能都定位不到 moc 身上；自测程序的表驱动写法、QSS 用动态属性分组这两个思路也是从它那边来的。问题是它给的答案常常只能算草稿——上面那段 CMake 代码有三个地方直接跑不通，还有一次把 target_compile_options 写成了别的东西。我后来习惯把它说的当成一个待验证的猜想：写成用例跑一遍，或者对着 Qt 文档核一下 API，通过了才用。</w:t>
+            </w:r>
+          </w:p>
+          <w:p>
+            <w:pPr>
+              <w:spacing w:before="0" w:after="40" w:line="300" w:lineRule="auto"/>
             </w:pPr>
             <w:r>
               <w:rPr>
@@ -4127,131 +4312,7 @@
                 <w:b w:val="0"/>
                 <w:sz w:val="21"/>
               </w:rPr>
-              <w:t>除视频外，工程内置自测程序 CalculatorSelfCheck，以 33 个用例（基本运算、连续运算、除零、重复小数点、退格、清除后重算、鼠标键盘混合输入等）做回归验证，运行输出 33/33 通过、退出码 0，可在评审时现场复现。</w:t>
-            </w:r>
-          </w:p>
-          <w:p>
-            <w:pPr>
-              <w:numPr>
-                <w:ilvl w:val="0"/>
-                <w:numId w:val="2"/>
-              </w:numPr>
-              <w:spacing w:line="480" w:lineRule="auto"/>
-              <w:rPr>
-                <w:sz w:val="24"/>
-              </w:rPr>
-            </w:pPr>
-            <w:r>
-              <w:rPr>
-                <w:rFonts w:hint="eastAsia"/>
-                <w:sz w:val="24"/>
-              </w:rPr>
-              <w:t>实验总结：</w:t>
-            </w:r>
-          </w:p>
-          <w:p>
-            <w:pPr>
-              <w:spacing w:line="480" w:lineRule="auto"/>
-              <w:ind w:left="480"/>
-              <w:rPr>
-                <w:color w:val="FF0000"/>
-                <w:sz w:val="24"/>
-              </w:rPr>
-            </w:pPr>
-            <w:r>
-              <w:rPr>
-                <w:rFonts w:hint="eastAsia"/>
-                <w:color w:val="FF0000"/>
-                <w:sz w:val="24"/>
-              </w:rPr>
-              <w:t>出错分析及解决过程，本次实验总结；结合</w:t>
-            </w:r>
-            <w:r>
-              <w:rPr>
-                <w:rFonts w:hint="eastAsia"/>
-                <w:color w:val="FF0000"/>
-                <w:sz w:val="24"/>
-              </w:rPr>
-              <w:t>AI</w:t>
-            </w:r>
-            <w:r>
-              <w:rPr>
-                <w:rFonts w:hint="eastAsia"/>
-                <w:color w:val="FF0000"/>
-                <w:sz w:val="24"/>
-              </w:rPr>
-              <w:t>辅助开发过程，说明</w:t>
-            </w:r>
-            <w:r>
-              <w:rPr>
-                <w:rFonts w:hint="eastAsia"/>
-                <w:color w:val="FF0000"/>
-                <w:sz w:val="24"/>
-              </w:rPr>
-              <w:t>AI</w:t>
-            </w:r>
-            <w:r>
-              <w:rPr>
-                <w:rFonts w:hint="eastAsia"/>
-                <w:color w:val="FF0000"/>
-                <w:sz w:val="24"/>
-              </w:rPr>
-              <w:t>提供了哪些帮助、存在什么问题，以及自己如何验证和改进</w:t>
-            </w:r>
-            <w:r>
-              <w:rPr>
-                <w:rFonts w:hint="eastAsia"/>
-                <w:color w:val="FF0000"/>
-                <w:sz w:val="24"/>
-              </w:rPr>
-              <w:t>AI</w:t>
-            </w:r>
-            <w:r>
-              <w:rPr>
-                <w:rFonts w:hint="eastAsia"/>
-                <w:color w:val="FF0000"/>
-                <w:sz w:val="24"/>
-              </w:rPr>
-              <w:t>生成的代码</w:t>
-            </w:r>
-          </w:p>
-          <w:p>
-            <w:pPr>
-              <w:spacing w:after="40" w:line="300" w:lineRule="auto"/>
-            </w:pPr>
-            <w:r>
-              <w:rPr>
-                <w:rFonts w:ascii="宋体" w:hAnsi="宋体" w:eastAsia="宋体"/>
-                <w:b w:val="0"/>
-                <w:sz w:val="21"/>
-              </w:rPr>
-              <w:t>出错分析及解决过程：本次实验的两个代表性问题都已记录在 Git 提交历史中。一是中文构建路径导致 moc 无法生成文件，通过重定向 AUTOGEN_BUILD_DIR 到 ASCII 临时目录解决，并顺带处理了 CMake 正则不支持 \x 转义、TEMP 目录含中文两个次生问题；二是连按等号行为不符合 Windows 计算器习惯，先在自测程序中写成失败用例，再分析状态机发现等号后 m_pendingOperator 被清空导致历史运算丢失，引入 m_lastOperator / m_lastOperand 修复。其余边界（除零、连续运算符、计算后继续输入、前导零）均通过自测程序逐一验证。</w:t>
-            </w:r>
-          </w:p>
-          <w:p>
-            <w:pPr>
-              <w:spacing w:after="40" w:line="300" w:lineRule="auto"/>
-            </w:pPr>
-            <w:r>
-              <w:rPr>
-                <w:rFonts w:ascii="宋体" w:hAnsi="宋体" w:eastAsia="宋体"/>
-                <w:b w:val="0"/>
-                <w:sz w:val="21"/>
-              </w:rPr>
-              <w:t>AI 辅助的帮助与不足：AI 最有价值的贡献是快速给出“AUTOGEN_BUILD_DIR 重定向”这一正确方向，把预计半天的问题排查缩短到几分钟；此外在自测程序的组织方式和 QSS 属性选择器方案上提供了成熟思路。不足在于生成的代码并非拿来即用：存在 CMake 正则语法错误、未考虑环境差异（TEMP 含中文、许可检查）等，需要逐条运行验证并修正。我的经验是把 AI 的产出当作“初稿 + 假设”，用可执行的测试用例去证实或证伪每个假设，而不是直接信任。</w:t>
-            </w:r>
-          </w:p>
-          <w:p>
-            <w:pPr>
-              <w:spacing w:after="40" w:line="300" w:lineRule="auto"/>
-            </w:pPr>
-            <w:r>
-              <w:rPr>
-                <w:rFonts w:ascii="宋体" w:hAnsi="宋体" w:eastAsia="宋体"/>
-                <w:b w:val="0"/>
-                <w:sz w:val="21"/>
-              </w:rPr>
-              <w:t>本次实验总结：通过本实验我完整走了一遍 Qt Widgets 应用的开发流程：用 UI 设计器完成布局与属性设置，理解了 QVBoxLayout / QGridLayout 的嵌套使用；通过 sender() 分发和统一的核心处理函数，实现了鼠标与键盘输入的完全复用，体会到“一个入口、一套逻辑”对一致性和可维护性的价值；用三个状态成员描述计算状态机，使连续运算、错误处理等边界情况都有清晰的位置安放；同时掌握了用 CMake 组织 Qt 工程、用 Git 管理迭代过程的方法。测试先行的做法让边界问题的复现与修复都有了客观依据，是本次实验最大的收获。</w:t>
+              <w:t>整个实验做下来，Qt Widgets 这条线算是走完整了：UI 设计器负责外观和属性，QVBoxLayout 和 QGridLayout 嵌套出整体框架； sender() 加统一分发让鼠标键盘共用一套逻辑，比想象中省事；用三个状态变量把计算过程描述清楚之后，连续运算和错误处理才有了落脚的地方。另外第一次完整用 Git 管一个小工程，从骨架一直提交到文档和视频，中间穿插测试和修复，回头翻日志能看出每一步在干什么——这种开发节奏大概是这次最大的收获。</w:t>
             </w:r>
           </w:p>
         </w:tc>

--- a/实验1-带键盘事件的计算器_2026秋.docx
+++ b/实验1-带键盘事件的计算器_2026秋.docx
@@ -533,7 +533,7 @@
                 <w:rFonts w:ascii="宋体" w:hAnsi="宋体" w:eastAsia="宋体"/>
                 <w:sz w:val="21"/>
               </w:rPr>
-              <w:t>2026年10月27日</w:t>
+              <w:t>2026年10月30日</w:t>
             </w:r>
           </w:p>
         </w:tc>
@@ -1015,7 +1015,6 @@
           <w:p>
             <w:pPr>
               <w:widowControl/>
-              <w:shd w:val="clear" w:color="auto" w:fill="FFFFFF"/>
               <w:spacing w:after="240"/>
               <w:ind w:firstLineChars="200" w:firstLine="480"/>
               <w:jc w:val="left"/>
@@ -1438,7 +1437,7 @@
                 <w:b w:val="0"/>
                 <w:sz w:val="21"/>
               </w:rPr>
-              <w:t>界面是在 Qt Designer 里拖出来的，保存为 mainwindow.ui。上方是 labelExpression，一行小灰字，用来提示当前进行到哪一步，比如敲完 12.5 再按加号，它显示“12.5 +”；真正的结果和输入由下面的 lineEditDisplay 显示，字号调到 34pt、右对齐。这个输入框设成了 readOnly，一开始没设，用键盘输入时屏幕上多出一条闪烁的光标，看着很别扭。</w:t>
+              <w:t>界面是在 Qt Designer 里做好的，保存为 mainwindow.ui。上方是 labelExpression，一行小灰字，用来提示当前进行到哪一步，比如敲完 12.5 再按加号，它显示“12.5 +”；真正的输入和结果由下面的 lineEditDisplay 显示，字号 34pt、右对齐。这个输入框设成了 readOnly，一开始没设，用键盘输入时屏幕上多出一条闪烁的光标，看着很别扭。</w:t>
             </w:r>
           </w:p>
           <w:p>
@@ -1451,7 +1450,7 @@
                 <w:b w:val="0"/>
                 <w:sz w:val="21"/>
               </w:rPr>
-              <w:t>按键区用 QGridLayout 排成 5 行 4 列，一共 20 个 QPushButton：第一行是 C、退格、%、÷，最后一行是 ±、0、小数点和等号，中间三行放常规的数字和加减乘。按钮统一 68×56，字号 16pt，网格的间距调到 8，比默认紧凑一点。</w:t>
+              <w:t>按键区按实验例图的样式，用 QGridLayout 排成 6 行 4 列共 24 个 QPushButton：第一行 %、CE、C、退格；第二行 1/x、x²、√、÷；中间三行是 7 8 9 ×、4 5 6 −、1 2 3 +；最后一行 ±、0、小数点、=。按钮统一 68×56，网格间距调过，看起来和 Windows 自带的计算器一个路数。</w:t>
             </w:r>
           </w:p>
           <w:p>
@@ -1464,7 +1463,7 @@
                 <w:b w:val="0"/>
                 <w:sz w:val="21"/>
               </w:rPr>
-              <w:t>控件命名按用途来取：数字键 pushButton_0 到 pushButton_9，加减乘除是 pushButton_Add / Subtract / Multiply / Divide，剩下的是 pushButton_Equal、pushButton_Clear、pushButton_Backspace、pushButton_Point、pushButton_Sign、pushButton_Percent。改名字花了点时间，但后面写代码时看名字就知道点的是哪个键，不用反复回 UI 文件里对照。</w:t>
+              <w:t>控件命名按用途来取：数字键 pushButton_0 到 pushButton_9，加减乘除是 pushButton_Add / Subtract / Multiply / Divide，科学键是 pushButton_Inverse / Square / Sqrt，其余是 pushButton_Equal、pushButton_Clear、pushButton_ClearEntry、pushButton_Backspace、pushButton_Point、pushButton_Sign、pushButton_Percent。名字起好了，后面写代码看名字就知道点的是哪个键。</w:t>
             </w:r>
           </w:p>
           <w:p>
@@ -1475,7 +1474,7 @@
             <w:r>
               <w:drawing>
                 <wp:inline xmlns:a="http://schemas.openxmlformats.org/drawingml/2006/main" xmlns:pic="http://schemas.openxmlformats.org/drawingml/2006/picture">
-                  <wp:extent cx="3780000" cy="5754000"/>
+                  <wp:extent cx="2700000" cy="4650000"/>
                   <wp:docPr id="8" name="Picture 8"/>
                   <wp:cNvGraphicFramePr>
                     <a:graphicFrameLocks noChangeAspect="1"/>
@@ -1496,7 +1495,7 @@
                         <pic:spPr>
                           <a:xfrm>
                             <a:off x="0" y="0"/>
-                            <a:ext cx="3780000" cy="5754000"/>
+                            <a:ext cx="2700000" cy="4650000"/>
                           </a:xfrm>
                           <a:prstGeom prst="rect"/>
                         </pic:spPr>
@@ -1518,7 +1517,7 @@
                 <w:b w:val="0"/>
                 <w:sz w:val="18"/>
               </w:rPr>
-              <w:t>图1  UI 设计器中完成的布局与属性设置</w:t>
+              <w:t>图1  UI 设计器中完成的布局（与实验例图一致的 6×4 按键排列）</w:t>
             </w:r>
           </w:p>
           <w:p>
@@ -1548,7 +1547,7 @@
                 <w:b w:val="0"/>
                 <w:sz w:val="21"/>
               </w:rPr>
-              <w:t>整个计算器只有一个信号入口：onButtonClicked()。20 个按钮的 clicked 全部连到这个槽，槽里用 sender() 取出被点的按钮，再根据它的 objectName 决定调用哪个函数。键盘那边也是直接调同一批函数（第 7 节），所以新增功能时改一处就够，不会出现鼠标和键盘两套逻辑对不上的情况。</w:t>
+              <w:t>整个计算器只有一个信号入口：onButtonClicked()。24 个按钮的 clicked 全部连到这个槽，槽里用 sender() 取出被点的按钮，再根据它的 objectName 决定调用哪个函数。键盘那边也是直接调同一批函数（第 7 节），所以新增按键时改一处就够，鼠标和键盘永远不会两套逻辑。</w:t>
             </w:r>
           </w:p>
           <w:p>
@@ -1561,7 +1560,7 @@
                 <w:b w:val="0"/>
                 <w:sz w:val="21"/>
               </w:rPr>
-              <w:t>负责具体动作的函数集中在 mainwindow.h 里声明：appendDigit 处理数字，appendPoint 处理小数点，backspace、clearAll、clearEntry 负责删除，applyOperator 和 calculateEqual 负责运算，toggleSign 和 applyPercent 处理正负号和百分号。每个函数都很短，出错时能很快定位。</w:t>
+              <w:t>具体动作集中在几个短函数里：appendDigit 收数字，appendPoint 收小数点，backspace、clearAll、clearEntry 负责删除，applyOperator 和 calculateEqual 负责二元运算，toggleSign、applyPercent 处理正负号和百分号，applyInverse、applySquare、applySqrt 处理倒数、平方、开方这三个一元运算。每个函数都很短，出错时能很快定位。</w:t>
             </w:r>
           </w:p>
           <w:p>
@@ -1869,6 +1868,34 @@
                 <w:b w:val="0"/>
                 <w:sz w:val="19"/>
               </w:rPr>
+              <w:t xml:space="preserve">    else if (name == "pushButton_Inverse")</w:t>
+            </w:r>
+          </w:p>
+          <w:p>
+            <w:pPr>
+              <w:spacing w:before="0" w:after="0" w:line="300" w:lineRule="auto"/>
+              <w:ind w:left="255"/>
+            </w:pPr>
+            <w:r>
+              <w:rPr>
+                <w:rFonts w:ascii="Consolas" w:hAnsi="Consolas" w:eastAsia="宋体"/>
+                <w:b w:val="0"/>
+                <w:sz w:val="19"/>
+              </w:rPr>
+              <w:t xml:space="preserve">        applyInverse();          // 1/x</w:t>
+            </w:r>
+          </w:p>
+          <w:p>
+            <w:pPr>
+              <w:spacing w:before="0" w:after="0" w:line="300" w:lineRule="auto"/>
+              <w:ind w:left="255"/>
+            </w:pPr>
+            <w:r>
+              <w:rPr>
+                <w:rFonts w:ascii="Consolas" w:hAnsi="Consolas" w:eastAsia="宋体"/>
+                <w:b w:val="0"/>
+                <w:sz w:val="19"/>
+              </w:rPr>
               <w:t xml:space="preserve">    else if (name == "pushButton_Add")</w:t>
             </w:r>
           </w:p>
@@ -1884,34 +1911,6 @@
                 <w:sz w:val="19"/>
               </w:rPr>
               <w:t xml:space="preserve">        applyOperator("+");</w:t>
-            </w:r>
-          </w:p>
-          <w:p>
-            <w:pPr>
-              <w:spacing w:before="0" w:after="0" w:line="300" w:lineRule="auto"/>
-              <w:ind w:left="255"/>
-            </w:pPr>
-            <w:r>
-              <w:rPr>
-                <w:rFonts w:ascii="Consolas" w:hAnsi="Consolas" w:eastAsia="宋体"/>
-                <w:b w:val="0"/>
-                <w:sz w:val="19"/>
-              </w:rPr>
-              <w:t xml:space="preserve">    else if (name == "pushButton_Equal")</w:t>
-            </w:r>
-          </w:p>
-          <w:p>
-            <w:pPr>
-              <w:spacing w:before="0" w:after="0" w:line="300" w:lineRule="auto"/>
-              <w:ind w:left="255"/>
-            </w:pPr>
-            <w:r>
-              <w:rPr>
-                <w:rFonts w:ascii="Consolas" w:hAnsi="Consolas" w:eastAsia="宋体"/>
-                <w:b w:val="0"/>
-                <w:sz w:val="19"/>
-              </w:rPr>
-              <w:t xml:space="preserve">        calculateEqual();</w:t>
             </w:r>
           </w:p>
           <w:p>
@@ -1962,7 +1961,7 @@
             <w:r>
               <w:drawing>
                 <wp:inline xmlns:a="http://schemas.openxmlformats.org/drawingml/2006/main" xmlns:pic="http://schemas.openxmlformats.org/drawingml/2006/picture">
-                  <wp:extent cx="3780000" cy="5754000"/>
+                  <wp:extent cx="2700000" cy="4650000"/>
                   <wp:docPr id="9" name="Picture 9"/>
                   <wp:cNvGraphicFramePr>
                     <a:graphicFrameLocks noChangeAspect="1"/>
@@ -1983,7 +1982,7 @@
                         <pic:spPr>
                           <a:xfrm>
                             <a:off x="0" y="0"/>
-                            <a:ext cx="3780000" cy="5754000"/>
+                            <a:ext cx="2700000" cy="4650000"/>
                           </a:xfrm>
                           <a:prstGeom prst="rect"/>
                         </pic:spPr>
@@ -2016,7 +2015,7 @@
             <w:r>
               <w:drawing>
                 <wp:inline xmlns:a="http://schemas.openxmlformats.org/drawingml/2006/main" xmlns:pic="http://schemas.openxmlformats.org/drawingml/2006/picture">
-                  <wp:extent cx="3780000" cy="5754000"/>
+                  <wp:extent cx="2700000" cy="4650000"/>
                   <wp:docPr id="10" name="Picture 10"/>
                   <wp:cNvGraphicFramePr>
                     <a:graphicFrameLocks noChangeAspect="1"/>
@@ -2037,7 +2036,7 @@
                         <pic:spPr>
                           <a:xfrm>
                             <a:off x="0" y="0"/>
-                            <a:ext cx="3780000" cy="5754000"/>
+                            <a:ext cx="2700000" cy="4650000"/>
                           </a:xfrm>
                           <a:prstGeom prst="rect"/>
                         </pic:spPr>
@@ -2310,7 +2309,7 @@
                 <w:b w:val="0"/>
                 <w:sz w:val="21"/>
               </w:rPr>
-              <w:t>测下来：输入 1 . . 5 得到 1.5（第二次点号被忽略）；只按 . 再按 5 得到 0.5；输入 1.5 后退格再按 2 得到 1.2。这三组连同别的场景一起写进了自测程序 CalculatorSelfCheck，改完之后跑一遍就能知道有没有把别的功能碰坏。</w:t>
+              <w:t>测下来：输入 1 . . 5 得到 1.5（第二次点号被忽略）；只按 . 再按 5 得到 0.5；输入 1.5 后退格再按 2 得到 1.2。这几组连同别的场景一起写进了自测程序 CalculatorSelfCheck，改完之后跑一遍就能知道有没有把别的功能碰坏。</w:t>
             </w:r>
           </w:p>
           <w:p>
@@ -2321,7 +2320,7 @@
             <w:r>
               <w:drawing>
                 <wp:inline xmlns:a="http://schemas.openxmlformats.org/drawingml/2006/main" xmlns:pic="http://schemas.openxmlformats.org/drawingml/2006/picture">
-                  <wp:extent cx="3780000" cy="5754000"/>
+                  <wp:extent cx="2700000" cy="4650000"/>
                   <wp:docPr id="11" name="Picture 11"/>
                   <wp:cNvGraphicFramePr>
                     <a:graphicFrameLocks noChangeAspect="1"/>
@@ -2342,7 +2341,7 @@
                         <pic:spPr>
                           <a:xfrm>
                             <a:off x="0" y="0"/>
-                            <a:ext cx="3780000" cy="5754000"/>
+                            <a:ext cx="2700000" cy="4650000"/>
                           </a:xfrm>
                           <a:prstGeom prst="rect"/>
                         </pic:spPr>
@@ -2412,6 +2411,227 @@
           </w:p>
           <w:p>
             <w:pPr>
+              <w:spacing w:before="0" w:after="40" w:line="300" w:lineRule="auto"/>
+            </w:pPr>
+            <w:r>
+              <w:rPr>
+                <w:rFonts w:ascii="宋体" w:hAnsi="宋体" w:eastAsia="宋体"/>
+                <w:b w:val="0"/>
+                <w:sz w:val="21"/>
+              </w:rPr>
+              <w:t>倒数、平方、开方这三个一元运算只作用于当前显示屏上的数值，算完把状态切成“等待新操作数”，再敲数字就是新一轮，和 Windows 计算器的行为对齐。以开方为例：</w:t>
+            </w:r>
+          </w:p>
+          <w:p>
+            <w:pPr>
+              <w:spacing w:before="0" w:after="0" w:line="300" w:lineRule="auto"/>
+              <w:ind w:left="255"/>
+            </w:pPr>
+            <w:r>
+              <w:rPr>
+                <w:rFonts w:ascii="Consolas" w:hAnsi="Consolas" w:eastAsia="宋体"/>
+                <w:b w:val="0"/>
+                <w:sz w:val="19"/>
+              </w:rPr>
+              <w:t>void MainWindow::applySqrt()</w:t>
+            </w:r>
+          </w:p>
+          <w:p>
+            <w:pPr>
+              <w:spacing w:before="0" w:after="0" w:line="300" w:lineRule="auto"/>
+              <w:ind w:left="255"/>
+            </w:pPr>
+            <w:r>
+              <w:rPr>
+                <w:rFonts w:ascii="Consolas" w:hAnsi="Consolas" w:eastAsia="宋体"/>
+                <w:b w:val="0"/>
+                <w:sz w:val="19"/>
+              </w:rPr>
+              <w:t>{</w:t>
+            </w:r>
+          </w:p>
+          <w:p>
+            <w:pPr>
+              <w:spacing w:before="0" w:after="0" w:line="300" w:lineRule="auto"/>
+              <w:ind w:left="255"/>
+            </w:pPr>
+            <w:r>
+              <w:rPr>
+                <w:rFonts w:ascii="Consolas" w:hAnsi="Consolas" w:eastAsia="宋体"/>
+                <w:b w:val="0"/>
+                <w:sz w:val="19"/>
+              </w:rPr>
+              <w:t xml:space="preserve">    if (m_hasError)</w:t>
+            </w:r>
+          </w:p>
+          <w:p>
+            <w:pPr>
+              <w:spacing w:before="0" w:after="0" w:line="300" w:lineRule="auto"/>
+              <w:ind w:left="255"/>
+            </w:pPr>
+            <w:r>
+              <w:rPr>
+                <w:rFonts w:ascii="Consolas" w:hAnsi="Consolas" w:eastAsia="宋体"/>
+                <w:b w:val="0"/>
+                <w:sz w:val="19"/>
+              </w:rPr>
+              <w:t xml:space="preserve">        return;</w:t>
+            </w:r>
+          </w:p>
+          <w:p>
+            <w:pPr>
+              <w:spacing w:before="0" w:after="0" w:line="300" w:lineRule="auto"/>
+              <w:ind w:left="255"/>
+            </w:pPr>
+            <w:r>
+              <w:rPr>
+                <w:rFonts w:ascii="Consolas" w:hAnsi="Consolas" w:eastAsia="宋体"/>
+                <w:b w:val="0"/>
+                <w:sz w:val="19"/>
+              </w:rPr>
+              <w:t xml:space="preserve">    const double value = m_currentInput.toDouble();</w:t>
+            </w:r>
+          </w:p>
+          <w:p>
+            <w:pPr>
+              <w:spacing w:before="0" w:after="0" w:line="300" w:lineRule="auto"/>
+              <w:ind w:left="255"/>
+            </w:pPr>
+            <w:r>
+              <w:rPr>
+                <w:rFonts w:ascii="Consolas" w:hAnsi="Consolas" w:eastAsia="宋体"/>
+                <w:b w:val="0"/>
+                <w:sz w:val="19"/>
+              </w:rPr>
+              <w:t xml:space="preserve">    ui-&gt;labelExpression-&gt;setText(QString("√(%1)").arg(formatResult(value)));</w:t>
+            </w:r>
+          </w:p>
+          <w:p>
+            <w:pPr>
+              <w:spacing w:before="0" w:after="0" w:line="300" w:lineRule="auto"/>
+              <w:ind w:left="255"/>
+            </w:pPr>
+            <w:r>
+              <w:rPr>
+                <w:rFonts w:ascii="Consolas" w:hAnsi="Consolas" w:eastAsia="宋体"/>
+                <w:b w:val="0"/>
+                <w:sz w:val="19"/>
+              </w:rPr>
+              <w:t xml:space="preserve">    if (value &lt; 0) {                     // 负数开方无实数解</w:t>
+            </w:r>
+          </w:p>
+          <w:p>
+            <w:pPr>
+              <w:spacing w:before="0" w:after="0" w:line="300" w:lineRule="auto"/>
+              <w:ind w:left="255"/>
+            </w:pPr>
+            <w:r>
+              <w:rPr>
+                <w:rFonts w:ascii="Consolas" w:hAnsi="Consolas" w:eastAsia="宋体"/>
+                <w:b w:val="0"/>
+                <w:sz w:val="19"/>
+              </w:rPr>
+              <w:t xml:space="preserve">        enterErrorState(tr("无效输入"));</w:t>
+            </w:r>
+          </w:p>
+          <w:p>
+            <w:pPr>
+              <w:spacing w:before="0" w:after="0" w:line="300" w:lineRule="auto"/>
+              <w:ind w:left="255"/>
+            </w:pPr>
+            <w:r>
+              <w:rPr>
+                <w:rFonts w:ascii="Consolas" w:hAnsi="Consolas" w:eastAsia="宋体"/>
+                <w:b w:val="0"/>
+                <w:sz w:val="19"/>
+              </w:rPr>
+              <w:t xml:space="preserve">        return;</w:t>
+            </w:r>
+          </w:p>
+          <w:p>
+            <w:pPr>
+              <w:spacing w:before="0" w:after="0" w:line="300" w:lineRule="auto"/>
+              <w:ind w:left="255"/>
+            </w:pPr>
+            <w:r>
+              <w:rPr>
+                <w:rFonts w:ascii="Consolas" w:hAnsi="Consolas" w:eastAsia="宋体"/>
+                <w:b w:val="0"/>
+                <w:sz w:val="19"/>
+              </w:rPr>
+              <w:t xml:space="preserve">    }</w:t>
+            </w:r>
+          </w:p>
+          <w:p>
+            <w:pPr>
+              <w:spacing w:before="0" w:after="0" w:line="300" w:lineRule="auto"/>
+              <w:ind w:left="255"/>
+            </w:pPr>
+            <w:r>
+              <w:rPr>
+                <w:rFonts w:ascii="Consolas" w:hAnsi="Consolas" w:eastAsia="宋体"/>
+                <w:b w:val="0"/>
+                <w:sz w:val="19"/>
+              </w:rPr>
+              <w:t xml:space="preserve">    m_currentInput = formatResult(std::sqrt(value));</w:t>
+            </w:r>
+          </w:p>
+          <w:p>
+            <w:pPr>
+              <w:spacing w:before="0" w:after="0" w:line="300" w:lineRule="auto"/>
+              <w:ind w:left="255"/>
+            </w:pPr>
+            <w:r>
+              <w:rPr>
+                <w:rFonts w:ascii="Consolas" w:hAnsi="Consolas" w:eastAsia="宋体"/>
+                <w:b w:val="0"/>
+                <w:sz w:val="19"/>
+              </w:rPr>
+              <w:t xml:space="preserve">    m_waitingForNewOperand = true;</w:t>
+            </w:r>
+          </w:p>
+          <w:p>
+            <w:pPr>
+              <w:spacing w:before="0" w:after="0" w:line="300" w:lineRule="auto"/>
+              <w:ind w:left="255"/>
+            </w:pPr>
+            <w:r>
+              <w:rPr>
+                <w:rFonts w:ascii="Consolas" w:hAnsi="Consolas" w:eastAsia="宋体"/>
+                <w:b w:val="0"/>
+                <w:sz w:val="19"/>
+              </w:rPr>
+              <w:t xml:space="preserve">    updateDisplay();</w:t>
+            </w:r>
+          </w:p>
+          <w:p>
+            <w:pPr>
+              <w:spacing w:before="0" w:after="0" w:line="300" w:lineRule="auto"/>
+              <w:ind w:left="255"/>
+            </w:pPr>
+            <w:r>
+              <w:rPr>
+                <w:rFonts w:ascii="Consolas" w:hAnsi="Consolas" w:eastAsia="宋体"/>
+                <w:b w:val="0"/>
+                <w:sz w:val="19"/>
+              </w:rPr>
+              <w:t>}</w:t>
+            </w:r>
+          </w:p>
+          <w:p>
+            <w:pPr>
+              <w:spacing w:before="0" w:after="80" w:line="300" w:lineRule="auto"/>
+            </w:pPr>
+            <w:r>
+              <w:rPr>
+                <w:rFonts w:ascii="宋体" w:hAnsi="宋体" w:eastAsia="宋体"/>
+                <w:b w:val="0"/>
+                <w:sz w:val="21"/>
+              </w:rPr>
+            </w:r>
+          </w:p>
+          <w:p>
+            <w:pPr>
               <w:spacing w:before="0" w:after="0" w:line="300" w:lineRule="auto"/>
               <w:ind w:left="255"/>
             </w:pPr>
@@ -2826,7 +3046,7 @@
                 <w:b w:val="0"/>
                 <w:sz w:val="21"/>
               </w:rPr>
-              <w:t>挑了 5 组边界情况，每组都按“输入→现象→原因→改法→改后结果”记下来。</w:t>
+              <w:t>挑了 6 组边界情况，每组都按“输入→现象→原因→改法→改后结果”记下来。</w:t>
             </w:r>
           </w:p>
           <w:p>
@@ -2852,7 +3072,7 @@
                 <w:b w:val="0"/>
                 <w:sz w:val="21"/>
               </w:rPr>
-              <w:t>现象：屏幕上出来一个 inf，既不是报错也不是正常结果。原因：浮点数除以 0 不会抛异常，C++ 直接给出 inf，照常显示出来就成了这样。改法：在 executeOperation 里用 qFuzzyIsNull 判断除数，为真就返回 NaN；调用方看到 NaN 就进 error 状态，显示“除数不能为零”，这个状态下除 C 以外的输入一律不响应。改后：再按 8 ÷ 0 = 会给出提示，按 C 之后能立刻继续算，自测里“除零提示”“除零后输入被忽略”“除零后清除可恢复”三条都通过。</w:t>
+              <w:t>现象：屏幕上出来一个 inf，既不是报错也不是正常结果。原因：浮点数除以 0 不会抛异常，C++ 直接给出 inf，照常显示出来就成了这样。改法：在 executeOperation 里用 qFuzzyIsNull 判断除数，为真就返回 NaN；调用方看到 NaN 就进 error 状态，显示“除数不能为零”，这个状态下除 C 以外的输入一律不响应。改后：再按 8 ÷ 0 = 会给出提示，按 C 之后能立刻继续算。</w:t>
             </w:r>
           </w:p>
           <w:p>
@@ -2863,7 +3083,7 @@
             <w:r>
               <w:drawing>
                 <wp:inline xmlns:a="http://schemas.openxmlformats.org/drawingml/2006/main" xmlns:pic="http://schemas.openxmlformats.org/drawingml/2006/picture">
-                  <wp:extent cx="3780000" cy="5754000"/>
+                  <wp:extent cx="2700000" cy="4650000"/>
                   <wp:docPr id="12" name="Picture 12"/>
                   <wp:cNvGraphicFramePr>
                     <a:graphicFrameLocks noChangeAspect="1"/>
@@ -2884,7 +3104,7 @@
                         <pic:spPr>
                           <a:xfrm>
                             <a:off x="0" y="0"/>
-                            <a:ext cx="3780000" cy="5754000"/>
+                            <a:ext cx="2700000" cy="4650000"/>
                           </a:xfrm>
                           <a:prstGeom prst="rect"/>
                         </pic:spPr>
@@ -2958,7 +3178,7 @@
                 <w:b w:val="0"/>
                 <w:sz w:val="21"/>
               </w:rPr>
-              <w:t>现象：Windows 计算器上当 OBJD 重复上一次运算，我的程序第二次按等号没反应，一直停在 5。原因：等号算完之后把 m_pendingOperator 清空了，再按等号时找不到运算符可执行。改法：补两个成员 m_lastOperator / m_lastOperand，算完时记下这一轮用的是什么运算和右操作数，等号再来一次就重复它。改后：2 + 3 = 得 5，再按 = 得 8，再按得 11。</w:t>
+              <w:t>现象：Windows 计算器上是重复上一次运算，我的程序第二次按等号没反应，一直停在 5。原因：等号算完之后把 m_pendingOperator 清空了，再按等号时找不到运算符可执行。改法：补两个成员 m_lastOperator / m_lastOperand，算完时记下这一轮用的是什么运算和右操作数，等号再来一次就重复它。改后：2 + 3 = 得 5，再按 = 得 8，再按得 11。</w:t>
             </w:r>
           </w:p>
           <w:p>
@@ -3020,10 +3240,36 @@
             <w:r>
               <w:rPr>
                 <w:rFonts w:ascii="宋体" w:hAnsi="宋体" w:eastAsia="宋体"/>
-                <w:b w:val="0"/>
+                <w:b/>
                 <w:sz w:val="21"/>
               </w:rPr>
-              <w:t>这 5 组加上基本运算、鼠标键盘混合输入，一共 33 个用例，全部写在 CalculatorSelfCheck 里，运行结果是 33/33 通过、退出码 0。</w:t>
+              <w:t>边界6  一元运算的非法输入（0 的倒数、负数开方）</w:t>
+            </w:r>
+          </w:p>
+          <w:p>
+            <w:pPr>
+              <w:spacing w:before="0" w:after="40" w:line="300" w:lineRule="auto"/>
+            </w:pPr>
+            <w:r>
+              <w:rPr>
+                <w:rFonts w:ascii="宋体" w:hAnsi="宋体" w:eastAsia="宋体"/>
+                <w:b w:val="0"/>
+                <w:sz w:val="21"/>
+              </w:rPr>
+              <w:t>现象：最初版本按 0 再按 1/x，得到一个巨大的数；对负数开方得到 nan 直接印在屏上。原因：倒数和开方没有检查定义域。改法：倒数前用 qFuzzyIsNull 拦住 0，进错误状态显示“除数不能为零”；开方前判断小于 0 就显示“无效输入”。平方没有定义域问题，不用拦。改后：0 → 1/x 给出提示，5 → ± → √ 给出提示，按 C 恢复；平方后再开方能还原，比如 7 x² √ 得回 7。</w:t>
+            </w:r>
+          </w:p>
+          <w:p>
+            <w:pPr>
+              <w:spacing w:before="0" w:after="40" w:line="300" w:lineRule="auto"/>
+            </w:pPr>
+            <w:r>
+              <w:rPr>
+                <w:rFonts w:ascii="宋体" w:hAnsi="宋体" w:eastAsia="宋体"/>
+                <w:b w:val="0"/>
+                <w:sz w:val="21"/>
+              </w:rPr>
+              <w:t>这 6 组加上基本运算、科学键、鼠标键盘混合输入，一共 47 个用例，全部写在 CalculatorSelfCheck 里，运行结果是 47/47 通过、退出码 0。</w:t>
             </w:r>
           </w:p>
           <w:p>
@@ -3053,7 +3299,7 @@
                 <w:b w:val="0"/>
                 <w:sz w:val="21"/>
               </w:rPr>
-              <w:t>QSS 没有写在 Designer 里，而是在 applyStyleSheet() 里统一加载。一开始想给按钮逐个写选择器，20 个对象名列出来又长又不好改，后来改成先给按钮打一个 buttonRole 的动态属性，分成 digit、operator、equal、function 四类，样式表里用四个属性选择器就把所有按钮描述完了。</w:t>
+              <w:t>QSS 没有写在 Designer 里，而是在 applyStyleSheet() 里统一加载。一开始想给按钮逐个写选择器，二十多个对象名列出来又长又不好改，后来改成先给按钮打一个 buttonRole 的动态属性，分成 digit、operator、equal、function 四类，样式表里用四个属性选择器就把所有按钮描述完了。</w:t>
             </w:r>
           </w:p>
           <w:p>
@@ -3066,7 +3312,7 @@
                 <w:b w:val="0"/>
                 <w:sz w:val="21"/>
               </w:rPr>
-              <w:t>具体改了几处：窗口底色换成 #F2F3F5；数字键白底黑字；运算符和等号用 #1A73E8 蓝底白字，一眼就能把数字和运算区分开；功能键浅灰底深灰字。另外给按键补了 hover 和 pressed 两种状态，鼠标划过有一层浅色、按下去颜色再深一档，少了直上直下的生硬感。显示屏做成白色圆角卡片，按键统一 12px 圆角，风格就齐了。</w:t>
+              <w:t>具体改了几处：窗口底色换成 #F2F3F5；数字键白底黑字；运算符和等号用 #1A73E8 蓝底白字，一眼就能把数字和运算区分开；1/x、x²、√、% 这些功能键浅灰底深灰字。另外给按键补了 hover 和 pressed 两种状态，鼠标划过有一层浅色、按下去颜色再深一档，少了直上直下的生硬感。显示屏做成白色圆角卡片，按键统一 12px 圆角，风格就齐了。</w:t>
             </w:r>
           </w:p>
           <w:p>
@@ -3173,7 +3419,7 @@
             <w:r>
               <w:drawing>
                 <wp:inline xmlns:a="http://schemas.openxmlformats.org/drawingml/2006/main" xmlns:pic="http://schemas.openxmlformats.org/drawingml/2006/picture">
-                  <wp:extent cx="3780000" cy="5754000"/>
+                  <wp:extent cx="2700000" cy="4650000"/>
                   <wp:docPr id="13" name="Picture 13"/>
                   <wp:cNvGraphicFramePr>
                     <a:graphicFrameLocks noChangeAspect="1"/>
@@ -3182,7 +3428,7 @@
                     <a:graphicData uri="http://schemas.openxmlformats.org/drawingml/2006/picture">
                       <pic:pic>
                         <pic:nvPicPr>
-                          <pic:cNvPr id="0" name="07_continuous_result.png"/>
+                          <pic:cNvPr id="0" name="06_continuous.png"/>
                           <pic:cNvPicPr/>
                         </pic:nvPicPr>
                         <pic:blipFill>
@@ -3194,7 +3440,7 @@
                         <pic:spPr>
                           <a:xfrm>
                             <a:off x="0" y="0"/>
-                            <a:ext cx="3780000" cy="5754000"/>
+                            <a:ext cx="2700000" cy="4650000"/>
                           </a:xfrm>
                           <a:prstGeom prst="rect"/>
                         </pic:spPr>
@@ -3216,7 +3462,7 @@
                 <w:b w:val="0"/>
                 <w:sz w:val="18"/>
               </w:rPr>
-              <w:t>图6  样式表优化后的运行界面</w:t>
+              <w:t>图6  样式表优化后的运行界面（2 + 3 + 4 连续运算）</w:t>
             </w:r>
           </w:p>
           <w:p>
@@ -3268,7 +3514,7 @@
                 <w:b w:val="0"/>
                 <w:sz w:val="21"/>
               </w:rPr>
-              <w:t>映射关系是这么定的：数字 0~9 和小键盘都收；+ − * / 对应四则运算；Enter、Return、= 三种都当等号用；小数点除了句号还接受逗号；Backspace 退格，Esc 全部清除（等同 C），Delete 只清当前这一项（等同 CE），另外把 % 也接上了。</w:t>
+              <w:t>映射关系是这么定的：数字 0~9 和小键盘都收；+ − * / 对应四则运算；Enter、Return、= 三种都当等号用；小数点除了句号还接受逗号；Backspace 退格，Esc 全部清除（等同 C），Delete 只清当前这一项（等同 CE）；% 百分号；科学键按 Windows 计算器的习惯接了 r（1/x）、q（x²）、@（√）三个。</w:t>
             </w:r>
           </w:p>
           <w:p>
@@ -3604,6 +3850,48 @@
                 <w:b w:val="0"/>
                 <w:sz w:val="19"/>
               </w:rPr>
+              <w:t xml:space="preserve">    case Qt::Key_R:         applyInverse();  flashButton(ui-&gt;pushButton_Inverse); break;</w:t>
+            </w:r>
+          </w:p>
+          <w:p>
+            <w:pPr>
+              <w:spacing w:before="0" w:after="0" w:line="300" w:lineRule="auto"/>
+              <w:ind w:left="255"/>
+            </w:pPr>
+            <w:r>
+              <w:rPr>
+                <w:rFonts w:ascii="Consolas" w:hAnsi="Consolas" w:eastAsia="宋体"/>
+                <w:b w:val="0"/>
+                <w:sz w:val="19"/>
+              </w:rPr>
+              <w:t xml:space="preserve">    case Qt::Key_Q:         applySquare();   flashButton(ui-&gt;pushButton_Square); break;</w:t>
+            </w:r>
+          </w:p>
+          <w:p>
+            <w:pPr>
+              <w:spacing w:before="0" w:after="0" w:line="300" w:lineRule="auto"/>
+              <w:ind w:left="255"/>
+            </w:pPr>
+            <w:r>
+              <w:rPr>
+                <w:rFonts w:ascii="Consolas" w:hAnsi="Consolas" w:eastAsia="宋体"/>
+                <w:b w:val="0"/>
+                <w:sz w:val="19"/>
+              </w:rPr>
+              <w:t xml:space="preserve">    case Qt::Key_At:        applySqrt();     flashButton(ui-&gt;pushButton_Sqrt); break;</w:t>
+            </w:r>
+          </w:p>
+          <w:p>
+            <w:pPr>
+              <w:spacing w:before="0" w:after="0" w:line="300" w:lineRule="auto"/>
+              <w:ind w:left="255"/>
+            </w:pPr>
+            <w:r>
+              <w:rPr>
+                <w:rFonts w:ascii="Consolas" w:hAnsi="Consolas" w:eastAsia="宋体"/>
+                <w:b w:val="0"/>
+                <w:sz w:val="19"/>
+              </w:rPr>
               <w:t xml:space="preserve">    default: QMainWindow::keyPressEvent(event); return;</w:t>
             </w:r>
           </w:p>
@@ -3657,7 +3945,7 @@
                 <w:b w:val="0"/>
                 <w:sz w:val="21"/>
               </w:rPr>
-              <w:t>验证是在自测程序里做的：用 QApplication::sendEvent 构造真正的 QKeyEvent 发过去，比直接调函数更接近真实按键。测到键盘加法 12 + 3 = 15、小键盘除法 78 / 2 = 39、键盘退格、Esc 清除，以及鼠标点 10 再敲 − 4 = 得 6 这种混着来的情况，结果和全程用鼠标操作完全一致。</w:t>
+              <w:t>验证是在自测程序里做的：用 QApplication::sendEvent 构造真正的 QKeyEvent 发过去，比直接调函数更接近真实按键。测到键盘加法 12 + 3 = 15、小键盘除法 78 / 2 = 39、键盘退格、Esc 清除，r/q/@ 触发科学键（8 r 得 0.125、9 q 得 81、81 @ 得 9），以及鼠标点 10 再敲 − 4 = 得 6 这种混着来的情况，结果和全程用鼠标操作完全一致。</w:t>
             </w:r>
           </w:p>
           <w:p>
@@ -3668,7 +3956,7 @@
             <w:r>
               <w:drawing>
                 <wp:inline xmlns:a="http://schemas.openxmlformats.org/drawingml/2006/main" xmlns:pic="http://schemas.openxmlformats.org/drawingml/2006/picture">
-                  <wp:extent cx="3780000" cy="5754000"/>
+                  <wp:extent cx="2700000" cy="4650000"/>
                   <wp:docPr id="14" name="Picture 14"/>
                   <wp:cNvGraphicFramePr>
                     <a:graphicFrameLocks noChangeAspect="1"/>
@@ -3689,7 +3977,7 @@
                         <pic:spPr>
                           <a:xfrm>
                             <a:off x="0" y="0"/>
-                            <a:ext cx="3780000" cy="5754000"/>
+                            <a:ext cx="2700000" cy="4650000"/>
                           </a:xfrm>
                           <a:prstGeom prst="rect"/>
                         </pic:spPr>
@@ -3750,7 +4038,7 @@
                 <w:b w:val="0"/>
                 <w:sz w:val="21"/>
               </w:rPr>
-              <w:t>仓库地址：https://github.com/TOR1SE/QT-lab1，分支 main，一共 11 次提交，最后两次是视频和报告。前十次基本沿着“功能→测试→修复→完善”这条路走下来的：</w:t>
+              <w:t>仓库地址：https://github.com/TOR1SE/QT-lab1，分支 main。实验从搭骨架到定稿一共 14 次提交，大体沿着“功能→测试→修复→完善”这条路走：</w:t>
             </w:r>
           </w:p>
           <w:p>
@@ -3895,6 +4183,62 @@
           </w:p>
           <w:p>
             <w:pPr>
+              <w:spacing w:before="0" w:after="0" w:line="300" w:lineRule="auto"/>
+              <w:ind w:left="255"/>
+            </w:pPr>
+            <w:r>
+              <w:rPr>
+                <w:rFonts w:ascii="Consolas" w:hAnsi="Consolas" w:eastAsia="宋体"/>
+                <w:b w:val="0"/>
+                <w:sz w:val="19"/>
+              </w:rPr>
+              <w:t>a503354 docs: 添加测试视频与实验报告</w:t>
+            </w:r>
+          </w:p>
+          <w:p>
+            <w:pPr>
+              <w:spacing w:before="0" w:after="0" w:line="300" w:lineRule="auto"/>
+              <w:ind w:left="255"/>
+            </w:pPr>
+            <w:r>
+              <w:rPr>
+                <w:rFonts w:ascii="Consolas" w:hAnsi="Consolas" w:eastAsia="宋体"/>
+                <w:b w:val="0"/>
+                <w:sz w:val="19"/>
+              </w:rPr>
+              <w:t>e092bb3 docs: 重录视频片段并修订实验报告</w:t>
+            </w:r>
+          </w:p>
+          <w:p>
+            <w:pPr>
+              <w:spacing w:before="0" w:after="0" w:line="300" w:lineRule="auto"/>
+              <w:ind w:left="255"/>
+            </w:pPr>
+            <w:r>
+              <w:rPr>
+                <w:rFonts w:ascii="Consolas" w:hAnsi="Consolas" w:eastAsia="宋体"/>
+                <w:b w:val="0"/>
+                <w:sz w:val="19"/>
+              </w:rPr>
+              <w:t>eb5d321 feat: 按例图补全科学计算功能（1/x、x²、√）与 CE 键</w:t>
+            </w:r>
+          </w:p>
+          <w:p>
+            <w:pPr>
+              <w:spacing w:before="0" w:after="0" w:line="300" w:lineRule="auto"/>
+              <w:ind w:left="255"/>
+            </w:pPr>
+            <w:r>
+              <w:rPr>
+                <w:rFonts w:ascii="Consolas" w:hAnsi="Consolas" w:eastAsia="宋体"/>
+                <w:b w:val="0"/>
+                <w:sz w:val="19"/>
+              </w:rPr>
+              <w:t>6f3ac03 chore: 移除旧布局下的重复截图</w:t>
+            </w:r>
+          </w:p>
+          <w:p>
+            <w:pPr>
               <w:spacing w:before="0" w:after="80" w:line="300" w:lineRule="auto"/>
             </w:pPr>
             <w:r>
@@ -3915,7 +4259,7 @@
                 <w:b w:val="0"/>
                 <w:sz w:val="21"/>
               </w:rPr>
-              <w:t>有意思的是 test 那次提交排在键盘功能前面。当时先把 32 个场景写成用例跑了一遍，键盘相关的 4 条是红的；等键盘实现完再跑一遍回归，全部转绿。fix 那次则完整留了“发现现象—写失败用例—找原因—修—再跑”的痕迹。</w:t>
+              <w:t>有两段历史值得说。一是 test 那次提交排在键盘功能前面：当时先把 32 个场景写成用例跑了一遍，键盘相关的 4 条是红的；等键盘实现完再跑回归，全部转绿。二是 eb5d321 这次补科学键：对照实验例图发现少了 1/x、x²、√，加完之后把自测用例从 33 条扩到 47 条一起回归，没有把原来的功能碰坏。fix 那次则完整留了“发现现象—写失败用例—找原因—修—再跑”的痕迹。</w:t>
             </w:r>
           </w:p>
           <w:p>
@@ -4133,7 +4477,7 @@
             <w:r>
               <w:drawing>
                 <wp:inline xmlns:a="http://schemas.openxmlformats.org/drawingml/2006/main" xmlns:pic="http://schemas.openxmlformats.org/drawingml/2006/picture">
-                  <wp:extent cx="3780000" cy="3895322"/>
+                  <wp:extent cx="2700000" cy="2782373"/>
                   <wp:docPr id="15" name="Picture 15"/>
                   <wp:cNvGraphicFramePr>
                     <a:graphicFrameLocks noChangeAspect="1"/>
@@ -4154,7 +4498,7 @@
                         <pic:spPr>
                           <a:xfrm>
                             <a:off x="0" y="0"/>
-                            <a:ext cx="3780000" cy="3895322"/>
+                            <a:ext cx="2700000" cy="2782373"/>
                           </a:xfrm>
                           <a:prstGeom prst="rect"/>
                         </pic:spPr>
@@ -4228,7 +4572,7 @@
                 <w:b w:val="0"/>
                 <w:sz w:val="21"/>
               </w:rPr>
-              <w:t>① 判断改成年份白名单，正则写成 [^A-Za-z0-9:/_. +-\\]，落在名单外的字符一律当成需要处理；② 加一层回退，TEMP 自己带中文时改到 C:/Windows/Temp，再用构建目录的 MD5 当子目录后缀，多个构建配置互不干扰；③ 在 README 的构建说明里补掉 QTFRAMEWORK_BYPASS_LICENSE_CHECK=1 这一句。这三处改完，中文路径、英文路径都能一键编译，代码随项目一起提交了。</w:t>
+              <w:t>① 判断改成字符白名单，正则写成 [^A-Za-z0-9:/_. +-\\]，落在名单外的字符一律当成需要处理；② 加一层回退，TEMP 自己带中文时改到 C:/Windows/Temp，再用构建目录的 MD5 当子目录后缀，多个构建配置互不干扰；③ 在 README 的构建说明里补上 QTFRAMEWORK_BYPASS_LICENSE_CHECK=1 这一句。这三处改完，中文路径、英文路径都能一键编译，代码随项目一起提交了。</w:t>
             </w:r>
           </w:p>
           <w:p>
@@ -4241,7 +4585,7 @@
                 <w:b w:val="0"/>
                 <w:sz w:val="21"/>
               </w:rPr>
-              <w:t>测试视频是“测试视频-实验1-计算器.mp4”，2 分 46 秒，按要求以附件形式交到作业系统。前半段演示鼠标完成 12.5 + 3 = 15.5、键盘算 45.6 − 12.3 = 33.3 和 9 × 6 = 54、12345 退格两次、Esc 全部清除；中段是 8 ÷ 0 = 的除零提示和按 C 恢复、2 + 3 + 4 = 9 的连续运算、连按等号 5→8→11，以及 7..8 里第二个小数点被忽略；最后一段是 GitHub 仓库里的提交历史。</w:t>
+              <w:t>测试视频是“测试视频-实验1-计算器.mp4”，2 分 41 秒，按要求以附件形式交到作业系统。前半段演示鼠标完成 12.5 + 3 = 15.5、键盘算 45.6 − 12.3 = 33.3 和 9 × 6 = 54、12345 退格两次、Esc 全部清除；中段是 8 ÷ 0 = 的除零提示和按 C 恢复、2 + 3 + 4 = 9 的连续运算、连按等号 5→8→11、7..8 里第二个小数点被忽略；接着是科学键环节：81 √ 得 9、9 x² 得 81、8 1/x 得 0.125、CE 换数后 12 + 4 = 16，以及键盘 @ 和 q 触发开方与平方；最后一段是 GitHub 仓库里的提交历史。</w:t>
             </w:r>
           </w:p>
           <w:p>
@@ -4254,7 +4598,7 @@
                 <w:b w:val="0"/>
                 <w:sz w:val="21"/>
               </w:rPr>
-              <w:t>视频之外还有个自测程序 CalculatorSelfCheck 可以当场复现：33 个用例覆盖基本运算、连续运算、除零、重复小数点、退格、清除后重算、鼠标键盘混合输入这些，跑完是 33/33 通过、退出码 0。</w:t>
+              <w:t>视频之外还有个自测程序 CalculatorSelfCheck 可以当场复现：47 个用例覆盖基本运算、科学键、连续运算、除零、倒数与开方的非法输入、重复小数点、退格、CE、鼠标键盘混合输入这些，跑完是 47/47 通过、退出码 0。</w:t>
             </w:r>
           </w:p>
           <w:p>
@@ -4286,7 +4630,7 @@
                 <w:b w:val="0"/>
                 <w:sz w:val="21"/>
               </w:rPr>
-              <w:t>这次卡住主要有两处，都留在提交历史里了。一处就是前面说的中文路径编译失败，本质是 moc 的产物目录不支持非 ASCII 路径，绕开之后连带发现 CMake 正则语法和系统 TEMP 两处的坑；另一处是连按等号不重复上一次运算，先在自测里写成一条失败用例，再顺着状态机往下查，发现是等号算完之后把 m_pendingOperator 清空、历史运算丢了，补上 m_lastOperator / m_lastOperand 才对齐了 Windows 计算器的行为。其余边界（除零、连按运算符、算完接着输入、前导零）都是靠自测逐个验证过去的。</w:t>
+              <w:t>这次卡住主要有两处，都留在提交历史里了。一处是中文路径编译失败，本质是 moc 的产物目录不支持非 ASCII 路径，绕开之后连带发现 CMake 正则语法和系统 TEMP 两处的坑；另一处是连按等号不重复上一次运算，先在自测里写成一条失败用例，再顺着状态机往下查，发现是等号算完之后把 m_pendingOperator 清空、历史运算丢了，补上 m_lastOperator / m_lastOperand 才对齐了 Windows 计算器的行为。中途对照实验例图又补了一轮 1/x、x²、√ 和 CE：一元运算本身不复杂，麻烦的是定义域——0 没有倒数、负数开不了方，这两处都补了错误提示，再把用例扩到 47 条整体回归。其余边界（除零、连按运算符、算完接着输入、前导零）都是靠自测逐个验证过去的。</w:t>
             </w:r>
           </w:p>
           <w:p>
@@ -4299,7 +4643,7 @@
                 <w:b w:val="0"/>
                 <w:sz w:val="21"/>
               </w:rPr>
-              <w:t>AI 在这趟里帮到的地方挺实在：AUTOGEN_BUILD_DIR 重定向这个方向给得很准，不然光靠自己翻日志，半天可能都定位不到 moc 身上；自测程序的表驱动写法、QSS 用动态属性分组这两个思路也是从它那边来的。问题是它给的答案常常只能算草稿——上面那段 CMake 代码有三个地方直接跑不通，还有一次把 target_compile_options 写成了别的东西。我后来习惯把它说的当成一个待验证的猜想：写成用例跑一遍，或者对着 Qt 文档核一下 API，通过了才用。</w:t>
+              <w:t>AI 在这趟里帮到的地方挺实在：AUTOGEN_BUILD_DIR 重定向这个方向给得很准，不然光靠自己翻日志，半天可能都定位不到 moc 身上；自测程序的表驱动写法、QSS 用动态属性分组这两个思路也是从它那边来的。问题是它给的答案常常只能算草稿——上面那段 CMake 代码有三处直接跑不通。我后来习惯把它说的当成一个待验证的猜想：写成用例跑一遍，或者对着 Qt 文档核一下 API，通过了才用。</w:t>
             </w:r>
           </w:p>
           <w:p>
@@ -4312,7 +4656,7 @@
                 <w:b w:val="0"/>
                 <w:sz w:val="21"/>
               </w:rPr>
-              <w:t>整个实验做下来，Qt Widgets 这条线算是走完整了：UI 设计器负责外观和属性，QVBoxLayout 和 QGridLayout 嵌套出整体框架； sender() 加统一分发让鼠标键盘共用一套逻辑，比想象中省事；用三个状态变量把计算过程描述清楚之后，连续运算和错误处理才有了落脚的地方。另外第一次完整用 Git 管一个小工程，从骨架一直提交到文档和视频，中间穿插测试和修复，回头翻日志能看出每一步在干什么——这种开发节奏大概是这次最大的收获。</w:t>
+              <w:t>整个实验做下来，Qt Widgets 这条线算是走完整了：UI 设计器负责外观和属性，QVBoxLayout 和 QGridLayout 嵌套出整体框架；sender() 加统一分发让鼠标键盘共用一套逻辑，比想象中省事；用三个状态变量把计算过程描述清楚之后，连续运算、一元运算和错误处理才有了落脚的地方。另外第一次完整用 Git 管一个小工程，从骨架一直提交到文档和视频，中间穿插测试和修复，回头翻日志能看出每一步在干什么——这种开发节奏大概是这次最大的收获。</w:t>
             </w:r>
           </w:p>
         </w:tc>

--- a/实验1-带键盘事件的计算器_2026秋.docx
+++ b/实验1-带键盘事件的计算器_2026秋.docx
@@ -4038,203 +4038,203 @@
                 <w:b w:val="0"/>
                 <w:sz w:val="21"/>
               </w:rPr>
-              <w:t>仓库地址：https://github.com/TOR1SE/QT-lab1，分支 main。实验从搭骨架到定稿一共 14 次提交，大体沿着“功能→测试→修复→完善”这条路走：</w:t>
-            </w:r>
-          </w:p>
-          <w:p>
-            <w:pPr>
-              <w:spacing w:before="0" w:after="0" w:line="300" w:lineRule="auto"/>
-              <w:ind w:left="255"/>
-            </w:pPr>
-            <w:r>
-              <w:rPr>
-                <w:rFonts w:ascii="Consolas" w:hAnsi="Consolas" w:eastAsia="宋体"/>
-                <w:b w:val="0"/>
-                <w:sz w:val="19"/>
-              </w:rPr>
-              <w:t>cfe6b75 feat: 搭建计算器项目骨架并完成 UI 设计器布局</w:t>
-            </w:r>
-          </w:p>
-          <w:p>
-            <w:pPr>
-              <w:spacing w:before="0" w:after="0" w:line="300" w:lineRule="auto"/>
-              <w:ind w:left="255"/>
-            </w:pPr>
-            <w:r>
-              <w:rPr>
-                <w:rFonts w:ascii="Consolas" w:hAnsi="Consolas" w:eastAsia="宋体"/>
-                <w:b w:val="0"/>
-                <w:sz w:val="19"/>
-              </w:rPr>
-              <w:t>d113649 feat: 统一按钮入口并完成操作数输入、小数点、退格与清除</w:t>
-            </w:r>
-          </w:p>
-          <w:p>
-            <w:pPr>
-              <w:spacing w:before="0" w:after="0" w:line="300" w:lineRule="auto"/>
-              <w:ind w:left="255"/>
-            </w:pPr>
-            <w:r>
-              <w:rPr>
-                <w:rFonts w:ascii="Consolas" w:hAnsi="Consolas" w:eastAsia="宋体"/>
-                <w:b w:val="0"/>
-                <w:sz w:val="19"/>
-              </w:rPr>
-              <w:t>9855bbe feat: 实现四则运算与计算状态管理</w:t>
-            </w:r>
-          </w:p>
-          <w:p>
-            <w:pPr>
-              <w:spacing w:before="0" w:after="0" w:line="300" w:lineRule="auto"/>
-              <w:ind w:left="255"/>
-            </w:pPr>
-            <w:r>
-              <w:rPr>
-                <w:rFonts w:ascii="Consolas" w:hAnsi="Consolas" w:eastAsia="宋体"/>
-                <w:b w:val="0"/>
-                <w:sz w:val="19"/>
-              </w:rPr>
-              <w:t>4b07f6a test: 新增自测程序覆盖 32 个边界场景</w:t>
-            </w:r>
-          </w:p>
-          <w:p>
-            <w:pPr>
-              <w:spacing w:before="0" w:after="0" w:line="300" w:lineRule="auto"/>
-              <w:ind w:left="255"/>
-            </w:pPr>
-            <w:r>
-              <w:rPr>
-                <w:rFonts w:ascii="Consolas" w:hAnsi="Consolas" w:eastAsia="宋体"/>
-                <w:b w:val="0"/>
-                <w:sz w:val="19"/>
-              </w:rPr>
-              <w:t>1c5a227 feat: 实现键盘事件并与鼠标复用同一套处理逻辑</w:t>
-            </w:r>
-          </w:p>
-          <w:p>
-            <w:pPr>
-              <w:spacing w:before="0" w:after="0" w:line="300" w:lineRule="auto"/>
-              <w:ind w:left="255"/>
-            </w:pPr>
-            <w:r>
-              <w:rPr>
-                <w:rFonts w:ascii="Consolas" w:hAnsi="Consolas" w:eastAsia="宋体"/>
-                <w:b w:val="0"/>
-                <w:sz w:val="19"/>
-              </w:rPr>
-              <w:t>226753e style: 使用样式表美化界面并统一按键外观</w:t>
-            </w:r>
-          </w:p>
-          <w:p>
-            <w:pPr>
-              <w:spacing w:before="0" w:after="0" w:line="300" w:lineRule="auto"/>
-              <w:ind w:left="255"/>
-            </w:pPr>
-            <w:r>
-              <w:rPr>
-                <w:rFonts w:ascii="Consolas" w:hAnsi="Consolas" w:eastAsia="宋体"/>
-                <w:b w:val="0"/>
-                <w:sz w:val="19"/>
-              </w:rPr>
-              <w:t>910aab1 fix: 修复连按等号不重复上一次运算的问题</w:t>
-            </w:r>
-          </w:p>
-          <w:p>
-            <w:pPr>
-              <w:spacing w:before="0" w:after="0" w:line="300" w:lineRule="auto"/>
-              <w:ind w:left="255"/>
-            </w:pPr>
-            <w:r>
-              <w:rPr>
-                <w:rFonts w:ascii="Consolas" w:hAnsi="Consolas" w:eastAsia="宋体"/>
-                <w:b w:val="0"/>
-                <w:sz w:val="19"/>
-              </w:rPr>
-              <w:t>1867d28 docs: 添加界面运行截图</w:t>
-            </w:r>
-          </w:p>
-          <w:p>
-            <w:pPr>
-              <w:spacing w:before="0" w:after="0" w:line="300" w:lineRule="auto"/>
-              <w:ind w:left="255"/>
-            </w:pPr>
-            <w:r>
-              <w:rPr>
-                <w:rFonts w:ascii="Consolas" w:hAnsi="Consolas" w:eastAsia="宋体"/>
-                <w:b w:val="0"/>
-                <w:sz w:val="19"/>
-              </w:rPr>
-              <w:t>5f5b18b docs: 添加 README（功能说明、按键映射、构建与自测方法）</w:t>
-            </w:r>
-          </w:p>
-          <w:p>
-            <w:pPr>
-              <w:spacing w:before="0" w:after="0" w:line="300" w:lineRule="auto"/>
-              <w:ind w:left="255"/>
-            </w:pPr>
-            <w:r>
-              <w:rPr>
-                <w:rFonts w:ascii="Consolas" w:hAnsi="Consolas" w:eastAsia="宋体"/>
-                <w:b w:val="0"/>
-                <w:sz w:val="19"/>
-              </w:rPr>
-              <w:t>3afea2a feat: 新增演示模式程序（CalculatorDemo）</w:t>
-            </w:r>
-          </w:p>
-          <w:p>
-            <w:pPr>
-              <w:spacing w:before="0" w:after="0" w:line="300" w:lineRule="auto"/>
-              <w:ind w:left="255"/>
-            </w:pPr>
-            <w:r>
-              <w:rPr>
-                <w:rFonts w:ascii="Consolas" w:hAnsi="Consolas" w:eastAsia="宋体"/>
-                <w:b w:val="0"/>
-                <w:sz w:val="19"/>
-              </w:rPr>
-              <w:t>a503354 docs: 添加测试视频与实验报告</w:t>
-            </w:r>
-          </w:p>
-          <w:p>
-            <w:pPr>
-              <w:spacing w:before="0" w:after="0" w:line="300" w:lineRule="auto"/>
-              <w:ind w:left="255"/>
-            </w:pPr>
-            <w:r>
-              <w:rPr>
-                <w:rFonts w:ascii="Consolas" w:hAnsi="Consolas" w:eastAsia="宋体"/>
-                <w:b w:val="0"/>
-                <w:sz w:val="19"/>
-              </w:rPr>
-              <w:t>e092bb3 docs: 重录视频片段并修订实验报告</w:t>
-            </w:r>
-          </w:p>
-          <w:p>
-            <w:pPr>
-              <w:spacing w:before="0" w:after="0" w:line="300" w:lineRule="auto"/>
-              <w:ind w:left="255"/>
-            </w:pPr>
-            <w:r>
-              <w:rPr>
-                <w:rFonts w:ascii="Consolas" w:hAnsi="Consolas" w:eastAsia="宋体"/>
-                <w:b w:val="0"/>
-                <w:sz w:val="19"/>
-              </w:rPr>
-              <w:t>eb5d321 feat: 按例图补全科学计算功能（1/x、x²、√）与 CE 键</w:t>
-            </w:r>
-          </w:p>
-          <w:p>
-            <w:pPr>
-              <w:spacing w:before="0" w:after="0" w:line="300" w:lineRule="auto"/>
-              <w:ind w:left="255"/>
-            </w:pPr>
-            <w:r>
-              <w:rPr>
-                <w:rFonts w:ascii="Consolas" w:hAnsi="Consolas" w:eastAsia="宋体"/>
-                <w:b w:val="0"/>
-                <w:sz w:val="19"/>
-              </w:rPr>
-              <w:t>6f3ac03 chore: 移除旧布局下的重复截图</w:t>
+              <w:t>仓库地址：https://github.com/TOR1SE/QT-lab1，分支 main。实验从搭骨架到定稿一共 15 次提交，大体沿着“先能跑、再补齐、边做边测”这条路走：</w:t>
+            </w:r>
+          </w:p>
+          <w:p>
+            <w:pPr>
+              <w:spacing w:before="0" w:after="0" w:line="300" w:lineRule="auto"/>
+              <w:ind w:left="255"/>
+            </w:pPr>
+            <w:r>
+              <w:rPr>
+                <w:rFonts w:ascii="Consolas" w:hAnsi="Consolas" w:eastAsia="宋体"/>
+                <w:b w:val="0"/>
+                <w:sz w:val="19"/>
+              </w:rPr>
+              <w:t>dbd7336 新建计算器项目，先把界面摆出来</w:t>
+            </w:r>
+          </w:p>
+          <w:p>
+            <w:pPr>
+              <w:spacing w:before="0" w:after="0" w:line="300" w:lineRule="auto"/>
+              <w:ind w:left="255"/>
+            </w:pPr>
+            <w:r>
+              <w:rPr>
+                <w:rFonts w:ascii="Consolas" w:hAnsi="Consolas" w:eastAsia="宋体"/>
+                <w:b w:val="0"/>
+                <w:sz w:val="19"/>
+              </w:rPr>
+              <w:t>44ae7da 数字输入接上了，小数点和退格也能用</w:t>
+            </w:r>
+          </w:p>
+          <w:p>
+            <w:pPr>
+              <w:spacing w:before="0" w:after="0" w:line="300" w:lineRule="auto"/>
+              <w:ind w:left="255"/>
+            </w:pPr>
+            <w:r>
+              <w:rPr>
+                <w:rFonts w:ascii="Consolas" w:hAnsi="Consolas" w:eastAsia="宋体"/>
+                <w:b w:val="0"/>
+                <w:sz w:val="19"/>
+              </w:rPr>
+              <w:t>cc7daef 加减乘除跑通，顺便处理连续运算</w:t>
+            </w:r>
+          </w:p>
+          <w:p>
+            <w:pPr>
+              <w:spacing w:before="0" w:after="0" w:line="300" w:lineRule="auto"/>
+              <w:ind w:left="255"/>
+            </w:pPr>
+            <w:r>
+              <w:rPr>
+                <w:rFonts w:ascii="Consolas" w:hAnsi="Consolas" w:eastAsia="宋体"/>
+                <w:b w:val="0"/>
+                <w:sz w:val="19"/>
+              </w:rPr>
+              <w:t>df2c1c9 写了个小自测程序，试了几种边界情况</w:t>
+            </w:r>
+          </w:p>
+          <w:p>
+            <w:pPr>
+              <w:spacing w:before="0" w:after="0" w:line="300" w:lineRule="auto"/>
+              <w:ind w:left="255"/>
+            </w:pPr>
+            <w:r>
+              <w:rPr>
+                <w:rFonts w:ascii="Consolas" w:hAnsi="Consolas" w:eastAsia="宋体"/>
+                <w:b w:val="0"/>
+                <w:sz w:val="19"/>
+              </w:rPr>
+              <w:t>2c65031 键盘也能输入了，和鼠标点按钮走的是同一套逻辑</w:t>
+            </w:r>
+          </w:p>
+          <w:p>
+            <w:pPr>
+              <w:spacing w:before="0" w:after="0" w:line="300" w:lineRule="auto"/>
+              <w:ind w:left="255"/>
+            </w:pPr>
+            <w:r>
+              <w:rPr>
+                <w:rFonts w:ascii="Consolas" w:hAnsi="Consolas" w:eastAsia="宋体"/>
+                <w:b w:val="0"/>
+                <w:sz w:val="19"/>
+              </w:rPr>
+              <w:t>2b9f364 用样式表改了下按键样式</w:t>
+            </w:r>
+          </w:p>
+          <w:p>
+            <w:pPr>
+              <w:spacing w:before="0" w:after="0" w:line="300" w:lineRule="auto"/>
+              <w:ind w:left="255"/>
+            </w:pPr>
+            <w:r>
+              <w:rPr>
+                <w:rFonts w:ascii="Consolas" w:hAnsi="Consolas" w:eastAsia="宋体"/>
+                <w:b w:val="0"/>
+                <w:sz w:val="19"/>
+              </w:rPr>
+              <w:t>177b3bd 修一下连按等号会重复计算的问题</w:t>
+            </w:r>
+          </w:p>
+          <w:p>
+            <w:pPr>
+              <w:spacing w:before="0" w:after="0" w:line="300" w:lineRule="auto"/>
+              <w:ind w:left="255"/>
+            </w:pPr>
+            <w:r>
+              <w:rPr>
+                <w:rFonts w:ascii="Consolas" w:hAnsi="Consolas" w:eastAsia="宋体"/>
+                <w:b w:val="0"/>
+                <w:sz w:val="19"/>
+              </w:rPr>
+              <w:t>192809c 补几张运行截图</w:t>
+            </w:r>
+          </w:p>
+          <w:p>
+            <w:pPr>
+              <w:spacing w:before="0" w:after="0" w:line="300" w:lineRule="auto"/>
+              <w:ind w:left="255"/>
+            </w:pPr>
+            <w:r>
+              <w:rPr>
+                <w:rFonts w:ascii="Consolas" w:hAnsi="Consolas" w:eastAsia="宋体"/>
+                <w:b w:val="0"/>
+                <w:sz w:val="19"/>
+              </w:rPr>
+              <w:t>7ed77e0 补一份 README</w:t>
+            </w:r>
+          </w:p>
+          <w:p>
+            <w:pPr>
+              <w:spacing w:before="0" w:after="0" w:line="300" w:lineRule="auto"/>
+              <w:ind w:left="255"/>
+            </w:pPr>
+            <w:r>
+              <w:rPr>
+                <w:rFonts w:ascii="Consolas" w:hAnsi="Consolas" w:eastAsia="宋体"/>
+                <w:b w:val="0"/>
+                <w:sz w:val="19"/>
+              </w:rPr>
+              <w:t>fb8df3b 加一个自动演示的程序</w:t>
+            </w:r>
+          </w:p>
+          <w:p>
+            <w:pPr>
+              <w:spacing w:before="0" w:after="0" w:line="300" w:lineRule="auto"/>
+              <w:ind w:left="255"/>
+            </w:pPr>
+            <w:r>
+              <w:rPr>
+                <w:rFonts w:ascii="Consolas" w:hAnsi="Consolas" w:eastAsia="宋体"/>
+                <w:b w:val="0"/>
+                <w:sz w:val="19"/>
+              </w:rPr>
+              <w:t>9c1a795 上传演示视频和实验报告</w:t>
+            </w:r>
+          </w:p>
+          <w:p>
+            <w:pPr>
+              <w:spacing w:before="0" w:after="0" w:line="300" w:lineRule="auto"/>
+              <w:ind w:left="255"/>
+            </w:pPr>
+            <w:r>
+              <w:rPr>
+                <w:rFonts w:ascii="Consolas" w:hAnsi="Consolas" w:eastAsia="宋体"/>
+                <w:b w:val="0"/>
+                <w:sz w:val="19"/>
+              </w:rPr>
+              <w:t>092fceb 提交记录那段视频重录了一次，报告也顺手改了</w:t>
+            </w:r>
+          </w:p>
+          <w:p>
+            <w:pPr>
+              <w:spacing w:before="0" w:after="0" w:line="300" w:lineRule="auto"/>
+              <w:ind w:left="255"/>
+            </w:pPr>
+            <w:r>
+              <w:rPr>
+                <w:rFonts w:ascii="Consolas" w:hAnsi="Consolas" w:eastAsia="宋体"/>
+                <w:b w:val="0"/>
+                <w:sz w:val="19"/>
+              </w:rPr>
+              <w:t>db1158a 补上倒数、平方、开方和 CE 键</w:t>
+            </w:r>
+          </w:p>
+          <w:p>
+            <w:pPr>
+              <w:spacing w:before="0" w:after="0" w:line="300" w:lineRule="auto"/>
+              <w:ind w:left="255"/>
+            </w:pPr>
+            <w:r>
+              <w:rPr>
+                <w:rFonts w:ascii="Consolas" w:hAnsi="Consolas" w:eastAsia="宋体"/>
+                <w:b w:val="0"/>
+                <w:sz w:val="19"/>
+              </w:rPr>
+              <w:t>b1ee438 删掉几张没用的旧截图</w:t>
             </w:r>
           </w:p>
           <w:p>
@@ -4251,6 +4251,20 @@
           </w:p>
           <w:p>
             <w:pPr>
+              <w:spacing w:before="0" w:after="0" w:line="300" w:lineRule="auto"/>
+              <w:ind w:left="255"/>
+            </w:pPr>
+            <w:r>
+              <w:rPr>
+                <w:rFonts w:ascii="Consolas" w:hAnsi="Consolas" w:eastAsia="宋体"/>
+                <w:b w:val="0"/>
+                <w:sz w:val="19"/>
+              </w:rPr>
+              <w:t>e9f2744 更新演示视频和实验报告</w:t>
+            </w:r>
+          </w:p>
+          <w:p>
+            <w:pPr>
               <w:spacing w:before="0" w:after="40" w:line="300" w:lineRule="auto"/>
             </w:pPr>
             <w:r>
@@ -4259,7 +4273,7 @@
                 <w:b w:val="0"/>
                 <w:sz w:val="21"/>
               </w:rPr>
-              <w:t>有两段历史值得说。一是 test 那次提交排在键盘功能前面：当时先把 32 个场景写成用例跑了一遍，键盘相关的 4 条是红的；等键盘实现完再跑回归，全部转绿。二是 eb5d321 这次补科学键：对照实验例图发现少了 1/x、x²、√，加完之后把自测用例从 33 条扩到 47 条一起回归，没有把原来的功能碰坏。fix 那次则完整留了“发现现象—写失败用例—找原因—修—再跑”的痕迹。</w:t>
+              <w:t>有两段历史值得说。一是写自测程序那次提交排在键盘功能前面：当时先把 32 个场景写成用例跑了一遍，键盘相关的 4 条是红的；等键盘实现完再跑回归，全部转绿。二是补科学键那次（db1158a）：界面上还缺 1/x、x²、√，补上之后把自测用例从 33 条扩到 47 条一起回归，没有把原来的功能碰坏。修连按等号那次则完整留了“发现现象—写失败用例—找原因—修—再跑”的痕迹。</w:t>
             </w:r>
           </w:p>
           <w:p>
@@ -4585,7 +4599,7 @@
                 <w:b w:val="0"/>
                 <w:sz w:val="21"/>
               </w:rPr>
-              <w:t>测试视频是“测试视频-实验1-计算器.mp4”，2 分 41 秒，按要求以附件形式交到作业系统。前半段演示鼠标完成 12.5 + 3 = 15.5、键盘算 45.6 − 12.3 = 33.3 和 9 × 6 = 54、12345 退格两次、Esc 全部清除；中段是 8 ÷ 0 = 的除零提示和按 C 恢复、2 + 3 + 4 = 9 的连续运算、连按等号 5→8→11、7..8 里第二个小数点被忽略；接着是科学键环节：81 √ 得 9、9 x² 得 81、8 1/x 得 0.125、CE 换数后 12 + 4 = 16，以及键盘 @ 和 q 触发开方与平方；最后一段是 GitHub 仓库里的提交历史。</w:t>
+              <w:t>测试视频是“测试视频-实验1-计算器.mp4”，2 分 45 秒，按要求以附件形式交到作业系统。前半段演示鼠标完成 12.5 + 3 = 15.5、键盘算 45.6 − 12.3 = 33.3 和 9 × 6 = 54、12345 退格两次、Esc 全部清除；中段是 8 ÷ 0 = 的除零提示和按 C 恢复、2 + 3 + 4 = 9 的连续运算、连按等号 5→8→11、7..8 里第二个小数点被忽略；接着是科学键环节：81 √ 得 9、9 x² 得 81、8 1/x 得 0.125、CE 换数后 12 + 4 = 16，以及键盘 @ 和 q 触发开方与平方；最后一段是 GitHub 仓库里的提交历史。</w:t>
             </w:r>
           </w:p>
           <w:p>
